--- a/downloads/student/ai-6-week-35.docx
+++ b/downloads/student/ai-6-week-35.docx
@@ -777,6 +777,16 @@
     <w:p>
       <w:r>
         <w:t>Approval cannot guarantee zero future faults; retain ownership, monitoring and recovery arrangements.</w:t>
+      </w:r>
+    </w:p>
+    <w:p>
+      <w:r>
+        <w:t>Read the labelled picture: Apply the three mandatory release gates to the recorded results. Why do two passes not outweigh the deletion failure, and what evidence must follow its repair?</w:t>
+      </w:r>
+    </w:p>
+    <w:p>
+      <w:r>
+        <w:t>Change one thing: Every listed deletion location passes new verification. Predict the result before checking the explanation. What remains the same?</w:t>
       </w:r>
     </w:p>
     <w:p>
@@ -1875,6 +1885,187 @@
         <w:t>Attempt the independent case before hints. Record whether you worked alone, used a hint or followed a model. After feedback, fix the first unsupported step and explain why it changed. A later check uses a changed case, not a copied answer.</w:t>
       </w:r>
     </w:p>
+    <w:p>
+      <w:pPr>
+        <w:pStyle w:val="Heading1"/>
+      </w:pPr>
+      <w:r>
+        <w:t>15. Your lesson route</w:t>
+      </w:r>
+    </w:p>
+    <w:p>
+      <w:r>
+        <w:t>Start with this question: Review every mandatory gate. A capstone release needs factual, access and deletion gates to pass.</w:t>
+      </w:r>
+    </w:p>
+    <w:tbl>
+      <w:tblPr>
+        <w:tblStyle w:val="LightShading-Accent1"/>
+        <w:tblW w:type="auto" w:w="0"/>
+        <w:tblLook w:firstColumn="1" w:firstRow="1" w:lastColumn="0" w:lastRow="0" w:noHBand="0" w:noVBand="1" w:val="04A0"/>
+      </w:tblPr>
+      <w:tblGrid>
+        <w:gridCol w:w="5112"/>
+        <w:gridCol w:w="5112"/>
+      </w:tblGrid>
+      <w:tr>
+        <w:trPr>
+          <w:tblHeader/>
+        </w:trPr>
+        <w:tc>
+          <w:tcPr>
+            <w:tcW w:type="dxa" w:w="5112"/>
+          </w:tcPr>
+          <w:p>
+            <w:r>
+              <w:t>By the end, I can</w:t>
+            </w:r>
+          </w:p>
+        </w:tc>
+        <w:tc>
+          <w:tcPr>
+            <w:tcW w:type="dxa" w:w="5112"/>
+          </w:tcPr>
+          <w:p>
+            <w:r>
+              <w:t>How I will show it</w:t>
+            </w:r>
+          </w:p>
+        </w:tc>
+      </w:tr>
+      <w:tr>
+        <w:tc>
+          <w:tcPr>
+            <w:tcW w:type="dxa" w:w="5112"/>
+          </w:tcPr>
+          <w:p>
+            <w:r>
+              <w:t>Explain the mechanism and terminology of capstone release review</w:t>
+            </w:r>
+          </w:p>
+        </w:tc>
+        <w:tc>
+          <w:tcPr>
+            <w:tcW w:type="dxa" w:w="5112"/>
+          </w:tcPr>
+          <w:p>
+            <w:r>
+              <w:t>Explain the deciding step, show a trace or test, and state one limit.</w:t>
+            </w:r>
+          </w:p>
+        </w:tc>
+      </w:tr>
+      <w:tr>
+        <w:tc>
+          <w:tcPr>
+            <w:tcW w:type="dxa" w:w="5112"/>
+          </w:tcPr>
+          <w:p>
+            <w:r>
+              <w:t>Apply the stated procedure to a new case with a traceable result</w:t>
+            </w:r>
+          </w:p>
+        </w:tc>
+        <w:tc>
+          <w:tcPr>
+            <w:tcW w:type="dxa" w:w="5112"/>
+          </w:tcPr>
+          <w:p>
+            <w:r>
+              <w:t>Explain the deciding step, show a trace or test, and state one limit.</w:t>
+            </w:r>
+          </w:p>
+        </w:tc>
+      </w:tr>
+      <w:tr>
+        <w:tc>
+          <w:tcPr>
+            <w:tcW w:type="dxa" w:w="5112"/>
+          </w:tcPr>
+          <w:p>
+            <w:r>
+              <w:t>Identify an assumption or limitation and design a revealing follow-up</w:t>
+            </w:r>
+          </w:p>
+        </w:tc>
+        <w:tc>
+          <w:tcPr>
+            <w:tcW w:type="dxa" w:w="5112"/>
+          </w:tcPr>
+          <w:p>
+            <w:r>
+              <w:t>Explain the deciding step, show a trace or test, and state one limit.</w:t>
+            </w:r>
+          </w:p>
+        </w:tc>
+      </w:tr>
+    </w:tbl>
+    <w:p>
+      <w:r>
+        <w:t>Remember → watch and explain → try with help → investigate → try independently → keep project evidence. Your teacher may spread this lesson across several classes.</w:t>
+      </w:r>
+    </w:p>
+    <w:p>
+      <w:r>
+        <w:t>Keep your first prediction. Compare it with what the evidence shows and explain any change.</w:t>
+      </w:r>
+    </w:p>
+    <w:p>
+      <w:pPr>
+        <w:pStyle w:val="Heading1"/>
+      </w:pPr>
+      <w:r>
+        <w:t>16. Finish and return</w:t>
+      </w:r>
+    </w:p>
+    <w:p>
+      <w:r>
+        <w:t>Close your notes. Explain this goal in your own words: Explain the mechanism and terminology of capstone release review</w:t>
+      </w:r>
+    </w:p>
+    <w:p>
+      <w:pPr>
+        <w:pStyle w:val="Heading3"/>
+      </w:pPr>
+      <w:r>
+        <w:t>My deciding step, evidence and one remaining question</w:t>
+      </w:r>
+    </w:p>
+    <w:p>
+      <w:r>
+        <w:t>________________________________________________________________</w:t>
+      </w:r>
+    </w:p>
+    <w:p>
+      <w:r>
+        <w:t>________________________________________________________________</w:t>
+      </w:r>
+    </w:p>
+    <w:p>
+      <w:r>
+        <w:t>________________________________________________________________</w:t>
+      </w:r>
+    </w:p>
+    <w:p>
+      <w:r>
+        <w:t>________________________________________________________________</w:t>
+      </w:r>
+    </w:p>
+    <w:p>
+      <w:r>
+        <w:t>________________________________________________________________</w:t>
+      </w:r>
+    </w:p>
+    <w:p>
+      <w:r>
+        <w:t>If you are unsure, return to the worked picture and explain one arrow. If you are ready, change an input or assumption and justify your prediction.</w:t>
+      </w:r>
+    </w:p>
+    <w:p>
+      <w:r>
+        <w:t>Save your workbook evidence. At the next review, try a different case before opening your old answer.</w:t>
+      </w:r>
+    </w:p>
     <w:sectPr>
       <w:pgSz w:w="12240" w:h="15840"/>
       <w:pgMar w:top="936" w:right="1008" w:bottom="936" w:left="1008" w:header="720" w:footer="720" w:gutter="0"/>

--- a/downloads/student/ai-6-week-35.docx
+++ b/downloads/student/ai-6-week-35.docx
@@ -2066,6 +2066,202 @@
         <w:t>Save your workbook evidence. At the next review, try a different case before opening your old answer.</w:t>
       </w:r>
     </w:p>
+    <w:p>
+      <w:pPr>
+        <w:pStyle w:val="Heading1"/>
+      </w:pPr>
+      <w:r>
+        <w:t>17. Supported practice, repair and portfolio</w:t>
+      </w:r>
+    </w:p>
+    <w:p>
+      <w:r>
+        <w:t>Use this supported practice once, in the browser or on paper. Keep the reserved independent assessment for a separate first attempt before teacher feedback.</w:t>
+      </w:r>
+    </w:p>
+    <w:p>
+      <w:r>
+        <w:t>Review every mandatory gate. A capstone release needs factual, access and deletion gates to pass.</w:t>
+      </w:r>
+    </w:p>
+    <w:p>
+      <w:pPr>
+        <w:pStyle w:val="Heading3"/>
+      </w:pPr>
+      <w:r>
+        <w:t>Practice 1: explain the deciding evidence</w:t>
+      </w:r>
+    </w:p>
+    <w:p>
+      <w:r>
+        <w:t>Which labelled step matches this detail? Remove the listed copy and verify it before a fresh review.</w:t>
+      </w:r>
+    </w:p>
+    <w:p>
+      <w:r>
+        <w:t>1. List evidence</w:t>
+      </w:r>
+    </w:p>
+    <w:p>
+      <w:r>
+        <w:t>2. Specify repair</w:t>
+      </w:r>
+    </w:p>
+    <w:p>
+      <w:r>
+        <w:t>3. Apply decision rule</w:t>
+      </w:r>
+    </w:p>
+    <w:p>
+      <w:pPr>
+        <w:pStyle w:val="Heading3"/>
+      </w:pPr>
+      <w:r>
+        <w:t>My selected conclusion, deciding fact and explanation</w:t>
+      </w:r>
+    </w:p>
+    <w:p>
+      <w:r>
+        <w:t>________________________________________________________________</w:t>
+      </w:r>
+    </w:p>
+    <w:p>
+      <w:r>
+        <w:t>________________________________________________________________</w:t>
+      </w:r>
+    </w:p>
+    <w:p>
+      <w:r>
+        <w:t>________________________________________________________________</w:t>
+      </w:r>
+    </w:p>
+    <w:p>
+      <w:r>
+        <w:t>________________________________________________________________</w:t>
+      </w:r>
+    </w:p>
+    <w:p>
+      <w:r>
+        <w:t>________________________________________________________________</w:t>
+      </w:r>
+    </w:p>
+    <w:p>
+      <w:r>
+        <w:t>Hint if needed: Read the steps in the pictorial case. Match the supplied detail to the stage that performs or records it.</w:t>
+      </w:r>
+    </w:p>
+    <w:p>
+      <w:r>
+        <w:t>After your attempt, compare with the supported explanation: Specify repair Remove the listed copy and verify it before a fresh review. Release review applies explicit conditions to a specific candidate version. Completed coding is not evidence that all operational obligations are satisfied.</w:t>
+      </w:r>
+    </w:p>
+    <w:p>
+      <w:pPr>
+        <w:pStyle w:val="Heading3"/>
+      </w:pPr>
+      <w:r>
+        <w:t>Practice 2: explain the deciding evidence</w:t>
+      </w:r>
+    </w:p>
+    <w:p>
+      <w:r>
+        <w:t>Changed-case practice: Every listed deletion location passes new verification. Which conclusion is supported by the supplied facts?</w:t>
+      </w:r>
+    </w:p>
+    <w:p>
+      <w:r>
+        <w:t>1. This one example guarantees correct results for every future input.</w:t>
+      </w:r>
+    </w:p>
+    <w:p>
+      <w:r>
+        <w:t>2. We can decide the result without examining the changed input or the procedure.</w:t>
+      </w:r>
+    </w:p>
+    <w:p>
+      <w:r>
+        <w:t>3. That gate can pass; review the complete current evidence before approving release.</w:t>
+      </w:r>
+    </w:p>
+    <w:p>
+      <w:pPr>
+        <w:pStyle w:val="Heading3"/>
+      </w:pPr>
+      <w:r>
+        <w:t>My selected conclusion, deciding fact and explanation</w:t>
+      </w:r>
+    </w:p>
+    <w:p>
+      <w:r>
+        <w:t>________________________________________________________________</w:t>
+      </w:r>
+    </w:p>
+    <w:p>
+      <w:r>
+        <w:t>________________________________________________________________</w:t>
+      </w:r>
+    </w:p>
+    <w:p>
+      <w:r>
+        <w:t>________________________________________________________________</w:t>
+      </w:r>
+    </w:p>
+    <w:p>
+      <w:r>
+        <w:t>________________________________________________________________</w:t>
+      </w:r>
+    </w:p>
+    <w:p>
+      <w:r>
+        <w:t>________________________________________________________________</w:t>
+      </w:r>
+    </w:p>
+    <w:p>
+      <w:r>
+        <w:t>Hint if needed: Use the changed condition and the deciding step in the pictorial trace. The answer must say what follows from those facts.</w:t>
+      </w:r>
+    </w:p>
+    <w:p>
+      <w:r>
+        <w:t>After your attempt, compare with the supported explanation: That gate can pass; review the complete current evidence before approving release. One repaired gate does not automatically refresh evidence for every other gate.</w:t>
+      </w:r>
+    </w:p>
+    <w:p>
+      <w:pPr>
+        <w:pStyle w:val="Heading3"/>
+      </w:pPr>
+      <w:r>
+        <w:t>Repair a missing building block</w:t>
+      </w:r>
+    </w:p>
+    <w:p>
+      <w:r>
+        <w:t>Review Capstone failure testing (ai-6/34). Goal: Explain the mechanism and terminology of capstone failure testing. Short practice: Explain why retrieval success permits the checked 15:00 fallback when drafting fails. What changes if retrieval fails too, and why can a template not fill that evidence gap?. Return to this week and explain what you changed.</w:t>
+      </w:r>
+    </w:p>
+    <w:p>
+      <w:r>
+        <w:t>Review Documentation and operational readiness (ai-6/32). Goal: Explain the mechanism and terminology of documentation and operational readiness. Short practice: Match SOURCE_UNAVAILABLE to its safe check and escalation owner. What is lost when the maintainer route is removed, even if the diagnostic instructions stay readable?. Return to this week and explain what you changed.</w:t>
+      </w:r>
+    </w:p>
+    <w:p>
+      <w:r>
+        <w:t>Review Performance and cost experiments (ai-6/29). Goal: Explain the mechanism and terminology of performance and cost experiments. Short practice: Calculate per-case seconds and cost units for A and B. Which meets a budget of at most 2 cost units per case, and what speed trade-off does that choice make?. Return to this week and explain what you changed.</w:t>
+      </w:r>
+    </w:p>
+    <w:p>
+      <w:pPr>
+        <w:pStyle w:val="Heading3"/>
+      </w:pPr>
+      <w:r>
+        <w:t>Keep your completed work</w:t>
+      </w:r>
+    </w:p>
+    <w:p>
+      <w:r>
+        <w:t>Use Download completed work in the hosted lesson to export your answers, reflections, practice feedback and code-run evidence. Open the HTML copy to read or print it. Drafts stay in this browser when storage is available; clear drafts on a shared device.</w:t>
+      </w:r>
+    </w:p>
     <w:sectPr>
       <w:pgSz w:w="12240" w:h="15840"/>
       <w:pgMar w:top="936" w:right="1008" w:bottom="936" w:left="1008" w:header="720" w:footer="720" w:gutter="0"/>

--- a/downloads/student/ai-6-week-35.docx
+++ b/downloads/student/ai-6-week-35.docx
@@ -42,6 +42,11 @@
       </w:r>
     </w:p>
     <w:p>
+      <w:r>
+        <w:t>Start with the target: Explain the mechanism and terminology of capstone release review. Try the recall before opening notes.</w:t>
+      </w:r>
+    </w:p>
+    <w:p>
       <w:pPr>
         <w:pStyle w:val="Heading3"/>
       </w:pPr>
@@ -50,17 +55,59 @@
       </w:r>
     </w:p>
     <w:p>
-      <w:r>
-        <w:t>I can explain the mechanism and terminology of capstone release review.</w:t>
-      </w:r>
-    </w:p>
-    <w:p>
-      <w:r>
+      <w:pPr>
+        <w:spacing w:line="336" w:lineRule="auto" w:after="180"/>
+      </w:pPr>
+      <w:r>
+        <w:rPr>
+          <w:b w:val="0"/>
+        </w:rPr>
+        <w:t xml:space="preserve">I can explain the </w:t>
+      </w:r>
+      <w:r>
+        <w:rPr>
+          <w:b/>
+        </w:rPr>
+        <w:t>mechanism</w:t>
+      </w:r>
+      <w:r>
+        <w:rPr>
+          <w:b w:val="0"/>
+        </w:rPr>
+        <w:t xml:space="preserve"> and terminology of capstone </w:t>
+      </w:r>
+      <w:r>
+        <w:rPr>
+          <w:b/>
+        </w:rPr>
+        <w:t>release review</w:t>
+      </w:r>
+      <w:r>
+        <w:rPr>
+          <w:b w:val="0"/>
+        </w:rPr>
+        <w:t>.</w:t>
+      </w:r>
+    </w:p>
+    <w:p>
+      <w:pPr>
+        <w:spacing w:line="336" w:lineRule="auto" w:after="180"/>
+      </w:pPr>
+      <w:r>
+        <w:rPr>
+          <w:b w:val="0"/>
+        </w:rPr>
         <w:t>I can apply the stated procedure to a new case with a traceable result.</w:t>
       </w:r>
     </w:p>
     <w:p>
-      <w:r>
+      <w:pPr>
+        <w:spacing w:line="336" w:lineRule="auto" w:after="180"/>
+      </w:pPr>
+      <w:r>
+        <w:rPr>
+          <w:b w:val="0"/>
+        </w:rPr>
         <w:t>I can identify an assumption or limitation and design a revealing follow-up.</w:t>
       </w:r>
     </w:p>
@@ -73,47 +120,131 @@
       </w:r>
     </w:p>
     <w:p>
-      <w:r>
+      <w:pPr>
+        <w:spacing w:line="336" w:lineRule="auto" w:after="180"/>
+      </w:pPr>
+      <w:r>
+        <w:rPr>
+          <w:b w:val="0"/>
+        </w:rPr>
         <w:t>Close your notes first. A rough first answer helps us choose the right starting point; it is not a score for your ability.</w:t>
       </w:r>
     </w:p>
     <w:p>
-      <w:r>
+      <w:pPr>
+        <w:spacing w:line="336" w:lineRule="auto" w:after="180"/>
+      </w:pPr>
+      <w:r>
+        <w:rPr>
+          <w:b w:val="0"/>
+        </w:rPr>
         <w:t>Without opening the old lesson, explain one key idea from Capstone failure testing. Give an example and a mistake that the idea helps you avoid.</w:t>
       </w:r>
     </w:p>
     <w:p>
-      <w:r>
+      <w:pPr>
+        <w:spacing w:line="336" w:lineRule="auto" w:after="180"/>
+      </w:pPr>
+      <w:r>
+        <w:rPr>
+          <w:b w:val="0"/>
+        </w:rPr>
         <w:t>Without opening the old lesson, explain one key idea from Documentation and operational readiness. Give an example and a mistake that the idea helps you avoid.</w:t>
       </w:r>
     </w:p>
     <w:p>
-      <w:r>
+      <w:pPr>
+        <w:spacing w:line="336" w:lineRule="auto" w:after="180"/>
+      </w:pPr>
+      <w:r>
+        <w:rPr>
+          <w:b w:val="0"/>
+        </w:rPr>
         <w:t>Without opening the old lesson, explain one key idea from Performance and cost experiments. Give an example and a mistake that the idea helps you avoid.</w:t>
       </w:r>
     </w:p>
     <w:p>
-      <w:r>
-        <w:t>After trying, check the relevant lesson or ask your teacher. Change the part of your explanation that the evidence shows was wrong.</w:t>
-      </w:r>
-    </w:p>
-    <w:p>
-      <w:r>
+      <w:pPr>
+        <w:spacing w:line="336" w:lineRule="auto" w:after="180"/>
+      </w:pPr>
+      <w:r>
+        <w:rPr>
+          <w:b w:val="0"/>
+        </w:rPr>
+        <w:t xml:space="preserve">After trying, check the relevant lesson or ask your teacher. Change the part of your explanation that the </w:t>
+      </w:r>
+      <w:r>
+        <w:rPr>
+          <w:b/>
+        </w:rPr>
+        <w:t>evidence</w:t>
+      </w:r>
+      <w:r>
+        <w:rPr>
+          <w:b w:val="0"/>
+        </w:rPr>
+        <w:t xml:space="preserve"> shows was wrong.</w:t>
+      </w:r>
+    </w:p>
+    <w:p>
+      <w:pPr>
+        <w:spacing w:line="336" w:lineRule="auto" w:after="180"/>
+      </w:pPr>
+      <w:r>
+        <w:rPr>
+          <w:b w:val="0"/>
+        </w:rPr>
         <w:t>This week you will practise:</w:t>
       </w:r>
     </w:p>
     <w:p>
-      <w:r>
-        <w:t>Explain the mechanism and terminology of capstone release review</w:t>
-      </w:r>
-    </w:p>
-    <w:p>
-      <w:r>
+      <w:pPr>
+        <w:spacing w:line="336" w:lineRule="auto" w:after="180"/>
+      </w:pPr>
+      <w:r>
+        <w:rPr>
+          <w:b w:val="0"/>
+        </w:rPr>
+        <w:t xml:space="preserve">Explain the </w:t>
+      </w:r>
+      <w:r>
+        <w:rPr>
+          <w:b/>
+        </w:rPr>
+        <w:t>mechanism</w:t>
+      </w:r>
+      <w:r>
+        <w:rPr>
+          <w:b w:val="0"/>
+        </w:rPr>
+        <w:t xml:space="preserve"> and terminology of capstone </w:t>
+      </w:r>
+      <w:r>
+        <w:rPr>
+          <w:b/>
+        </w:rPr>
+        <w:t>release review</w:t>
+      </w:r>
+    </w:p>
+    <w:p>
+      <w:pPr>
+        <w:spacing w:line="336" w:lineRule="auto" w:after="180"/>
+      </w:pPr>
+      <w:r>
+        <w:rPr>
+          <w:b w:val="0"/>
+        </w:rPr>
         <w:t>Apply the stated procedure to a new case with a traceable result</w:t>
       </w:r>
     </w:p>
     <w:p>
-      <w:r>
+      <w:pPr>
+        <w:spacing w:line="336" w:lineRule="auto" w:after="180"/>
+      </w:pPr>
+      <w:r>
+        <w:rPr>
+          <w:b w:val="0"/>
+        </w:rPr>
         <w:t>Identify an assumption or limitation and design a revealing follow-up</w:t>
       </w:r>
     </w:p>
@@ -126,8 +257,38 @@
       </w:r>
     </w:p>
     <w:p>
-      <w:r>
-        <w:t>Recall Capstone failure testing. Explain why a recorded result needs its input conditions and evidence source before it can support a claim.</w:t>
+      <w:pPr>
+        <w:spacing w:line="336" w:lineRule="auto" w:after="180"/>
+      </w:pPr>
+      <w:r>
+        <w:rPr>
+          <w:b w:val="0"/>
+        </w:rPr>
+        <w:t xml:space="preserve">Recall Capstone failure testing. Explain why a recorded result needs its </w:t>
+      </w:r>
+      <w:r>
+        <w:rPr>
+          <w:b/>
+        </w:rPr>
+        <w:t>input</w:t>
+      </w:r>
+      <w:r>
+        <w:rPr>
+          <w:b w:val="0"/>
+        </w:rPr>
+        <w:t xml:space="preserve"> conditions and </w:t>
+      </w:r>
+      <w:r>
+        <w:rPr>
+          <w:b/>
+        </w:rPr>
+        <w:t>evidence</w:t>
+      </w:r>
+      <w:r>
+        <w:rPr>
+          <w:b w:val="0"/>
+        </w:rPr>
+        <w:t xml:space="preserve"> source before it can support a claim.</w:t>
       </w:r>
     </w:p>
     <w:p>
@@ -162,8 +323,26 @@
       </w:r>
     </w:p>
     <w:p>
-      <w:r>
-        <w:t>Explain capstone release review using the deciding step in this fictional service.</w:t>
+      <w:pPr>
+        <w:spacing w:line="336" w:lineRule="auto" w:after="180"/>
+      </w:pPr>
+      <w:r>
+        <w:rPr>
+          <w:b w:val="0"/>
+        </w:rPr>
+        <w:t xml:space="preserve">Explain capstone </w:t>
+      </w:r>
+      <w:r>
+        <w:rPr>
+          <w:b/>
+        </w:rPr>
+        <w:t>release review</w:t>
+      </w:r>
+      <w:r>
+        <w:rPr>
+          <w:b w:val="0"/>
+        </w:rPr>
+        <w:t xml:space="preserve"> using the deciding step in this fictional service.</w:t>
       </w:r>
     </w:p>
     <w:p>
@@ -176,12 +355,58 @@
     </w:p>
     <w:p>
       <w:r>
-        <w:t>Release review combines correctness, access, failure recovery and operational readiness. Critical gates can block release independently of an average score.</w:t>
-      </w:r>
-    </w:p>
-    <w:p>
-      <w:r>
-        <w:t>Begin by writing the question the procedure is intended to answer. Identify the information already supplied, the information it will produce and the information still missing. These are constructed classroom examples; they do not require live accounts, private records or an external service. Do not treat a plausible explanation as a measured outcome.</w:t>
+        <w:t>Investigate the supplied Capstone release review case. Separate observations, given facts and assumptions before choosing an explanation.</w:t>
+      </w:r>
+    </w:p>
+    <w:p>
+      <w:pPr>
+        <w:spacing w:line="336" w:lineRule="auto" w:after="180"/>
+      </w:pPr>
+      <w:r>
+        <w:rPr>
+          <w:b/>
+        </w:rPr>
+        <w:t>Release review</w:t>
+      </w:r>
+      <w:r>
+        <w:rPr>
+          <w:b w:val="0"/>
+        </w:rPr>
+        <w:t xml:space="preserve"> combines correctness, access, failure recovery and operational readiness. </w:t>
+      </w:r>
+      <w:r>
+        <w:rPr>
+          <w:b/>
+        </w:rPr>
+        <w:t>Critical gate</w:t>
+      </w:r>
+      <w:r>
+        <w:rPr>
+          <w:b w:val="0"/>
+        </w:rPr>
+        <w:t>s can block release independently of an average score.</w:t>
+      </w:r>
+    </w:p>
+    <w:p>
+      <w:pPr>
+        <w:spacing w:line="336" w:lineRule="auto" w:after="180"/>
+      </w:pPr>
+      <w:r>
+        <w:rPr>
+          <w:b w:val="0"/>
+        </w:rPr>
+        <w:t>Begin by writing the question the procedure is intended to answer. Identify the information already supplied, the information it will produce and the information still missing.</w:t>
+      </w:r>
+    </w:p>
+    <w:p>
+      <w:pPr>
+        <w:spacing w:line="336" w:lineRule="auto" w:after="180"/>
+      </w:pPr>
+      <w:r>
+        <w:rPr>
+          <w:b w:val="0"/>
+        </w:rPr>
+        <w:t>These are constructed classroom examples; they do not require live accounts, private records or an external service. Do not treat a plausible explanation as a measured outcome.</w:t>
       </w:r>
     </w:p>
     <w:p>
@@ -217,7 +442,42 @@
     </w:p>
     <w:p>
       <w:r>
-        <w:t>Toy release requires all access tests, no unauthorised effects, at least90% ordinary-case pass and a compatible rollback rehearsal. Record each gate separately with versioned evidence.</w:t>
+        <w:t>Follow the mechanism for Capstone release review. Connect each labelled input, deciding step and result.</w:t>
+      </w:r>
+    </w:p>
+    <w:p>
+      <w:pPr>
+        <w:spacing w:line="336" w:lineRule="auto" w:after="180"/>
+      </w:pPr>
+      <w:r>
+        <w:rPr>
+          <w:b w:val="0"/>
+        </w:rPr>
+        <w:t xml:space="preserve">Toy release requires all access tests, no unauthorised effects, at least90% ordinary-case pass and a compatible </w:t>
+      </w:r>
+      <w:r>
+        <w:rPr>
+          <w:b/>
+        </w:rPr>
+        <w:t>rollback rehearsal</w:t>
+      </w:r>
+      <w:r>
+        <w:rPr>
+          <w:b w:val="0"/>
+        </w:rPr>
+        <w:t xml:space="preserve">. Record each gate separately with versioned </w:t>
+      </w:r>
+      <w:r>
+        <w:rPr>
+          <w:b/>
+        </w:rPr>
+        <w:t>evidence</w:t>
+      </w:r>
+      <w:r>
+        <w:rPr>
+          <w:b w:val="0"/>
+        </w:rPr>
+        <w:t>.</w:t>
       </w:r>
     </w:p>
     <w:p>
@@ -313,8 +573,49 @@
       </w:r>
     </w:p>
     <w:p>
-      <w:r>
-        <w:t>Before applying the procedure, write its units, denominator or decision boundary where relevant. A partner should be able to repeat each step using the same inputs. If a required input is absent or violates the stated contract, record that condition explicitly instead of quietly replacing it with a convenient value.</w:t>
+      <w:pPr>
+        <w:spacing w:line="336" w:lineRule="auto" w:after="180"/>
+      </w:pPr>
+      <w:r>
+        <w:rPr>
+          <w:b w:val="0"/>
+        </w:rPr>
+        <w:t xml:space="preserve">Before applying the procedure, write its units, denominator or decision boundary where relevant. A partner should be able to repeat each step using the same </w:t>
+      </w:r>
+      <w:r>
+        <w:rPr>
+          <w:b/>
+        </w:rPr>
+        <w:t>input</w:t>
+      </w:r>
+      <w:r>
+        <w:rPr>
+          <w:b w:val="0"/>
+        </w:rPr>
+        <w:t>s.</w:t>
+      </w:r>
+    </w:p>
+    <w:p>
+      <w:pPr>
+        <w:spacing w:line="336" w:lineRule="auto" w:after="180"/>
+      </w:pPr>
+      <w:r>
+        <w:rPr>
+          <w:b w:val="0"/>
+        </w:rPr>
+        <w:t xml:space="preserve">If a required </w:t>
+      </w:r>
+      <w:r>
+        <w:rPr>
+          <w:b/>
+        </w:rPr>
+        <w:t>input</w:t>
+      </w:r>
+      <w:r>
+        <w:rPr>
+          <w:b w:val="0"/>
+        </w:rPr>
+        <w:t xml:space="preserve"> is absent or violates the stated contract, record that condition explicitly instead of quietly replacing it with a convenient value.</w:t>
       </w:r>
     </w:p>
     <w:p>
@@ -326,8 +627,26 @@
       </w:r>
     </w:p>
     <w:p>
-      <w:r>
-        <w:t>Point to the input, the deciding step and the result in this week’s visual. Explain the same step in ordinary words. A picture helps when you can say what each part represents.</w:t>
+      <w:pPr>
+        <w:spacing w:line="336" w:lineRule="auto" w:after="180"/>
+      </w:pPr>
+      <w:r>
+        <w:rPr>
+          <w:b w:val="0"/>
+        </w:rPr>
+        <w:t xml:space="preserve">Point to the </w:t>
+      </w:r>
+      <w:r>
+        <w:rPr>
+          <w:b/>
+        </w:rPr>
+        <w:t>input</w:t>
+      </w:r>
+      <w:r>
+        <w:rPr>
+          <w:b w:val="0"/>
+        </w:rPr>
+        <w:t>, the deciding step and the result in this week’s visual. Explain the same step in ordinary words. A picture helps when you can say what each part represents.</w:t>
       </w:r>
     </w:p>
     <w:p>
@@ -339,6 +658,11 @@
       </w:r>
     </w:p>
     <w:p>
+      <w:r>
+        <w:t>Compare the supplied cases for Capstone release review. Identify the detail that changes the conclusion.</w:t>
+      </w:r>
+    </w:p>
+    <w:p>
       <w:pPr>
         <w:pStyle w:val="Heading3"/>
       </w:pPr>
@@ -347,7 +671,13 @@
       </w:r>
     </w:p>
     <w:p>
-      <w:r>
+      <w:pPr>
+        <w:spacing w:line="336" w:lineRule="auto" w:after="180"/>
+      </w:pPr>
+      <w:r>
+        <w:rPr>
+          <w:b w:val="0"/>
+        </w:rPr>
         <w:t>Ordinary cases18/20 pass; access all pass; no effects; rollback not tested. Show the intermediate steps and give the conclusion with its scope.</w:t>
       </w:r>
     </w:p>
@@ -393,18 +723,93 @@
       </w:r>
     </w:p>
     <w:p>
-      <w:r>
+      <w:pPr>
+        <w:pStyle w:val="Heading3"/>
+      </w:pPr>
+      <w:r>
+        <w:t>Change one thing</w:t>
+      </w:r>
+    </w:p>
+    <w:p>
+      <w:pPr>
+        <w:spacing w:line="336" w:lineRule="auto" w:after="180"/>
+        <w:shd w:fill="F5F1FB"/>
+      </w:pPr>
+      <w:r>
+        <w:rPr>
+          <w:b w:val="0"/>
+        </w:rPr>
         <w:t>Change: Every listed deletion location passes new verification.</w:t>
       </w:r>
     </w:p>
     <w:p>
-      <w:r>
-        <w:t>Prediction: That gate can pass; review the complete current evidence before approving release.</w:t>
-      </w:r>
-    </w:p>
-    <w:p>
-      <w:r>
-        <w:t>Reason: One repaired gate does not automatically refresh evidence for every other gate.</w:t>
+      <w:pPr>
+        <w:pStyle w:val="Heading3"/>
+      </w:pPr>
+      <w:r>
+        <w:t>Predicted result</w:t>
+      </w:r>
+    </w:p>
+    <w:p>
+      <w:pPr>
+        <w:spacing w:line="336" w:lineRule="auto" w:after="180"/>
+        <w:shd w:fill="F1F6FC"/>
+      </w:pPr>
+      <w:r>
+        <w:rPr>
+          <w:b/>
+        </w:rPr>
+        <w:t>Prediction</w:t>
+      </w:r>
+      <w:r>
+        <w:rPr>
+          <w:b w:val="0"/>
+        </w:rPr>
+        <w:t xml:space="preserve">: That gate can pass; review the complete current </w:t>
+      </w:r>
+      <w:r>
+        <w:rPr>
+          <w:b/>
+        </w:rPr>
+        <w:t>evidence</w:t>
+      </w:r>
+      <w:r>
+        <w:rPr>
+          <w:b w:val="0"/>
+        </w:rPr>
+        <w:t xml:space="preserve"> before approving release.</w:t>
+      </w:r>
+    </w:p>
+    <w:p>
+      <w:pPr>
+        <w:pStyle w:val="Heading3"/>
+      </w:pPr>
+      <w:r>
+        <w:t>Why the result follows</w:t>
+      </w:r>
+    </w:p>
+    <w:p>
+      <w:pPr>
+        <w:spacing w:line="336" w:lineRule="auto" w:after="180"/>
+        <w:shd w:fill="F1F6FC"/>
+      </w:pPr>
+      <w:r>
+        <w:rPr>
+          <w:b w:val="0"/>
+        </w:rPr>
+        <w:t xml:space="preserve">Reason: One repaired gate does not automatically refresh </w:t>
+      </w:r>
+      <w:r>
+        <w:rPr>
+          <w:b/>
+        </w:rPr>
+        <w:t>evidence</w:t>
+      </w:r>
+      <w:r>
+        <w:rPr>
+          <w:b w:val="0"/>
+        </w:rPr>
+        <w:t xml:space="preserve"> for every other gate.</w:t>
       </w:r>
     </w:p>
     <w:p>
@@ -413,6 +818,11 @@
       </w:pPr>
       <w:r>
         <w:t>05. Words that unlock the idea</w:t>
+      </w:r>
+    </w:p>
+    <w:p>
+      <w:r>
+        <w:t>Use the vocabulary of Capstone release review to explain a concrete decision, rather than only memorising definitions.</w:t>
       </w:r>
     </w:p>
     <w:tbl>
@@ -550,17 +960,41 @@
     </w:p>
     <w:p>
       <w:r>
+        <w:t>Follow the worked trace for Capstone release review, predict a step, then compare with its explanation.</w:t>
+      </w:r>
+    </w:p>
+    <w:p>
+      <w:pPr>
+        <w:spacing w:line="336" w:lineRule="auto" w:after="180"/>
+      </w:pPr>
+      <w:r>
+        <w:rPr>
+          <w:b w:val="0"/>
+        </w:rPr>
         <w:t>Ordinary cases18/20 pass; access all pass; no effects; rollback not tested.</w:t>
       </w:r>
     </w:p>
     <w:p>
-      <w:r>
-        <w:t>90% ordinary threshold met but rollback evidence missing, so release is not ready. Absence of a failure report is not a passed rehearsal.</w:t>
-      </w:r>
-    </w:p>
-    <w:p>
-      <w:r>
-        <w:t>Compare the intermediate evidence with the final statement. Explain why each number or decision follows from the stated inputs. The conclusion belongs to this scenario and procedure; changing the inputs, evaluation population or authority can change what it establishes. Retain the raw record so a later revision can be compared honestly.</w:t>
+      <w:pPr>
+        <w:spacing w:line="336" w:lineRule="auto" w:after="180"/>
+      </w:pPr>
+      <w:r>
+        <w:rPr>
+          <w:b w:val="0"/>
+        </w:rPr>
+        <w:t xml:space="preserve">90% ordinary threshold met but rollback </w:t>
+      </w:r>
+      <w:r>
+        <w:rPr>
+          <w:b/>
+        </w:rPr>
+        <w:t>evidence</w:t>
+      </w:r>
+      <w:r>
+        <w:rPr>
+          <w:b w:val="0"/>
+        </w:rPr>
+        <w:t xml:space="preserve"> missing, so release is not ready. Absence of a failure report is not a passed rehearsal.</w:t>
       </w:r>
     </w:p>
     <w:p>
@@ -568,11 +1002,85 @@
         <w:pStyle w:val="Heading3"/>
       </w:pPr>
       <w:r>
+        <w:t>Worked explanation · Capstone release review</w:t>
+      </w:r>
+    </w:p>
+    <w:p>
+      <w:pPr>
+        <w:spacing w:line="336" w:lineRule="auto" w:after="180"/>
+        <w:shd w:fill="F1F6FC"/>
+      </w:pPr>
+      <w:r>
+        <w:rPr>
+          <w:b w:val="0"/>
+        </w:rPr>
+        <w:t xml:space="preserve">Compare the intermediate </w:t>
+      </w:r>
+      <w:r>
+        <w:rPr>
+          <w:b/>
+        </w:rPr>
+        <w:t>evidence</w:t>
+      </w:r>
+      <w:r>
+        <w:rPr>
+          <w:b w:val="0"/>
+        </w:rPr>
+        <w:t xml:space="preserve"> with the final statement. Explain why each number or decision follows from the stated </w:t>
+      </w:r>
+      <w:r>
+        <w:rPr>
+          <w:b/>
+        </w:rPr>
+        <w:t>input</w:t>
+      </w:r>
+      <w:r>
+        <w:rPr>
+          <w:b w:val="0"/>
+        </w:rPr>
+        <w:t>s.</w:t>
+      </w:r>
+    </w:p>
+    <w:p>
+      <w:pPr>
+        <w:spacing w:line="336" w:lineRule="auto" w:after="180"/>
+        <w:shd w:fill="F1F6FC"/>
+      </w:pPr>
+      <w:r>
+        <w:rPr>
+          <w:b w:val="0"/>
+        </w:rPr>
+        <w:t xml:space="preserve">The conclusion belongs to this scenario and procedure; changing the </w:t>
+      </w:r>
+      <w:r>
+        <w:rPr>
+          <w:b/>
+        </w:rPr>
+        <w:t>input</w:t>
+      </w:r>
+      <w:r>
+        <w:rPr>
+          <w:b w:val="0"/>
+        </w:rPr>
+        <w:t>s, evaluation population or authority can change what it establishes. Retain the raw record so a later revision can be compared honestly.</w:t>
+      </w:r>
+    </w:p>
+    <w:p>
+      <w:pPr>
+        <w:pStyle w:val="Heading3"/>
+      </w:pPr>
+      <w:r>
         <w:t>Learn from the worked case</w:t>
       </w:r>
     </w:p>
     <w:p>
-      <w:r>
+      <w:pPr>
+        <w:spacing w:line="336" w:lineRule="auto" w:after="180"/>
+      </w:pPr>
+      <w:r>
+        <w:rPr>
+          <w:b w:val="0"/>
+        </w:rPr>
         <w:t>Cover the result before checking it. Say what is given, choose the procedure, and follow one step at a time. Then uncover the result and explain your first mismatch. Ask why a step is allowed, not only what number it produces.</w:t>
       </w:r>
     </w:p>
@@ -585,7 +1093,13 @@
       </w:r>
     </w:p>
     <w:p>
-      <w:r>
+      <w:pPr>
+        <w:spacing w:line="336" w:lineRule="auto" w:after="180"/>
+      </w:pPr>
+      <w:r>
+        <w:rPr>
+          <w:b w:val="0"/>
+        </w:rPr>
         <w:t>Review every mandatory gate. A capstone release needs factual, access and deletion gates to pass.</w:t>
       </w:r>
     </w:p>
@@ -598,7 +1112,22 @@
       </w:r>
     </w:p>
     <w:p>
-      <w:r>
+      <w:pPr>
+        <w:pStyle w:val="Heading3"/>
+      </w:pPr>
+      <w:r>
+        <w:t>Supplied facts</w:t>
+      </w:r>
+    </w:p>
+    <w:p>
+      <w:pPr>
+        <w:spacing w:line="336" w:lineRule="auto" w:after="180"/>
+        <w:shd w:fill="F1F6FC"/>
+      </w:pPr>
+      <w:r>
+        <w:rPr>
+          <w:b w:val="0"/>
+        </w:rPr>
         <w:t>Factual and access checks pass. Deletion fails because a listed backup remains. All three gates are mandatory.</w:t>
       </w:r>
     </w:p>
@@ -762,30 +1291,120 @@
       </w:r>
     </w:p>
     <w:p>
-      <w:r>
-        <w:t>Release review applies explicit conditions to a specific candidate version. Completed coding is not evidence that all operational obligations are satisfied.</w:t>
-      </w:r>
-    </w:p>
-    <w:p>
       <w:pPr>
         <w:pStyle w:val="Heading3"/>
       </w:pPr>
       <w:r>
+        <w:t>Why the result follows</w:t>
+      </w:r>
+    </w:p>
+    <w:p>
+      <w:pPr>
+        <w:spacing w:line="336" w:lineRule="auto" w:after="180"/>
+        <w:shd w:fill="F1F6FC"/>
+      </w:pPr>
+      <w:r>
+        <w:rPr>
+          <w:b/>
+        </w:rPr>
+        <w:t>Release review</w:t>
+      </w:r>
+      <w:r>
+        <w:rPr>
+          <w:b w:val="0"/>
+        </w:rPr>
+        <w:t xml:space="preserve"> applies explicit conditions to a specific candidate version. Completed coding is not </w:t>
+      </w:r>
+      <w:r>
+        <w:rPr>
+          <w:b/>
+        </w:rPr>
+        <w:t>evidence</w:t>
+      </w:r>
+      <w:r>
+        <w:rPr>
+          <w:b w:val="0"/>
+        </w:rPr>
+        <w:t xml:space="preserve"> that all operational obligations are satisfied.</w:t>
+      </w:r>
+    </w:p>
+    <w:p>
+      <w:pPr>
+        <w:pStyle w:val="Heading3"/>
+      </w:pPr>
+      <w:r>
         <w:t>What this example does not establish</w:t>
       </w:r>
     </w:p>
     <w:p>
-      <w:r>
+      <w:pPr>
+        <w:pStyle w:val="Heading3"/>
+      </w:pPr>
+      <w:r>
+        <w:t>Keep the stated limit</w:t>
+      </w:r>
+    </w:p>
+    <w:p>
+      <w:pPr>
+        <w:spacing w:line="336" w:lineRule="auto" w:after="180"/>
+        <w:shd w:fill="FFF5E6"/>
+      </w:pPr>
+      <w:r>
+        <w:rPr>
+          <w:b w:val="0"/>
+        </w:rPr>
         <w:t>Approval cannot guarantee zero future faults; retain ownership, monitoring and recovery arrangements.</w:t>
       </w:r>
     </w:p>
     <w:p>
-      <w:r>
-        <w:t>Read the labelled picture: Apply the three mandatory release gates to the recorded results. Why do two passes not outweigh the deletion failure, and what evidence must follow its repair?</w:t>
-      </w:r>
-    </w:p>
-    <w:p>
-      <w:r>
+      <w:pPr>
+        <w:pStyle w:val="Heading3"/>
+      </w:pPr>
+      <w:r>
+        <w:t>Keep the stated limit</w:t>
+      </w:r>
+    </w:p>
+    <w:p>
+      <w:pPr>
+        <w:spacing w:line="336" w:lineRule="auto" w:after="180"/>
+        <w:shd w:fill="FFF5E6"/>
+      </w:pPr>
+      <w:r>
+        <w:rPr>
+          <w:b w:val="0"/>
+        </w:rPr>
+        <w:t xml:space="preserve">Read the labelled picture: Apply the three mandatory release gates to the recorded results. Why do two passes not outweigh the deletion failure, and what </w:t>
+      </w:r>
+      <w:r>
+        <w:rPr>
+          <w:b/>
+        </w:rPr>
+        <w:t>evidence</w:t>
+      </w:r>
+      <w:r>
+        <w:rPr>
+          <w:b w:val="0"/>
+        </w:rPr>
+        <w:t xml:space="preserve"> must follow its repair?</w:t>
+      </w:r>
+    </w:p>
+    <w:p>
+      <w:pPr>
+        <w:pStyle w:val="Heading3"/>
+      </w:pPr>
+      <w:r>
+        <w:t>Keep the stated limit</w:t>
+      </w:r>
+    </w:p>
+    <w:p>
+      <w:pPr>
+        <w:spacing w:line="336" w:lineRule="auto" w:after="180"/>
+        <w:shd w:fill="FFF5E6"/>
+      </w:pPr>
+      <w:r>
+        <w:rPr>
+          <w:b w:val="0"/>
+        </w:rPr>
         <w:t>Change one thing: Every listed deletion location passes new verification. Predict the result before checking the explanation. What remains the same?</w:t>
       </w:r>
     </w:p>
@@ -799,19 +1418,69 @@
     </w:p>
     <w:p>
       <w:r>
+        <w:t>Find the unsupported step in the Capstone release review claim and explain a repair using the supplied evidence.</w:t>
+      </w:r>
+    </w:p>
+    <w:p>
+      <w:pPr>
+        <w:spacing w:line="336" w:lineRule="auto" w:after="180"/>
+      </w:pPr>
+      <w:r>
+        <w:rPr>
+          <w:b w:val="0"/>
+        </w:rPr>
         <w:t>Release readiness is scoped to the declared gates and environment; deployment still needs operational checks.</w:t>
       </w:r>
     </w:p>
     <w:p>
-      <w:r>
-        <w:t>A useful check asks what would make the reasoning fail. Distinguish a failure to execute the declared procedure from a weakness in the procedure itself. The first may require a correction; the second requires an explicitly revised method and new evidence. Preserve unsuccessful cases so an improved result cannot hide the original problem.</w:t>
-      </w:r>
-    </w:p>
-    <w:p>
       <w:pPr>
         <w:pStyle w:val="Heading3"/>
       </w:pPr>
       <w:r>
+        <w:t>Check the claim against the facts</w:t>
+      </w:r>
+    </w:p>
+    <w:p>
+      <w:pPr>
+        <w:spacing w:line="336" w:lineRule="auto" w:after="180"/>
+        <w:shd w:fill="FFF5E6"/>
+      </w:pPr>
+      <w:r>
+        <w:rPr>
+          <w:b w:val="0"/>
+        </w:rPr>
+        <w:t>A useful check asks what would make the reasoning fail. Distinguish a failure to execute the declared procedure from a weakness in the procedure itself.</w:t>
+      </w:r>
+    </w:p>
+    <w:p>
+      <w:pPr>
+        <w:spacing w:line="336" w:lineRule="auto" w:after="180"/>
+        <w:shd w:fill="FFF5E6"/>
+      </w:pPr>
+      <w:r>
+        <w:rPr>
+          <w:b w:val="0"/>
+        </w:rPr>
+        <w:t xml:space="preserve">The first may require a correction; the second requires an explicitly revised method and new </w:t>
+      </w:r>
+      <w:r>
+        <w:rPr>
+          <w:b/>
+        </w:rPr>
+        <w:t>evidence</w:t>
+      </w:r>
+      <w:r>
+        <w:rPr>
+          <w:b w:val="0"/>
+        </w:rPr>
+        <w:t>. Preserve unsuccessful cases so an improved result cannot hide the original problem.</w:t>
+      </w:r>
+    </w:p>
+    <w:p>
+      <w:pPr>
+        <w:pStyle w:val="Heading3"/>
+      </w:pPr>
+      <w:r>
         <w:t>Guided: restate the worked result, then name the assumption or limitation that prevents a broader conclusion.</w:t>
       </w:r>
     </w:p>
@@ -849,8 +1518,25 @@
       </w:r>
     </w:p>
     <w:p>
-      <w:r>
-        <w:t>A report omits this qualification: Release readiness is scoped to the declared gates and environment; deployment still needs operational checks. Explain how omitting it could change a reader's interpretation, and write an accurate replacement.</w:t>
+      <w:pPr>
+        <w:spacing w:line="336" w:lineRule="auto" w:after="180"/>
+      </w:pPr>
+      <w:r>
+        <w:rPr>
+          <w:b w:val="0"/>
+        </w:rPr>
+        <w:t>A report omits this qualification: Release readiness is scoped to the declared gates and environment; deployment still needs operational checks.</w:t>
+      </w:r>
+    </w:p>
+    <w:p>
+      <w:pPr>
+        <w:spacing w:line="336" w:lineRule="auto" w:after="180"/>
+      </w:pPr>
+      <w:r>
+        <w:rPr>
+          <w:b w:val="0"/>
+        </w:rPr>
+        <w:t>Explain how omitting it could change a reader's interpretation, and write an accurate replacement.</w:t>
       </w:r>
     </w:p>
     <w:p>
@@ -901,7 +1587,54 @@
     </w:p>
     <w:p>
       <w:r>
-        <w:t>Explain the weekly mechanism in your own words. Use the worked scenario to name its input, decision rule and output.</w:t>
+        <w:t>Practise Capstone release review with support, then explain the deciding step in your own words.</w:t>
+      </w:r>
+    </w:p>
+    <w:p>
+      <w:pPr>
+        <w:spacing w:line="336" w:lineRule="auto" w:after="180"/>
+      </w:pPr>
+      <w:r>
+        <w:rPr>
+          <w:b w:val="0"/>
+        </w:rPr>
+        <w:t xml:space="preserve">Explain the weekly </w:t>
+      </w:r>
+      <w:r>
+        <w:rPr>
+          <w:b/>
+        </w:rPr>
+        <w:t>mechanism</w:t>
+      </w:r>
+      <w:r>
+        <w:rPr>
+          <w:b w:val="0"/>
+        </w:rPr>
+        <w:t xml:space="preserve"> in your own words. Use the worked scenario to name its </w:t>
+      </w:r>
+      <w:r>
+        <w:rPr>
+          <w:b/>
+        </w:rPr>
+        <w:t>input</w:t>
+      </w:r>
+      <w:r>
+        <w:rPr>
+          <w:b w:val="0"/>
+        </w:rPr>
+        <w:t xml:space="preserve">, decision rule and </w:t>
+      </w:r>
+      <w:r>
+        <w:rPr>
+          <w:b/>
+        </w:rPr>
+        <w:t>output</w:t>
+      </w:r>
+      <w:r>
+        <w:rPr>
+          <w:b w:val="0"/>
+        </w:rPr>
+        <w:t>.</w:t>
       </w:r>
     </w:p>
     <w:p>
@@ -974,8 +1707,38 @@
       </w:r>
     </w:p>
     <w:p>
-      <w:r>
-        <w:t>Use workbook W2 for the connected example “Capstone release review”. First fill the input and rule boxes. Try the middle steps before asking for a hint. After a hint, try the next step yourself.</w:t>
+      <w:pPr>
+        <w:spacing w:line="336" w:lineRule="auto" w:after="180"/>
+      </w:pPr>
+      <w:r>
+        <w:rPr>
+          <w:b w:val="0"/>
+        </w:rPr>
+        <w:t xml:space="preserve">Use workbook W2 for the connected example “Capstone </w:t>
+      </w:r>
+      <w:r>
+        <w:rPr>
+          <w:b/>
+        </w:rPr>
+        <w:t>release review</w:t>
+      </w:r>
+      <w:r>
+        <w:rPr>
+          <w:b w:val="0"/>
+        </w:rPr>
+        <w:t xml:space="preserve">”. First fill the </w:t>
+      </w:r>
+      <w:r>
+        <w:rPr>
+          <w:b/>
+        </w:rPr>
+        <w:t>input</w:t>
+      </w:r>
+      <w:r>
+        <w:rPr>
+          <w:b w:val="0"/>
+        </w:rPr>
+        <w:t xml:space="preserve"> and rule boxes. Try the middle steps before asking for a hint. After a hint, try the next step yourself.</w:t>
       </w:r>
     </w:p>
     <w:tbl>
@@ -1058,7 +1821,13 @@
       </w:tr>
     </w:tbl>
     <w:p>
-      <w:r>
+      <w:pPr>
+        <w:spacing w:line="336" w:lineRule="auto" w:after="180"/>
+      </w:pPr>
+      <w:r>
+        <w:rPr>
+          <w:b w:val="0"/>
+        </w:rPr>
         <w:t>Explain your trace to a partner. Your partner points to one step to check. Swap roles on the next case. Each person writes their own explanation.</w:t>
       </w:r>
     </w:p>
@@ -1071,12 +1840,47 @@
       </w:r>
     </w:p>
     <w:p>
-      <w:r>
-        <w:t>Use the worked case for Capstone release review. Proposed explanation: “The worked result establishes every future case”. Decide whether this explanation is supported. Point to the step or supplied fact that decides; explain your repair if needed.</w:t>
-      </w:r>
-    </w:p>
-    <w:p>
-      <w:r>
+      <w:pPr>
+        <w:spacing w:line="336" w:lineRule="auto" w:after="180"/>
+      </w:pPr>
+      <w:r>
+        <w:rPr>
+          <w:b w:val="0"/>
+        </w:rPr>
+        <w:t xml:space="preserve">Use the worked case for Capstone </w:t>
+      </w:r>
+      <w:r>
+        <w:rPr>
+          <w:b/>
+        </w:rPr>
+        <w:t>release review</w:t>
+      </w:r>
+      <w:r>
+        <w:rPr>
+          <w:b w:val="0"/>
+        </w:rPr>
+        <w:t>. Proposed explanation: “The worked result establishes every future case”. Decide whether this explanation is supported.</w:t>
+      </w:r>
+    </w:p>
+    <w:p>
+      <w:pPr>
+        <w:spacing w:line="336" w:lineRule="auto" w:after="180"/>
+      </w:pPr>
+      <w:r>
+        <w:rPr>
+          <w:b w:val="0"/>
+        </w:rPr>
+        <w:t>Point to the step or supplied fact that decides; explain your repair if needed.</w:t>
+      </w:r>
+    </w:p>
+    <w:p>
+      <w:pPr>
+        <w:spacing w:line="336" w:lineRule="auto" w:after="180"/>
+      </w:pPr>
+      <w:r>
+        <w:rPr>
+          <w:b w:val="0"/>
+        </w:rPr>
         <w:t>Answer on your own before discussion. If you are unsure, say which step you need help with.</w:t>
       </w:r>
     </w:p>
@@ -1089,8 +1893,27 @@
       </w:r>
     </w:p>
     <w:p>
-      <w:r>
-        <w:t>Apply the three mandatory release gates to the recorded results. Why do two passes not outweigh the deletion failure, and what evidence must follow its repair?</w:t>
+      <w:pPr>
+        <w:spacing w:line="336" w:lineRule="auto" w:after="180"/>
+        <w:shd w:fill="F5F1FB"/>
+      </w:pPr>
+      <w:r>
+        <w:rPr>
+          <w:b w:val="0"/>
+        </w:rPr>
+        <w:t xml:space="preserve">Apply the three mandatory release gates to the recorded results. Why do two passes not outweigh the deletion failure, and what </w:t>
+      </w:r>
+      <w:r>
+        <w:rPr>
+          <w:b/>
+        </w:rPr>
+        <w:t>evidence</w:t>
+      </w:r>
+      <w:r>
+        <w:rPr>
+          <w:b w:val="0"/>
+        </w:rPr>
+        <w:t xml:space="preserve"> must follow its repair?</w:t>
       </w:r>
     </w:p>
     <w:p>
@@ -1122,7 +1945,13 @@
       </w:r>
     </w:p>
     <w:p>
-      <w:r>
+      <w:pPr>
+        <w:spacing w:line="336" w:lineRule="auto" w:after="180"/>
+      </w:pPr>
+      <w:r>
+        <w:rPr>
+          <w:b w:val="0"/>
+        </w:rPr>
         <w:t>This is supported practice. Keep the separately named independent case for an attempt before feedback.</w:t>
       </w:r>
     </w:p>
@@ -1135,6 +1964,11 @@
       </w:r>
     </w:p>
     <w:p>
+      <w:r>
+        <w:t>Investigate Capstone release review. Record the prediction, actual observation or labelled paper trace, explanation and next test separately.</w:t>
+      </w:r>
+    </w:p>
+    <w:p>
       <w:pPr>
         <w:pStyle w:val="Heading3"/>
       </w:pPr>
@@ -1143,7 +1977,13 @@
       </w:r>
     </w:p>
     <w:p>
-      <w:r>
+      <w:pPr>
+        <w:spacing w:line="336" w:lineRule="auto" w:after="180"/>
+      </w:pPr>
+      <w:r>
+        <w:rPr>
+          <w:b w:val="0"/>
+        </w:rPr>
         <w:t>Ordinary cases18/20 pass; access all pass; no effects; rollback not tested. Show the intermediate steps and give the conclusion with its scope.</w:t>
       </w:r>
     </w:p>
@@ -1284,7 +2124,13 @@
       </w:tr>
     </w:tbl>
     <w:p>
-      <w:r>
+      <w:pPr>
+        <w:spacing w:line="336" w:lineRule="auto" w:after="180"/>
+      </w:pPr>
+      <w:r>
+        <w:rPr>
+          <w:b w:val="0"/>
+        </w:rPr>
         <w:t>On paper, trace the supplied procedure. If code is provided, predict before running it in a local practice file. Never write an expected answer as though it were an observed run.</w:t>
       </w:r>
     </w:p>
@@ -1297,7 +2143,13 @@
       </w:r>
     </w:p>
     <w:p>
-      <w:r>
+      <w:pPr>
+        <w:spacing w:line="336" w:lineRule="auto" w:after="180"/>
+      </w:pPr>
+      <w:r>
+        <w:rPr>
+          <w:b w:val="0"/>
+        </w:rPr>
         <w:t>Before trying: what do I expect, and why? While trying: which step could first go wrong? Afterwards: what did I actually observe, and what should change? Keep “not run” if you only traced the procedure.</w:t>
       </w:r>
     </w:p>
@@ -1310,6 +2162,11 @@
       </w:r>
     </w:p>
     <w:p>
+      <w:r>
+        <w:t>Move from recall to tracing, diagnosis and transfer in Capstone release review. Explain why each step is justified.</w:t>
+      </w:r>
+    </w:p>
+    <w:p>
       <w:pPr>
         <w:pStyle w:val="Heading3"/>
       </w:pPr>
@@ -1318,18 +2175,94 @@
       </w:r>
     </w:p>
     <w:p>
-      <w:r>
-        <w:t>Explain the weekly mechanism in your own words. Use the worked scenario to name its input, decision rule and output.</w:t>
-      </w:r>
-    </w:p>
-    <w:p>
-      <w:r>
-        <w:t>A report omits this qualification: Release readiness is scoped to the declared gates and environment; deployment still needs operational checks. Explain how omitting it could change a reader's interpretation, and write an accurate replacement.</w:t>
-      </w:r>
-    </w:p>
-    <w:p>
-      <w:r>
-        <w:t>For the worked scenario, propose one additional case that could reveal a failure, describe its expected outcome before running it, and explain what would need to remain fixed for a fair comparison. Do not reuse W4 as a new final test after receiving feedback.</w:t>
+      <w:pPr>
+        <w:spacing w:line="336" w:lineRule="auto" w:after="180"/>
+      </w:pPr>
+      <w:r>
+        <w:rPr>
+          <w:b w:val="0"/>
+        </w:rPr>
+        <w:t xml:space="preserve">Explain the weekly </w:t>
+      </w:r>
+      <w:r>
+        <w:rPr>
+          <w:b/>
+        </w:rPr>
+        <w:t>mechanism</w:t>
+      </w:r>
+      <w:r>
+        <w:rPr>
+          <w:b w:val="0"/>
+        </w:rPr>
+        <w:t xml:space="preserve"> in your own words. Use the worked scenario to name its </w:t>
+      </w:r>
+      <w:r>
+        <w:rPr>
+          <w:b/>
+        </w:rPr>
+        <w:t>input</w:t>
+      </w:r>
+      <w:r>
+        <w:rPr>
+          <w:b w:val="0"/>
+        </w:rPr>
+        <w:t xml:space="preserve">, decision rule and </w:t>
+      </w:r>
+      <w:r>
+        <w:rPr>
+          <w:b/>
+        </w:rPr>
+        <w:t>output</w:t>
+      </w:r>
+      <w:r>
+        <w:rPr>
+          <w:b w:val="0"/>
+        </w:rPr>
+        <w:t>.</w:t>
+      </w:r>
+    </w:p>
+    <w:p>
+      <w:pPr>
+        <w:spacing w:line="336" w:lineRule="auto" w:after="180"/>
+      </w:pPr>
+      <w:r>
+        <w:rPr>
+          <w:b w:val="0"/>
+        </w:rPr>
+        <w:t>A report omits this qualification: Release readiness is scoped to the declared gates and environment; deployment still needs operational checks.</w:t>
+      </w:r>
+    </w:p>
+    <w:p>
+      <w:pPr>
+        <w:spacing w:line="336" w:lineRule="auto" w:after="180"/>
+      </w:pPr>
+      <w:r>
+        <w:rPr>
+          <w:b w:val="0"/>
+        </w:rPr>
+        <w:t>Explain how omitting it could change a reader's interpretation, and write an accurate replacement.</w:t>
+      </w:r>
+    </w:p>
+    <w:p>
+      <w:pPr>
+        <w:spacing w:line="336" w:lineRule="auto" w:after="180"/>
+      </w:pPr>
+      <w:r>
+        <w:rPr>
+          <w:b w:val="0"/>
+        </w:rPr>
+        <w:t>For the worked scenario, propose one additional case that could reveal a failure, describe its expected outcome before running it, and explain what would need to remain fixed for a fair comparison.</w:t>
+      </w:r>
+    </w:p>
+    <w:p>
+      <w:pPr>
+        <w:spacing w:line="336" w:lineRule="auto" w:after="180"/>
+      </w:pPr>
+      <w:r>
+        <w:rPr>
+          <w:b w:val="0"/>
+        </w:rPr>
+        <w:t>Do not reuse W4 as a new final test after receiving feedback.</w:t>
       </w:r>
     </w:p>
     <w:p>
@@ -1375,7 +2308,53 @@
     </w:p>
     <w:p>
       <w:r>
-        <w:t>For Grounded Learning Service, use this week’s independent task as a rehearsal for the final evidence pack: Ordinary27/30 pass; access1/5 fails; rollback passes; no effects. Decide. Keep actual observations separate from expected results, preserve failures, compare a baseline and explain the limits.</w:t>
+        <w:t>Apply this week’s idea to Grounded Learning Service. Keep an annotated decision and the evidence supporting it.</w:t>
+      </w:r>
+    </w:p>
+    <w:p>
+      <w:pPr>
+        <w:spacing w:line="336" w:lineRule="auto" w:after="180"/>
+      </w:pPr>
+      <w:r>
+        <w:rPr>
+          <w:b w:val="0"/>
+        </w:rPr>
+        <w:t xml:space="preserve">For Grounded Learning Service, use this week’s independent task as a rehearsal for the final </w:t>
+      </w:r>
+      <w:r>
+        <w:rPr>
+          <w:b/>
+        </w:rPr>
+        <w:t>evidence</w:t>
+      </w:r>
+      <w:r>
+        <w:rPr>
+          <w:b w:val="0"/>
+        </w:rPr>
+        <w:t xml:space="preserve"> pack: Ordinary27/30 pass; access1/5 fails; rollback passes; no effects. Decide.</w:t>
+      </w:r>
+    </w:p>
+    <w:p>
+      <w:pPr>
+        <w:spacing w:line="336" w:lineRule="auto" w:after="180"/>
+      </w:pPr>
+      <w:r>
+        <w:rPr>
+          <w:b w:val="0"/>
+        </w:rPr>
+        <w:t xml:space="preserve">Keep actual </w:t>
+      </w:r>
+      <w:r>
+        <w:rPr>
+          <w:b/>
+        </w:rPr>
+        <w:t>observation</w:t>
+      </w:r>
+      <w:r>
+        <w:rPr>
+          <w:b w:val="0"/>
+        </w:rPr>
+        <w:t>s separate from expected results, preserve failures, compare a baseline and explain the limits.</w:t>
       </w:r>
     </w:p>
     <w:tbl>
@@ -1503,8 +2482,26 @@
       </w:r>
     </w:p>
     <w:p>
-      <w:r>
-        <w:t>For the Grounded Learning Service, retain an annotated trace and the changed-case result. Name the contract or evidence that makes the deciding step valid, so another team can review it.</w:t>
+      <w:pPr>
+        <w:spacing w:line="336" w:lineRule="auto" w:after="180"/>
+      </w:pPr>
+      <w:r>
+        <w:rPr>
+          <w:b w:val="0"/>
+        </w:rPr>
+        <w:t xml:space="preserve">For the Grounded Learning Service, retain an annotated trace and the changed-case result. Name the contract or </w:t>
+      </w:r>
+      <w:r>
+        <w:rPr>
+          <w:b/>
+        </w:rPr>
+        <w:t>evidence</w:t>
+      </w:r>
+      <w:r>
+        <w:rPr>
+          <w:b w:val="0"/>
+        </w:rPr>
+        <w:t xml:space="preserve"> that makes the deciding step valid, so another team can review it.</w:t>
       </w:r>
     </w:p>
     <w:p>
@@ -1517,7 +2514,29 @@
     </w:p>
     <w:p>
       <w:r>
-        <w:t>Complete the supported workbook tasks before attempting W4 independently. Record any hints or help used. After feedback, use the teacher's fresh retry rather than copying the earlier answer. For a project, select a relevant new case, predict the outcome from the declared rule and preserve the result alongside any revision.</w:t>
+        <w:t>Use a genuinely new case for independent evidence. Previously discussed examples remain practice; use the separately named independent case before feedback.</w:t>
+      </w:r>
+    </w:p>
+    <w:p>
+      <w:pPr>
+        <w:spacing w:line="336" w:lineRule="auto" w:after="180"/>
+      </w:pPr>
+      <w:r>
+        <w:rPr>
+          <w:b w:val="0"/>
+        </w:rPr>
+        <w:t>Complete the supported workbook tasks before attempting W4 independently. Record any hints or help used. After feedback, use the teacher's fresh retry rather than copying the earlier answer.</w:t>
+      </w:r>
+    </w:p>
+    <w:p>
+      <w:pPr>
+        <w:spacing w:line="336" w:lineRule="auto" w:after="180"/>
+      </w:pPr>
+      <w:r>
+        <w:rPr>
+          <w:b w:val="0"/>
+        </w:rPr>
+        <w:t>For a project, select a relevant new case, predict the outcome from the declared rule and preserve the result alongside any revision.</w:t>
       </w:r>
     </w:p>
     <w:p>
@@ -1554,8 +2573,25 @@
       </w:r>
     </w:p>
     <w:p>
-      <w:r>
-        <w:t>For the worked scenario, propose one additional case that could reveal a failure, describe its expected outcome before running it, and explain what would need to remain fixed for a fair comparison. Do not reuse W4 as a new final test after receiving feedback.</w:t>
+      <w:pPr>
+        <w:spacing w:line="336" w:lineRule="auto" w:after="180"/>
+      </w:pPr>
+      <w:r>
+        <w:rPr>
+          <w:b w:val="0"/>
+        </w:rPr>
+        <w:t>For the worked scenario, propose one additional case that could reveal a failure, describe its expected outcome before running it, and explain what would need to remain fixed for a fair comparison.</w:t>
+      </w:r>
+    </w:p>
+    <w:p>
+      <w:pPr>
+        <w:spacing w:line="336" w:lineRule="auto" w:after="180"/>
+      </w:pPr>
+      <w:r>
+        <w:rPr>
+          <w:b w:val="0"/>
+        </w:rPr>
+        <w:t>Do not reuse W4 as a new final test after receiving feedback.</w:t>
       </w:r>
     </w:p>
     <w:p>
@@ -1592,6 +2628,11 @@
       </w:pPr>
       <w:r>
         <w:t>13. Study a complete case</w:t>
+      </w:r>
+    </w:p>
+    <w:p>
+      <w:r>
+        <w:t>Revisit the complete Capstone release review case for supported practice. Repeated examples do not become fresh assessments.</w:t>
       </w:r>
     </w:p>
     <w:p>
@@ -1695,8 +2736,26 @@
       </w:r>
     </w:p>
     <w:p>
-      <w:r>
-        <w:t>Follow the input through the stated procedure to its result. Cover the result first, predict it, then explain every intermediate step. The text/table accompanies the figure so the example can be read without colour.</w:t>
+      <w:pPr>
+        <w:spacing w:line="336" w:lineRule="auto" w:after="180"/>
+      </w:pPr>
+      <w:r>
+        <w:rPr>
+          <w:b w:val="0"/>
+        </w:rPr>
+        <w:t xml:space="preserve">Follow the </w:t>
+      </w:r>
+      <w:r>
+        <w:rPr>
+          <w:b/>
+        </w:rPr>
+        <w:t>input</w:t>
+      </w:r>
+      <w:r>
+        <w:rPr>
+          <w:b w:val="0"/>
+        </w:rPr>
+        <w:t xml:space="preserve"> through the stated procedure to its result. Cover the result first, predict it, then explain every intermediate step. The text/table accompanies the figure so the example can be read without colour.</w:t>
       </w:r>
     </w:p>
     <w:p>
@@ -1746,6 +2805,11 @@
       </w:r>
     </w:p>
     <w:p>
+      <w:r>
+        <w:t>Attempt the reserved new case before feedback. Record support; the earlier examples below remain additional practice.</w:t>
+      </w:r>
+    </w:p>
+    <w:p>
       <w:pPr>
         <w:pStyle w:val="Heading3"/>
       </w:pPr>
@@ -1754,7 +2818,13 @@
       </w:r>
     </w:p>
     <w:p>
-      <w:r>
+      <w:pPr>
+        <w:spacing w:line="336" w:lineRule="auto" w:after="180"/>
+      </w:pPr>
+      <w:r>
+        <w:rPr>
+          <w:b w:val="0"/>
+        </w:rPr>
         <w:t>Ordinary27/30 pass; access1/5 fails; rollback passes; no effects. Decide.</w:t>
       </w:r>
     </w:p>
@@ -1802,7 +2872,13 @@
       </w:r>
     </w:p>
     <w:p>
-      <w:r>
+      <w:pPr>
+        <w:spacing w:line="336" w:lineRule="auto" w:after="180"/>
+      </w:pPr>
+      <w:r>
+        <w:rPr>
+          <w:b w:val="0"/>
+        </w:rPr>
         <w:t>Attempt this case before feedback. Record any help. Earlier examples below are further practice; a case already practised with feedback cannot establish fresh transfer.</w:t>
       </w:r>
     </w:p>
@@ -1815,7 +2891,13 @@
       </w:r>
     </w:p>
     <w:p>
-      <w:r>
+      <w:pPr>
+        <w:spacing w:line="336" w:lineRule="auto" w:after="180"/>
+      </w:pPr>
+      <w:r>
+        <w:rPr>
+          <w:b w:val="0"/>
+        </w:rPr>
         <w:t>Ordinary27/30 pass; access1/5 fails; rollback passes; no effects. Decide.</w:t>
       </w:r>
     </w:p>
@@ -1868,7 +2950,13 @@
       </w:r>
     </w:p>
     <w:p>
-      <w:r>
+      <w:pPr>
+        <w:spacing w:line="336" w:lineRule="auto" w:after="180"/>
+      </w:pPr>
+      <w:r>
+        <w:rPr>
+          <w:b w:val="0"/>
+        </w:rPr>
         <w:t>Record support used: none, hint or teacher explanation. After feedback, a different case is needed to demonstrate independence.</w:t>
       </w:r>
     </w:p>
@@ -1881,8 +2969,25 @@
       </w:r>
     </w:p>
     <w:p>
-      <w:r>
-        <w:t>Attempt the independent case before hints. Record whether you worked alone, used a hint or followed a model. After feedback, fix the first unsupported step and explain why it changed. A later check uses a changed case, not a copied answer.</w:t>
+      <w:pPr>
+        <w:spacing w:line="336" w:lineRule="auto" w:after="180"/>
+      </w:pPr>
+      <w:r>
+        <w:rPr>
+          <w:b w:val="0"/>
+        </w:rPr>
+        <w:t>Attempt the independent case before hints. Record whether you worked alone, used a hint or followed a model. After feedback, fix the first unsupported step and explain why it changed.</w:t>
+      </w:r>
+    </w:p>
+    <w:p>
+      <w:pPr>
+        <w:spacing w:line="336" w:lineRule="auto" w:after="180"/>
+      </w:pPr>
+      <w:r>
+        <w:rPr>
+          <w:b w:val="0"/>
+        </w:rPr>
+        <w:t>A later check uses a changed case, not a copied answer.</w:t>
       </w:r>
     </w:p>
     <w:p>
@@ -1895,6 +3000,17 @@
     </w:p>
     <w:p>
       <w:r>
+        <w:t>Use this map to navigate Capstone release review, connect the goals to tasks and keep one evidence record for each attempt.</w:t>
+      </w:r>
+    </w:p>
+    <w:p>
+      <w:pPr>
+        <w:spacing w:line="336" w:lineRule="auto" w:after="180"/>
+      </w:pPr>
+      <w:r>
+        <w:rPr>
+          <w:b w:val="0"/>
+        </w:rPr>
         <w:t>Start with this question: Review every mandatory gate. A capstone release needs factual, access and deletion gates to pass.</w:t>
       </w:r>
     </w:p>
@@ -2001,13 +3117,61 @@
       </w:tr>
     </w:tbl>
     <w:p>
-      <w:r>
-        <w:t>Remember → watch and explain → try with help → investigate → try independently → keep project evidence. Your teacher may spread this lesson across several classes.</w:t>
-      </w:r>
-    </w:p>
-    <w:p>
-      <w:r>
-        <w:t>Keep your first prediction. Compare it with what the evidence shows and explain any change.</w:t>
+      <w:pPr>
+        <w:spacing w:line="336" w:lineRule="auto" w:after="180"/>
+      </w:pPr>
+      <w:r>
+        <w:rPr>
+          <w:b w:val="0"/>
+        </w:rPr>
+        <w:t xml:space="preserve">Remember → watch and explain → try with help → investigate → try independently → keep project </w:t>
+      </w:r>
+      <w:r>
+        <w:rPr>
+          <w:b/>
+        </w:rPr>
+        <w:t>evidence</w:t>
+      </w:r>
+      <w:r>
+        <w:rPr>
+          <w:b w:val="0"/>
+        </w:rPr>
+        <w:t>. Your teacher may spread this lesson across several classes.</w:t>
+      </w:r>
+    </w:p>
+    <w:p>
+      <w:pPr>
+        <w:spacing w:line="336" w:lineRule="auto" w:after="180"/>
+      </w:pPr>
+      <w:r>
+        <w:rPr>
+          <w:b w:val="0"/>
+        </w:rPr>
+        <w:t xml:space="preserve">Keep your first </w:t>
+      </w:r>
+      <w:r>
+        <w:rPr>
+          <w:b/>
+        </w:rPr>
+        <w:t>prediction</w:t>
+      </w:r>
+      <w:r>
+        <w:rPr>
+          <w:b w:val="0"/>
+        </w:rPr>
+        <w:t xml:space="preserve">. Compare it with what the </w:t>
+      </w:r>
+      <w:r>
+        <w:rPr>
+          <w:b/>
+        </w:rPr>
+        <w:t>evidence</w:t>
+      </w:r>
+      <w:r>
+        <w:rPr>
+          <w:b w:val="0"/>
+        </w:rPr>
+        <w:t xml:space="preserve"> shows and explain any change.</w:t>
       </w:r>
     </w:p>
     <w:p>
@@ -2020,7 +3184,36 @@
     </w:p>
     <w:p>
       <w:r>
-        <w:t>Close your notes. Explain this goal in your own words: Explain the mechanism and terminology of capstone release review</w:t>
+        <w:t>Explain Capstone release review without notes, identify a remaining question and plan a later check with a changed case.</w:t>
+      </w:r>
+    </w:p>
+    <w:p>
+      <w:pPr>
+        <w:spacing w:line="336" w:lineRule="auto" w:after="180"/>
+      </w:pPr>
+      <w:r>
+        <w:rPr>
+          <w:b w:val="0"/>
+        </w:rPr>
+        <w:t xml:space="preserve">Close your notes. Explain this goal in your own words: Explain the </w:t>
+      </w:r>
+      <w:r>
+        <w:rPr>
+          <w:b/>
+        </w:rPr>
+        <w:t>mechanism</w:t>
+      </w:r>
+      <w:r>
+        <w:rPr>
+          <w:b w:val="0"/>
+        </w:rPr>
+        <w:t xml:space="preserve"> and terminology of capstone </w:t>
+      </w:r>
+      <w:r>
+        <w:rPr>
+          <w:b/>
+        </w:rPr>
+        <w:t>release review</w:t>
       </w:r>
     </w:p>
     <w:p>
@@ -2057,13 +3250,61 @@
       </w:r>
     </w:p>
     <w:p>
-      <w:r>
-        <w:t>If you are unsure, return to the worked picture and explain one arrow. If you are ready, change an input or assumption and justify your prediction.</w:t>
-      </w:r>
-    </w:p>
-    <w:p>
-      <w:r>
-        <w:t>Save your workbook evidence. At the next review, try a different case before opening your old answer.</w:t>
+      <w:pPr>
+        <w:spacing w:line="336" w:lineRule="auto" w:after="180"/>
+      </w:pPr>
+      <w:r>
+        <w:rPr>
+          <w:b w:val="0"/>
+        </w:rPr>
+        <w:t xml:space="preserve">If you are unsure, return to the worked picture and explain one arrow. If you are ready, change an </w:t>
+      </w:r>
+      <w:r>
+        <w:rPr>
+          <w:b/>
+        </w:rPr>
+        <w:t>input</w:t>
+      </w:r>
+      <w:r>
+        <w:rPr>
+          <w:b w:val="0"/>
+        </w:rPr>
+        <w:t xml:space="preserve"> or assumption and justify your </w:t>
+      </w:r>
+      <w:r>
+        <w:rPr>
+          <w:b/>
+        </w:rPr>
+        <w:t>prediction</w:t>
+      </w:r>
+      <w:r>
+        <w:rPr>
+          <w:b w:val="0"/>
+        </w:rPr>
+        <w:t>.</w:t>
+      </w:r>
+    </w:p>
+    <w:p>
+      <w:pPr>
+        <w:spacing w:line="336" w:lineRule="auto" w:after="180"/>
+      </w:pPr>
+      <w:r>
+        <w:rPr>
+          <w:b w:val="0"/>
+        </w:rPr>
+        <w:t xml:space="preserve">Save your workbook </w:t>
+      </w:r>
+      <w:r>
+        <w:rPr>
+          <w:b/>
+        </w:rPr>
+        <w:t>evidence</w:t>
+      </w:r>
+      <w:r>
+        <w:rPr>
+          <w:b w:val="0"/>
+        </w:rPr>
+        <w:t>. At the next review, try a different case before opening your old answer.</w:t>
       </w:r>
     </w:p>
     <w:p>
@@ -2076,11 +3317,28 @@
     </w:p>
     <w:p>
       <w:r>
+        <w:t>Attempt supported questions before using hints or feedback. Review a missing building block, then keep the completed work.</w:t>
+      </w:r>
+    </w:p>
+    <w:p>
+      <w:pPr>
+        <w:spacing w:line="336" w:lineRule="auto" w:after="180"/>
+      </w:pPr>
+      <w:r>
+        <w:rPr>
+          <w:b w:val="0"/>
+        </w:rPr>
         <w:t>Use this supported practice once, in the browser or on paper. Keep the reserved independent assessment for a separate first attempt before teacher feedback.</w:t>
       </w:r>
     </w:p>
     <w:p>
-      <w:r>
+      <w:pPr>
+        <w:spacing w:line="336" w:lineRule="auto" w:after="180"/>
+      </w:pPr>
+      <w:r>
+        <w:rPr>
+          <w:b w:val="0"/>
+        </w:rPr>
         <w:t>Review every mandatory gate. A capstone release needs factual, access and deletion gates to pass.</w:t>
       </w:r>
     </w:p>
@@ -2093,22 +3351,55 @@
       </w:r>
     </w:p>
     <w:p>
-      <w:r>
+      <w:pPr>
+        <w:spacing w:line="336" w:lineRule="auto" w:after="180"/>
+      </w:pPr>
+      <w:r>
+        <w:rPr>
+          <w:b w:val="0"/>
+        </w:rPr>
         <w:t>Which labelled step matches this detail? Remove the listed copy and verify it before a fresh review.</w:t>
       </w:r>
     </w:p>
     <w:p>
-      <w:r>
-        <w:t>1. List evidence</w:t>
-      </w:r>
-    </w:p>
-    <w:p>
-      <w:r>
+      <w:pPr>
+        <w:spacing w:line="336" w:lineRule="auto" w:after="180"/>
+        <w:shd w:fill="F4F9FC"/>
+      </w:pPr>
+      <w:r>
+        <w:rPr>
+          <w:b w:val="0"/>
+        </w:rPr>
+        <w:t xml:space="preserve">1. List </w:t>
+      </w:r>
+      <w:r>
+        <w:rPr>
+          <w:b/>
+        </w:rPr>
+        <w:t>evidence</w:t>
+      </w:r>
+    </w:p>
+    <w:p>
+      <w:pPr>
+        <w:spacing w:line="336" w:lineRule="auto" w:after="180"/>
+        <w:shd w:fill="F4F9FC"/>
+      </w:pPr>
+      <w:r>
+        <w:rPr>
+          <w:b w:val="0"/>
+        </w:rPr>
         <w:t>2. Specify repair</w:t>
       </w:r>
     </w:p>
     <w:p>
-      <w:r>
+      <w:pPr>
+        <w:spacing w:line="336" w:lineRule="auto" w:after="180"/>
+        <w:shd w:fill="F4F9FC"/>
+      </w:pPr>
+      <w:r>
+        <w:rPr>
+          <w:b w:val="0"/>
+        </w:rPr>
         <w:t>3. Apply decision rule</w:t>
       </w:r>
     </w:p>
@@ -2146,41 +3437,179 @@
       </w:r>
     </w:p>
     <w:p>
-      <w:r>
+      <w:pPr>
+        <w:pStyle w:val="Heading3"/>
+      </w:pPr>
+      <w:r>
+        <w:t>Hint · try first</w:t>
+      </w:r>
+    </w:p>
+    <w:p>
+      <w:pPr>
+        <w:spacing w:line="336" w:lineRule="auto" w:after="180"/>
+        <w:shd w:fill="F1F6F8"/>
+      </w:pPr>
+      <w:r>
+        <w:rPr>
+          <w:b w:val="0"/>
+        </w:rPr>
         <w:t>Hint if needed: Read the steps in the pictorial case. Match the supplied detail to the stage that performs or records it.</w:t>
       </w:r>
     </w:p>
     <w:p>
-      <w:r>
-        <w:t>After your attempt, compare with the supported explanation: Specify repair Remove the listed copy and verify it before a fresh review. Release review applies explicit conditions to a specific candidate version. Completed coding is not evidence that all operational obligations are satisfied.</w:t>
-      </w:r>
-    </w:p>
-    <w:p>
       <w:pPr>
         <w:pStyle w:val="Heading3"/>
       </w:pPr>
       <w:r>
+        <w:t>Feedback · compare after trying</w:t>
+      </w:r>
+    </w:p>
+    <w:p>
+      <w:pPr>
+        <w:spacing w:line="336" w:lineRule="auto" w:after="180"/>
+        <w:shd w:fill="F1F6FC"/>
+      </w:pPr>
+      <w:r>
+        <w:rPr>
+          <w:b w:val="0"/>
+        </w:rPr>
+        <w:t xml:space="preserve">After your attempt, compare with the supported explanation: Specify repair Remove the listed copy and verify it before a fresh review. </w:t>
+      </w:r>
+      <w:r>
+        <w:rPr>
+          <w:b/>
+        </w:rPr>
+        <w:t>Release review</w:t>
+      </w:r>
+      <w:r>
+        <w:rPr>
+          <w:b w:val="0"/>
+        </w:rPr>
+        <w:t xml:space="preserve"> applies explicit conditions to a specific candidate version.</w:t>
+      </w:r>
+    </w:p>
+    <w:p>
+      <w:pPr>
+        <w:spacing w:line="336" w:lineRule="auto" w:after="180"/>
+        <w:shd w:fill="F1F6FC"/>
+      </w:pPr>
+      <w:r>
+        <w:rPr>
+          <w:b w:val="0"/>
+        </w:rPr>
+        <w:t xml:space="preserve">Completed coding is not </w:t>
+      </w:r>
+      <w:r>
+        <w:rPr>
+          <w:b/>
+        </w:rPr>
+        <w:t>evidence</w:t>
+      </w:r>
+      <w:r>
+        <w:rPr>
+          <w:b w:val="0"/>
+        </w:rPr>
+        <w:t xml:space="preserve"> that all operational obligations are satisfied.</w:t>
+      </w:r>
+    </w:p>
+    <w:p>
+      <w:pPr>
+        <w:pStyle w:val="Heading3"/>
+      </w:pPr>
+      <w:r>
         <w:t>Practice 2: explain the deciding evidence</w:t>
       </w:r>
     </w:p>
     <w:p>
-      <w:r>
+      <w:pPr>
+        <w:pStyle w:val="Heading3"/>
+      </w:pPr>
+      <w:r>
+        <w:t>Changed case · predict first</w:t>
+      </w:r>
+    </w:p>
+    <w:p>
+      <w:pPr>
+        <w:spacing w:line="336" w:lineRule="auto" w:after="180"/>
+        <w:shd w:fill="F5F1FB"/>
+      </w:pPr>
+      <w:r>
+        <w:rPr>
+          <w:b w:val="0"/>
+        </w:rPr>
         <w:t>Changed-case practice: Every listed deletion location passes new verification. Which conclusion is supported by the supplied facts?</w:t>
       </w:r>
     </w:p>
     <w:p>
-      <w:r>
-        <w:t>1. This one example guarantees correct results for every future input.</w:t>
-      </w:r>
-    </w:p>
-    <w:p>
-      <w:r>
-        <w:t>2. We can decide the result without examining the changed input or the procedure.</w:t>
-      </w:r>
-    </w:p>
-    <w:p>
-      <w:r>
-        <w:t>3. That gate can pass; review the complete current evidence before approving release.</w:t>
+      <w:pPr>
+        <w:spacing w:line="336" w:lineRule="auto" w:after="180"/>
+        <w:shd w:fill="F4F9FC"/>
+      </w:pPr>
+      <w:r>
+        <w:rPr>
+          <w:b w:val="0"/>
+        </w:rPr>
+        <w:t xml:space="preserve">1. This one example guarantees correct results for every future </w:t>
+      </w:r>
+      <w:r>
+        <w:rPr>
+          <w:b/>
+        </w:rPr>
+        <w:t>input</w:t>
+      </w:r>
+      <w:r>
+        <w:rPr>
+          <w:b w:val="0"/>
+        </w:rPr>
+        <w:t>.</w:t>
+      </w:r>
+    </w:p>
+    <w:p>
+      <w:pPr>
+        <w:spacing w:line="336" w:lineRule="auto" w:after="180"/>
+        <w:shd w:fill="F4F9FC"/>
+      </w:pPr>
+      <w:r>
+        <w:rPr>
+          <w:b w:val="0"/>
+        </w:rPr>
+        <w:t xml:space="preserve">2. We can decide the result without examining the changed </w:t>
+      </w:r>
+      <w:r>
+        <w:rPr>
+          <w:b/>
+        </w:rPr>
+        <w:t>input</w:t>
+      </w:r>
+      <w:r>
+        <w:rPr>
+          <w:b w:val="0"/>
+        </w:rPr>
+        <w:t xml:space="preserve"> or the procedure.</w:t>
+      </w:r>
+    </w:p>
+    <w:p>
+      <w:pPr>
+        <w:spacing w:line="336" w:lineRule="auto" w:after="180"/>
+        <w:shd w:fill="F4F9FC"/>
+      </w:pPr>
+      <w:r>
+        <w:rPr>
+          <w:b w:val="0"/>
+        </w:rPr>
+        <w:t xml:space="preserve">3. That gate can pass; review the complete current </w:t>
+      </w:r>
+      <w:r>
+        <w:rPr>
+          <w:b/>
+        </w:rPr>
+        <w:t>evidence</w:t>
+      </w:r>
+      <w:r>
+        <w:rPr>
+          <w:b w:val="0"/>
+        </w:rPr>
+        <w:t xml:space="preserve"> before approving release.</w:t>
       </w:r>
     </w:p>
     <w:p>
@@ -2217,36 +3646,189 @@
       </w:r>
     </w:p>
     <w:p>
-      <w:r>
+      <w:pPr>
+        <w:pStyle w:val="Heading3"/>
+      </w:pPr>
+      <w:r>
+        <w:t>Hint · try first</w:t>
+      </w:r>
+    </w:p>
+    <w:p>
+      <w:pPr>
+        <w:spacing w:line="336" w:lineRule="auto" w:after="180"/>
+        <w:shd w:fill="F1F6F8"/>
+      </w:pPr>
+      <w:r>
+        <w:rPr>
+          <w:b w:val="0"/>
+        </w:rPr>
         <w:t>Hint if needed: Use the changed condition and the deciding step in the pictorial trace. The answer must say what follows from those facts.</w:t>
       </w:r>
     </w:p>
     <w:p>
-      <w:r>
-        <w:t>After your attempt, compare with the supported explanation: That gate can pass; review the complete current evidence before approving release. One repaired gate does not automatically refresh evidence for every other gate.</w:t>
-      </w:r>
-    </w:p>
-    <w:p>
       <w:pPr>
         <w:pStyle w:val="Heading3"/>
       </w:pPr>
       <w:r>
+        <w:t>Feedback · compare after trying</w:t>
+      </w:r>
+    </w:p>
+    <w:p>
+      <w:pPr>
+        <w:spacing w:line="336" w:lineRule="auto" w:after="180"/>
+        <w:shd w:fill="F1F6FC"/>
+      </w:pPr>
+      <w:r>
+        <w:rPr>
+          <w:b w:val="0"/>
+        </w:rPr>
+        <w:t xml:space="preserve">After your attempt, compare with the supported explanation: That gate can pass; review the complete current </w:t>
+      </w:r>
+      <w:r>
+        <w:rPr>
+          <w:b/>
+        </w:rPr>
+        <w:t>evidence</w:t>
+      </w:r>
+      <w:r>
+        <w:rPr>
+          <w:b w:val="0"/>
+        </w:rPr>
+        <w:t xml:space="preserve"> before approving release. One repaired gate does not automatically refresh </w:t>
+      </w:r>
+      <w:r>
+        <w:rPr>
+          <w:b/>
+        </w:rPr>
+        <w:t>evidence</w:t>
+      </w:r>
+      <w:r>
+        <w:rPr>
+          <w:b w:val="0"/>
+        </w:rPr>
+        <w:t xml:space="preserve"> for every other gate.</w:t>
+      </w:r>
+    </w:p>
+    <w:p>
+      <w:pPr>
+        <w:pStyle w:val="Heading3"/>
+      </w:pPr>
+      <w:r>
         <w:t>Repair a missing building block</w:t>
       </w:r>
     </w:p>
     <w:p>
-      <w:r>
-        <w:t>Review Capstone failure testing (ai-6/34). Goal: Explain the mechanism and terminology of capstone failure testing. Short practice: Explain why retrieval success permits the checked 15:00 fallback when drafting fails. What changes if retrieval fails too, and why can a template not fill that evidence gap?. Return to this week and explain what you changed.</w:t>
-      </w:r>
-    </w:p>
-    <w:p>
-      <w:r>
-        <w:t>Review Documentation and operational readiness (ai-6/32). Goal: Explain the mechanism and terminology of documentation and operational readiness. Short practice: Match SOURCE_UNAVAILABLE to its safe check and escalation owner. What is lost when the maintainer route is removed, even if the diagnostic instructions stay readable?. Return to this week and explain what you changed.</w:t>
-      </w:r>
-    </w:p>
-    <w:p>
-      <w:r>
-        <w:t>Review Performance and cost experiments (ai-6/29). Goal: Explain the mechanism and terminology of performance and cost experiments. Short practice: Calculate per-case seconds and cost units for A and B. Which meets a budget of at most 2 cost units per case, and what speed trade-off does that choice make?. Return to this week and explain what you changed.</w:t>
+      <w:pPr>
+        <w:spacing w:line="336" w:lineRule="auto" w:after="180"/>
+      </w:pPr>
+      <w:r>
+        <w:rPr>
+          <w:b w:val="0"/>
+        </w:rPr>
+        <w:t xml:space="preserve">Review Capstone failure testing (ai-6/34). Goal: Explain the </w:t>
+      </w:r>
+      <w:r>
+        <w:rPr>
+          <w:b/>
+        </w:rPr>
+        <w:t>mechanism</w:t>
+      </w:r>
+      <w:r>
+        <w:rPr>
+          <w:b w:val="0"/>
+        </w:rPr>
+        <w:t xml:space="preserve"> and terminology of capstone failure testing. Short practice: Explain why retrieval success permits the checked 15:00 fallback when drafting fails.</w:t>
+      </w:r>
+    </w:p>
+    <w:p>
+      <w:pPr>
+        <w:spacing w:line="336" w:lineRule="auto" w:after="180"/>
+      </w:pPr>
+      <w:r>
+        <w:rPr>
+          <w:b w:val="0"/>
+        </w:rPr>
+        <w:t xml:space="preserve">What changes if retrieval fails too, and why can a template not fill that </w:t>
+      </w:r>
+      <w:r>
+        <w:rPr>
+          <w:b/>
+        </w:rPr>
+        <w:t>evidence</w:t>
+      </w:r>
+      <w:r>
+        <w:rPr>
+          <w:b w:val="0"/>
+        </w:rPr>
+        <w:t xml:space="preserve"> gap?. Return to this week and explain what you changed.</w:t>
+      </w:r>
+    </w:p>
+    <w:p>
+      <w:pPr>
+        <w:spacing w:line="336" w:lineRule="auto" w:after="180"/>
+      </w:pPr>
+      <w:r>
+        <w:rPr>
+          <w:b w:val="0"/>
+        </w:rPr>
+        <w:t xml:space="preserve">Review Documentation and operational readiness (ai-6/32). Goal: Explain the </w:t>
+      </w:r>
+      <w:r>
+        <w:rPr>
+          <w:b/>
+        </w:rPr>
+        <w:t>mechanism</w:t>
+      </w:r>
+      <w:r>
+        <w:rPr>
+          <w:b w:val="0"/>
+        </w:rPr>
+        <w:t xml:space="preserve"> and terminology of documentation and operational readiness. Short practice: Match SOURCE_UNAVAILABLE to its safe check and escalation owner.</w:t>
+      </w:r>
+    </w:p>
+    <w:p>
+      <w:pPr>
+        <w:spacing w:line="336" w:lineRule="auto" w:after="180"/>
+      </w:pPr>
+      <w:r>
+        <w:rPr>
+          <w:b w:val="0"/>
+        </w:rPr>
+        <w:t>What is lost when the maintainer route is removed, even if the diagnostic instructions stay readable?. Return to this week and explain what you changed.</w:t>
+      </w:r>
+    </w:p>
+    <w:p>
+      <w:pPr>
+        <w:spacing w:line="336" w:lineRule="auto" w:after="180"/>
+      </w:pPr>
+      <w:r>
+        <w:rPr>
+          <w:b w:val="0"/>
+        </w:rPr>
+        <w:t xml:space="preserve">Review Performance and cost experiments (ai-6/29). Goal: Explain the </w:t>
+      </w:r>
+      <w:r>
+        <w:rPr>
+          <w:b/>
+        </w:rPr>
+        <w:t>mechanism</w:t>
+      </w:r>
+      <w:r>
+        <w:rPr>
+          <w:b w:val="0"/>
+        </w:rPr>
+        <w:t xml:space="preserve"> and terminology of performance and cost experiments. Short practice: Calculate per-case seconds and cost units for A and B.</w:t>
+      </w:r>
+    </w:p>
+    <w:p>
+      <w:pPr>
+        <w:spacing w:line="336" w:lineRule="auto" w:after="180"/>
+      </w:pPr>
+      <w:r>
+        <w:rPr>
+          <w:b w:val="0"/>
+        </w:rPr>
+        <w:t>Which meets a budget of at most 2 cost units per case, and what speed trade-off does that choice make?. Return to this week and explain what you changed.</w:t>
       </w:r>
     </w:p>
     <w:p>
@@ -2258,8 +3840,680 @@
       </w:r>
     </w:p>
     <w:p>
-      <w:r>
-        <w:t>Use Download completed work in the hosted lesson to export your answers, reflections, practice feedback and code-run evidence. Open the HTML copy to read or print it. Drafts stay in this browser when storage is available; clear drafts on a shared device.</w:t>
+      <w:pPr>
+        <w:spacing w:line="336" w:lineRule="auto" w:after="180"/>
+      </w:pPr>
+      <w:r>
+        <w:rPr>
+          <w:b w:val="0"/>
+        </w:rPr>
+        <w:t xml:space="preserve">Use Download completed work in the hosted lesson to export your answers, reflections, practice feedback and code-run </w:t>
+      </w:r>
+      <w:r>
+        <w:rPr>
+          <w:b/>
+        </w:rPr>
+        <w:t>evidence</w:t>
+      </w:r>
+      <w:r>
+        <w:rPr>
+          <w:b w:val="0"/>
+        </w:rPr>
+        <w:t>. Open the HTML copy to read or print it.</w:t>
+      </w:r>
+    </w:p>
+    <w:p>
+      <w:pPr>
+        <w:spacing w:line="336" w:lineRule="auto" w:after="180"/>
+      </w:pPr>
+      <w:r>
+        <w:rPr>
+          <w:b w:val="0"/>
+        </w:rPr>
+        <w:t>Drafts stay in this browser when storage is available; clear drafts on a shared device.</w:t>
+      </w:r>
+    </w:p>
+    <w:p>
+      <w:pPr>
+        <w:pStyle w:val="Heading1"/>
+      </w:pPr>
+      <w:r>
+        <w:t>18. Visual concept journey</w:t>
+      </w:r>
+    </w:p>
+    <w:p>
+      <w:r>
+        <w:t>Explain each Capstone release review graphic using its labels, deciding evidence and relevant limitation.</w:t>
+      </w:r>
+    </w:p>
+    <w:p>
+      <w:pPr>
+        <w:pStyle w:val="Heading3"/>
+      </w:pPr>
+      <w:r>
+        <w:t>01. Capstone release review: the case</w:t>
+      </w:r>
+    </w:p>
+    <w:p>
+      <w:r>
+        <w:drawing>
+          <wp:inline xmlns:a="http://schemas.openxmlformats.org/drawingml/2006/main" xmlns:pic="http://schemas.openxmlformats.org/drawingml/2006/picture">
+            <wp:extent cx="5486400" cy="2834640"/>
+            <wp:docPr id="2" name="Picture 2" descr="Review every mandatory gate. A capstone release needs factual, access and deletion gates to pass. Supplied facts: Factual and access checks pass. Deletion fails because a listed backup remains. All three gates are mandatory."/>
+            <wp:cNvGraphicFramePr>
+              <a:graphicFrameLocks noChangeAspect="1"/>
+            </wp:cNvGraphicFramePr>
+            <a:graphic>
+              <a:graphicData uri="http://schemas.openxmlformats.org/drawingml/2006/picture">
+                <pic:pic>
+                  <pic:nvPicPr>
+                    <pic:cNvPr id="0" name="academy-story-ai-6-35-01.png"/>
+                    <pic:cNvPicPr/>
+                  </pic:nvPicPr>
+                  <pic:blipFill>
+                    <a:blip r:embed="rId10"/>
+                    <a:stretch>
+                      <a:fillRect/>
+                    </a:stretch>
+                  </pic:blipFill>
+                  <pic:spPr>
+                    <a:xfrm>
+                      <a:off x="0" y="0"/>
+                      <a:ext cx="5486400" cy="2834640"/>
+                    </a:xfrm>
+                    <a:prstGeom prst="rect"/>
+                  </pic:spPr>
+                </pic:pic>
+              </a:graphicData>
+            </a:graphic>
+          </wp:inline>
+        </w:drawing>
+      </w:r>
+    </w:p>
+    <w:p>
+      <w:pPr>
+        <w:spacing w:line="336" w:lineRule="auto" w:after="180"/>
+      </w:pPr>
+      <w:r>
+        <w:rPr>
+          <w:b w:val="0"/>
+        </w:rPr>
+        <w:t>Review every mandatory gate. A capstone release needs factual, access and deletion gates to pass. Supplied facts: Factual and access checks pass. Deletion fails because a listed backup remains. All three gates are mandatory.</w:t>
+      </w:r>
+    </w:p>
+    <w:p>
+      <w:pPr>
+        <w:spacing w:line="336" w:lineRule="auto" w:after="180"/>
+        <w:shd w:fill="F5F1FB"/>
+      </w:pPr>
+      <w:r>
+        <w:rPr>
+          <w:b w:val="0"/>
+        </w:rPr>
+        <w:t>Point to the given fact that matters most. Explain why it matters.</w:t>
+      </w:r>
+    </w:p>
+    <w:p>
+      <w:pPr>
+        <w:pStyle w:val="Heading3"/>
+      </w:pPr>
+      <w:r>
+        <w:t>02. Follow the deciding steps</w:t>
+      </w:r>
+    </w:p>
+    <w:p>
+      <w:r>
+        <w:drawing>
+          <wp:inline xmlns:a="http://schemas.openxmlformats.org/drawingml/2006/main" xmlns:pic="http://schemas.openxmlformats.org/drawingml/2006/picture">
+            <wp:extent cx="5486400" cy="3182112"/>
+            <wp:docPr id="3" name="Picture 3" descr="List evidence: Record two passes and the specific deletion failure. → Apply decision rule: Block release; a majority of passes is insufficient. → Specify repair: Remove the listed copy and verify it before a fresh review."/>
+            <wp:cNvGraphicFramePr>
+              <a:graphicFrameLocks noChangeAspect="1"/>
+            </wp:cNvGraphicFramePr>
+            <a:graphic>
+              <a:graphicData uri="http://schemas.openxmlformats.org/drawingml/2006/picture">
+                <pic:pic>
+                  <pic:nvPicPr>
+                    <pic:cNvPr id="0" name="academy-story-ai-6-35-02.png"/>
+                    <pic:cNvPicPr/>
+                  </pic:nvPicPr>
+                  <pic:blipFill>
+                    <a:blip r:embed="rId11"/>
+                    <a:stretch>
+                      <a:fillRect/>
+                    </a:stretch>
+                  </pic:blipFill>
+                  <pic:spPr>
+                    <a:xfrm>
+                      <a:off x="0" y="0"/>
+                      <a:ext cx="5486400" cy="3182112"/>
+                    </a:xfrm>
+                    <a:prstGeom prst="rect"/>
+                  </pic:spPr>
+                </pic:pic>
+              </a:graphicData>
+            </a:graphic>
+          </wp:inline>
+        </w:drawing>
+      </w:r>
+    </w:p>
+    <w:p>
+      <w:pPr>
+        <w:spacing w:line="336" w:lineRule="auto" w:after="180"/>
+      </w:pPr>
+      <w:r>
+        <w:rPr>
+          <w:b w:val="0"/>
+        </w:rPr>
+        <w:t xml:space="preserve">List </w:t>
+      </w:r>
+      <w:r>
+        <w:rPr>
+          <w:b/>
+        </w:rPr>
+        <w:t>evidence</w:t>
+      </w:r>
+      <w:r>
+        <w:rPr>
+          <w:b w:val="0"/>
+        </w:rPr>
+        <w:t>: Record two passes and the specific deletion failure. → Apply decision rule: Block release; a majority of passes is insufficient. → Specify repair: Remove the listed copy and verify it before a fresh review.</w:t>
+      </w:r>
+    </w:p>
+    <w:p>
+      <w:pPr>
+        <w:spacing w:line="336" w:lineRule="auto" w:after="180"/>
+        <w:shd w:fill="F5F1FB"/>
+      </w:pPr>
+      <w:r>
+        <w:rPr>
+          <w:b w:val="0"/>
+        </w:rPr>
+        <w:t xml:space="preserve">Point to each numbered stage and explain which recorded </w:t>
+      </w:r>
+      <w:r>
+        <w:rPr>
+          <w:b/>
+        </w:rPr>
+        <w:t>input</w:t>
+      </w:r>
+      <w:r>
+        <w:rPr>
+          <w:b w:val="0"/>
+        </w:rPr>
+        <w:t xml:space="preserve"> it uses.</w:t>
+      </w:r>
+    </w:p>
+    <w:p>
+      <w:pPr>
+        <w:pStyle w:val="Heading3"/>
+      </w:pPr>
+      <w:r>
+        <w:t>03. Capstone release review — evidence trace</w:t>
+      </w:r>
+    </w:p>
+    <w:p>
+      <w:r>
+        <w:drawing>
+          <wp:inline xmlns:a="http://schemas.openxmlformats.org/drawingml/2006/main" xmlns:pic="http://schemas.openxmlformats.org/drawingml/2006/picture">
+            <wp:extent cx="5486400" cy="2834640"/>
+            <wp:docPr id="4" name="Picture 4" descr="Capstone release review — evidence trace. Ordinary cases18/20 pass; access all pass; no effects; rollback not tested. | Toy release requires all access tests, no unauthorised effects, at least90% ordinary-case pass and a compatible rollback rehearsal. | 90% ordinary threshold met but rollback evidence missing, so release is not ready. Absence of a failure report is not a passed rehearsal."/>
+            <wp:cNvGraphicFramePr>
+              <a:graphicFrameLocks noChangeAspect="1"/>
+            </wp:cNvGraphicFramePr>
+            <a:graphic>
+              <a:graphicData uri="http://schemas.openxmlformats.org/drawingml/2006/picture">
+                <pic:pic>
+                  <pic:nvPicPr>
+                    <pic:cNvPr id="0" name="academy-story-ai-6-35-03.png"/>
+                    <pic:cNvPicPr/>
+                  </pic:nvPicPr>
+                  <pic:blipFill>
+                    <a:blip r:embed="rId12"/>
+                    <a:stretch>
+                      <a:fillRect/>
+                    </a:stretch>
+                  </pic:blipFill>
+                  <pic:spPr>
+                    <a:xfrm>
+                      <a:off x="0" y="0"/>
+                      <a:ext cx="5486400" cy="2834640"/>
+                    </a:xfrm>
+                    <a:prstGeom prst="rect"/>
+                  </pic:spPr>
+                </pic:pic>
+              </a:graphicData>
+            </a:graphic>
+          </wp:inline>
+        </w:drawing>
+      </w:r>
+    </w:p>
+    <w:p>
+      <w:pPr>
+        <w:spacing w:line="336" w:lineRule="auto" w:after="180"/>
+      </w:pPr>
+      <w:r>
+        <w:rPr>
+          <w:b w:val="0"/>
+        </w:rPr>
+        <w:t xml:space="preserve">Capstone </w:t>
+      </w:r>
+      <w:r>
+        <w:rPr>
+          <w:b/>
+        </w:rPr>
+        <w:t>release review</w:t>
+      </w:r>
+      <w:r>
+        <w:rPr>
+          <w:b w:val="0"/>
+        </w:rPr>
+        <w:t xml:space="preserve"> — </w:t>
+      </w:r>
+      <w:r>
+        <w:rPr>
+          <w:b/>
+        </w:rPr>
+        <w:t>evidence</w:t>
+      </w:r>
+      <w:r>
+        <w:rPr>
+          <w:b w:val="0"/>
+        </w:rPr>
+        <w:t xml:space="preserve"> trace.</w:t>
+      </w:r>
+    </w:p>
+    <w:p>
+      <w:pPr>
+        <w:spacing w:line="336" w:lineRule="auto" w:after="180"/>
+      </w:pPr>
+      <w:r>
+        <w:rPr>
+          <w:b w:val="0"/>
+        </w:rPr>
+        <w:t xml:space="preserve">Ordinary cases18/20 pass; access all pass; no effects; rollback not tested. | Toy release requires all access tests, no unauthorised effects, at least90% ordinary-case pass and a compatible </w:t>
+      </w:r>
+      <w:r>
+        <w:rPr>
+          <w:b/>
+        </w:rPr>
+        <w:t>rollback rehearsal</w:t>
+      </w:r>
+      <w:r>
+        <w:rPr>
+          <w:b w:val="0"/>
+        </w:rPr>
+        <w:t xml:space="preserve">. | 90% ordinary threshold met but rollback </w:t>
+      </w:r>
+      <w:r>
+        <w:rPr>
+          <w:b/>
+        </w:rPr>
+        <w:t>evidence</w:t>
+      </w:r>
+      <w:r>
+        <w:rPr>
+          <w:b w:val="0"/>
+        </w:rPr>
+        <w:t xml:space="preserve"> missing, so release is not ready.</w:t>
+      </w:r>
+    </w:p>
+    <w:p>
+      <w:pPr>
+        <w:spacing w:line="336" w:lineRule="auto" w:after="180"/>
+      </w:pPr>
+      <w:r>
+        <w:rPr>
+          <w:b w:val="0"/>
+        </w:rPr>
+        <w:t>Absence of a failure report is not a passed rehearsal.</w:t>
+      </w:r>
+    </w:p>
+    <w:p>
+      <w:pPr>
+        <w:spacing w:line="336" w:lineRule="auto" w:after="180"/>
+        <w:shd w:fill="F5F1FB"/>
+      </w:pPr>
+      <w:r>
+        <w:rPr>
+          <w:b w:val="0"/>
+        </w:rPr>
+        <w:t>Read the labels and values. Explain the relationship the model shows.</w:t>
+      </w:r>
+    </w:p>
+    <w:p>
+      <w:pPr>
+        <w:pStyle w:val="Heading3"/>
+      </w:pPr>
+      <w:r>
+        <w:t>04. Change one thing. Trace what follows.</w:t>
+      </w:r>
+    </w:p>
+    <w:p>
+      <w:r>
+        <w:drawing>
+          <wp:inline xmlns:a="http://schemas.openxmlformats.org/drawingml/2006/main" xmlns:pic="http://schemas.openxmlformats.org/drawingml/2006/picture">
+            <wp:extent cx="5486400" cy="3026664"/>
+            <wp:docPr id="5" name="Picture 5" descr="Original case: Remove the listed copy and verify it before a fresh review. Changed condition: Every listed deletion location passes new verification. Expected result: That gate can pass; review the complete current evidence before approving release. Reason: One repaired gate does not automatically refresh evidence for every other gate."/>
+            <wp:cNvGraphicFramePr>
+              <a:graphicFrameLocks noChangeAspect="1"/>
+            </wp:cNvGraphicFramePr>
+            <a:graphic>
+              <a:graphicData uri="http://schemas.openxmlformats.org/drawingml/2006/picture">
+                <pic:pic>
+                  <pic:nvPicPr>
+                    <pic:cNvPr id="0" name="academy-story-ai-6-35-04.png"/>
+                    <pic:cNvPicPr/>
+                  </pic:nvPicPr>
+                  <pic:blipFill>
+                    <a:blip r:embed="rId13"/>
+                    <a:stretch>
+                      <a:fillRect/>
+                    </a:stretch>
+                  </pic:blipFill>
+                  <pic:spPr>
+                    <a:xfrm>
+                      <a:off x="0" y="0"/>
+                      <a:ext cx="5486400" cy="3026664"/>
+                    </a:xfrm>
+                    <a:prstGeom prst="rect"/>
+                  </pic:spPr>
+                </pic:pic>
+              </a:graphicData>
+            </a:graphic>
+          </wp:inline>
+        </w:drawing>
+      </w:r>
+    </w:p>
+    <w:p>
+      <w:pPr>
+        <w:spacing w:line="336" w:lineRule="auto" w:after="180"/>
+      </w:pPr>
+      <w:r>
+        <w:rPr>
+          <w:b w:val="0"/>
+        </w:rPr>
+        <w:t>Original case: Remove the listed copy and verify it before a fresh review. Changed condition: Every listed deletion location passes new verification.</w:t>
+      </w:r>
+    </w:p>
+    <w:p>
+      <w:pPr>
+        <w:spacing w:line="336" w:lineRule="auto" w:after="180"/>
+      </w:pPr>
+      <w:r>
+        <w:rPr>
+          <w:b w:val="0"/>
+        </w:rPr>
+        <w:t xml:space="preserve">Expected result: That gate can pass; review the complete current </w:t>
+      </w:r>
+      <w:r>
+        <w:rPr>
+          <w:b/>
+        </w:rPr>
+        <w:t>evidence</w:t>
+      </w:r>
+      <w:r>
+        <w:rPr>
+          <w:b w:val="0"/>
+        </w:rPr>
+        <w:t xml:space="preserve"> before approving release. Reason: One repaired gate does not automatically refresh </w:t>
+      </w:r>
+      <w:r>
+        <w:rPr>
+          <w:b/>
+        </w:rPr>
+        <w:t>evidence</w:t>
+      </w:r>
+      <w:r>
+        <w:rPr>
+          <w:b w:val="0"/>
+        </w:rPr>
+        <w:t xml:space="preserve"> for every other gate.</w:t>
+      </w:r>
+    </w:p>
+    <w:p>
+      <w:pPr>
+        <w:spacing w:line="336" w:lineRule="auto" w:after="180"/>
+        <w:shd w:fill="F5F1FB"/>
+      </w:pPr>
+      <w:r>
+        <w:rPr>
+          <w:b w:val="0"/>
+        </w:rPr>
+        <w:t>Predict before checking the worked changed-case result. Name what changed and what the supplied facts allow you to conclude.</w:t>
+      </w:r>
+    </w:p>
+    <w:p>
+      <w:pPr>
+        <w:pStyle w:val="Heading3"/>
+      </w:pPr>
+      <w:r>
+        <w:t>05. Connect the explanation to its limit</w:t>
+      </w:r>
+    </w:p>
+    <w:p>
+      <w:r>
+        <w:drawing>
+          <wp:inline xmlns:a="http://schemas.openxmlformats.org/drawingml/2006/main" xmlns:pic="http://schemas.openxmlformats.org/drawingml/2006/picture">
+            <wp:extent cx="5486400" cy="2834640"/>
+            <wp:docPr id="6" name="Picture 6" descr="Release review applies explicit conditions to a specific candidate version. Completed coding is not evidence that all operational obligations are satisfied. Limit: Approval cannot guarantee zero future faults; retain ownership, monitoring and recovery arrangements."/>
+            <wp:cNvGraphicFramePr>
+              <a:graphicFrameLocks noChangeAspect="1"/>
+            </wp:cNvGraphicFramePr>
+            <a:graphic>
+              <a:graphicData uri="http://schemas.openxmlformats.org/drawingml/2006/picture">
+                <pic:pic>
+                  <pic:nvPicPr>
+                    <pic:cNvPr id="0" name="academy-story-ai-6-35-05.png"/>
+                    <pic:cNvPicPr/>
+                  </pic:nvPicPr>
+                  <pic:blipFill>
+                    <a:blip r:embed="rId14"/>
+                    <a:stretch>
+                      <a:fillRect/>
+                    </a:stretch>
+                  </pic:blipFill>
+                  <pic:spPr>
+                    <a:xfrm>
+                      <a:off x="0" y="0"/>
+                      <a:ext cx="5486400" cy="2834640"/>
+                    </a:xfrm>
+                    <a:prstGeom prst="rect"/>
+                  </pic:spPr>
+                </pic:pic>
+              </a:graphicData>
+            </a:graphic>
+          </wp:inline>
+        </w:drawing>
+      </w:r>
+    </w:p>
+    <w:p>
+      <w:pPr>
+        <w:spacing w:line="336" w:lineRule="auto" w:after="180"/>
+      </w:pPr>
+      <w:r>
+        <w:rPr>
+          <w:b/>
+        </w:rPr>
+        <w:t>Release review</w:t>
+      </w:r>
+      <w:r>
+        <w:rPr>
+          <w:b w:val="0"/>
+        </w:rPr>
+        <w:t xml:space="preserve"> applies explicit conditions to a specific candidate version. Completed coding is not </w:t>
+      </w:r>
+      <w:r>
+        <w:rPr>
+          <w:b/>
+        </w:rPr>
+        <w:t>evidence</w:t>
+      </w:r>
+      <w:r>
+        <w:rPr>
+          <w:b w:val="0"/>
+        </w:rPr>
+        <w:t xml:space="preserve"> that all operational obligations are satisfied.</w:t>
+      </w:r>
+    </w:p>
+    <w:p>
+      <w:pPr>
+        <w:spacing w:line="336" w:lineRule="auto" w:after="180"/>
+      </w:pPr>
+      <w:r>
+        <w:rPr>
+          <w:b w:val="0"/>
+        </w:rPr>
+        <w:t>Limit: Approval cannot guarantee zero future faults; retain ownership, monitoring and recovery arrangements.</w:t>
+      </w:r>
+    </w:p>
+    <w:p>
+      <w:pPr>
+        <w:spacing w:line="336" w:lineRule="auto" w:after="180"/>
+        <w:shd w:fill="F5F1FB"/>
+      </w:pPr>
+      <w:r>
+        <w:rPr>
+          <w:b w:val="0"/>
+        </w:rPr>
+        <w:t>Explain the case, then point to a limit on the claim.</w:t>
+      </w:r>
+    </w:p>
+    <w:p>
+      <w:pPr>
+        <w:pStyle w:val="Heading3"/>
+      </w:pPr>
+      <w:r>
+        <w:t>06. Make the idea visible in your project</w:t>
+      </w:r>
+    </w:p>
+    <w:p>
+      <w:r>
+        <w:drawing>
+          <wp:inline xmlns:a="http://schemas.openxmlformats.org/drawingml/2006/main" xmlns:pic="http://schemas.openxmlformats.org/drawingml/2006/picture">
+            <wp:extent cx="5486400" cy="3529584"/>
+            <wp:docPr id="7" name="Picture 7" descr="For the Grounded Learning Service, retain an annotated trace and the changed-case result. Name the contract or evidence that makes the deciding step valid, so another team can review it. Draw your input, deciding step, result and limit. Supported question: Apply the three mandatory release gates to the recorded results. Why do two passes not outweigh the deletion failure, and what evidence must follow its repair?"/>
+            <wp:cNvGraphicFramePr>
+              <a:graphicFrameLocks noChangeAspect="1"/>
+            </wp:cNvGraphicFramePr>
+            <a:graphic>
+              <a:graphicData uri="http://schemas.openxmlformats.org/drawingml/2006/picture">
+                <pic:pic>
+                  <pic:nvPicPr>
+                    <pic:cNvPr id="0" name="academy-story-ai-6-35-06.png"/>
+                    <pic:cNvPicPr/>
+                  </pic:nvPicPr>
+                  <pic:blipFill>
+                    <a:blip r:embed="rId15"/>
+                    <a:stretch>
+                      <a:fillRect/>
+                    </a:stretch>
+                  </pic:blipFill>
+                  <pic:spPr>
+                    <a:xfrm>
+                      <a:off x="0" y="0"/>
+                      <a:ext cx="5486400" cy="3529584"/>
+                    </a:xfrm>
+                    <a:prstGeom prst="rect"/>
+                  </pic:spPr>
+                </pic:pic>
+              </a:graphicData>
+            </a:graphic>
+          </wp:inline>
+        </w:drawing>
+      </w:r>
+    </w:p>
+    <w:p>
+      <w:pPr>
+        <w:spacing w:line="336" w:lineRule="auto" w:after="180"/>
+      </w:pPr>
+      <w:r>
+        <w:rPr>
+          <w:b w:val="0"/>
+        </w:rPr>
+        <w:t xml:space="preserve">For the Grounded Learning Service, retain an annotated trace and the changed-case result. Name the contract or </w:t>
+      </w:r>
+      <w:r>
+        <w:rPr>
+          <w:b/>
+        </w:rPr>
+        <w:t>evidence</w:t>
+      </w:r>
+      <w:r>
+        <w:rPr>
+          <w:b w:val="0"/>
+        </w:rPr>
+        <w:t xml:space="preserve"> that makes the deciding step valid, so another team can review it.</w:t>
+      </w:r>
+    </w:p>
+    <w:p>
+      <w:pPr>
+        <w:spacing w:line="336" w:lineRule="auto" w:after="180"/>
+      </w:pPr>
+      <w:r>
+        <w:rPr>
+          <w:b w:val="0"/>
+        </w:rPr>
+        <w:t xml:space="preserve">Draw your </w:t>
+      </w:r>
+      <w:r>
+        <w:rPr>
+          <w:b/>
+        </w:rPr>
+        <w:t>input</w:t>
+      </w:r>
+      <w:r>
+        <w:rPr>
+          <w:b w:val="0"/>
+        </w:rPr>
+        <w:t>, deciding step, result and limit. Supported question: Apply the three mandatory release gates to the recorded results.</w:t>
+      </w:r>
+    </w:p>
+    <w:p>
+      <w:pPr>
+        <w:spacing w:line="336" w:lineRule="auto" w:after="180"/>
+      </w:pPr>
+      <w:r>
+        <w:rPr>
+          <w:b w:val="0"/>
+        </w:rPr>
+        <w:t xml:space="preserve">Why do two passes not outweigh the deletion failure, and what </w:t>
+      </w:r>
+      <w:r>
+        <w:rPr>
+          <w:b/>
+        </w:rPr>
+        <w:t>evidence</w:t>
+      </w:r>
+      <w:r>
+        <w:rPr>
+          <w:b w:val="0"/>
+        </w:rPr>
+        <w:t xml:space="preserve"> must follow its repair?</w:t>
+      </w:r>
+    </w:p>
+    <w:p>
+      <w:pPr>
+        <w:spacing w:line="336" w:lineRule="auto" w:after="180"/>
+        <w:shd w:fill="F5F1FB"/>
+      </w:pPr>
+      <w:r>
+        <w:rPr>
+          <w:b w:val="0"/>
+        </w:rPr>
+        <w:t xml:space="preserve">Draw your project trace and justify the deciding step using </w:t>
+      </w:r>
+      <w:r>
+        <w:rPr>
+          <w:b/>
+        </w:rPr>
+        <w:t>evidence</w:t>
+      </w:r>
+      <w:r>
+        <w:rPr>
+          <w:b w:val="0"/>
+        </w:rPr>
+        <w:t>.</w:t>
       </w:r>
     </w:p>
     <w:sectPr>

--- a/downloads/student/ai-6-week-35.docx
+++ b/downloads/student/ai-6-week-35.docx
@@ -453,7 +453,7 @@
         <w:rPr>
           <w:b w:val="0"/>
         </w:rPr>
-        <w:t xml:space="preserve">Toy release requires all access tests, no unauthorised effects, at least90% ordinary-case pass and a compatible </w:t>
+        <w:t xml:space="preserve">Toy release requires all access tests, no unauthorised effects, at least 90% ordinary-case pass and a compatible </w:t>
       </w:r>
       <w:r>
         <w:rPr>
@@ -541,7 +541,7 @@
           </w:tcPr>
           <w:p>
             <w:r>
-              <w:t>Ordinary cases18/20 pass; access all pass; no effects; rollback not tested.</w:t>
+              <w:t>Ordinary cases 18/20 pass; access all pass; no effects; rollback not tested.</w:t>
             </w:r>
           </w:p>
         </w:tc>
@@ -551,7 +551,7 @@
           </w:tcPr>
           <w:p>
             <w:r>
-              <w:t>Toy release requires all access tests, no unauthorised effects, at least90% ordinary-case pass and a compatible rollback rehearsal.</w:t>
+              <w:t>Toy release requires all access tests, no unauthorised effects, at least 90% ordinary-case pass and a compatible rollback rehearsal.</w:t>
             </w:r>
           </w:p>
         </w:tc>
@@ -678,7 +678,7 @@
         <w:rPr>
           <w:b w:val="0"/>
         </w:rPr>
-        <w:t>Ordinary cases18/20 pass; access all pass; no effects; rollback not tested. Show the intermediate steps and give the conclusion with its scope.</w:t>
+        <w:t>Ordinary cases 18/20 pass; access all pass; no effects; rollback not tested. Show the intermediate steps and give the conclusion with its scope.</w:t>
       </w:r>
     </w:p>
     <w:p>
@@ -971,7 +971,7 @@
         <w:rPr>
           <w:b w:val="0"/>
         </w:rPr>
-        <w:t>Ordinary cases18/20 pass; access all pass; no effects; rollback not tested.</w:t>
+        <w:t>Ordinary cases 18/20 pass; access all pass; no effects; rollback not tested.</w:t>
       </w:r>
     </w:p>
     <w:p>
@@ -1984,7 +1984,7 @@
         <w:rPr>
           <w:b w:val="0"/>
         </w:rPr>
-        <w:t>Ordinary cases18/20 pass; access all pass; no effects; rollback not tested. Show the intermediate steps and give the conclusion with its scope.</w:t>
+        <w:t>Ordinary cases 18/20 pass; access all pass; no effects; rollback not tested. Show the intermediate steps and give the conclusion with its scope.</w:t>
       </w:r>
     </w:p>
     <w:tbl>
@@ -2331,7 +2331,7 @@
         <w:rPr>
           <w:b w:val="0"/>
         </w:rPr>
-        <w:t xml:space="preserve"> pack: Ordinary27/30 pass; access1/5 fails; rollback passes; no effects. Decide.</w:t>
+        <w:t xml:space="preserve"> pack: Ordinary 27/30 pass; access 1/5 fails; rollback passes; no effects. Decide.</w:t>
       </w:r>
     </w:p>
     <w:p>
@@ -2704,7 +2704,7 @@
           </w:tcPr>
           <w:p>
             <w:r>
-              <w:t>Ordinary cases18/20 pass; access all pass; no effects; rollback not tested.</w:t>
+              <w:t>Ordinary cases 18/20 pass; access all pass; no effects; rollback not tested.</w:t>
             </w:r>
           </w:p>
         </w:tc>
@@ -2714,7 +2714,7 @@
           </w:tcPr>
           <w:p>
             <w:r>
-              <w:t>Toy release requires all access tests, no unauthorised effects, at least90% ordinary-case pass and a compatible rollback rehearsal.</w:t>
+              <w:t>Toy release requires all access tests, no unauthorised effects, at least 90% ordinary-case pass and a compatible rollback rehearsal.</w:t>
             </w:r>
           </w:p>
         </w:tc>
@@ -2825,7 +2825,7 @@
         <w:rPr>
           <w:b w:val="0"/>
         </w:rPr>
-        <w:t>Ordinary27/30 pass; access1/5 fails; rollback passes; no effects. Decide.</w:t>
+        <w:t>Ordinary 27/30 pass; access 1/5 fails; rollback passes; no effects. Decide.</w:t>
       </w:r>
     </w:p>
     <w:p>
@@ -2898,7 +2898,7 @@
         <w:rPr>
           <w:b w:val="0"/>
         </w:rPr>
-        <w:t>Ordinary27/30 pass; access1/5 fails; rollback passes; no effects. Decide.</w:t>
+        <w:t>Ordinary 27/30 pass; access 1/5 fails; rollback passes; no effects. Decide.</w:t>
       </w:r>
     </w:p>
     <w:p>
@@ -4057,7 +4057,7 @@
         <w:drawing>
           <wp:inline xmlns:a="http://schemas.openxmlformats.org/drawingml/2006/main" xmlns:pic="http://schemas.openxmlformats.org/drawingml/2006/picture">
             <wp:extent cx="5486400" cy="2834640"/>
-            <wp:docPr id="4" name="Picture 4" descr="Capstone release review — evidence trace. Ordinary cases18/20 pass; access all pass; no effects; rollback not tested. | Toy release requires all access tests, no unauthorised effects, at least90% ordinary-case pass and a compatible rollback rehearsal. | 90% ordinary threshold met but rollback evidence missing, so release is not ready. Absence of a failure report is not a passed rehearsal."/>
+            <wp:docPr id="4" name="Picture 4" descr="Capstone release review — evidence trace. Ordinary cases 18/20 pass; access all pass; no effects; rollback not tested. | Toy release requires all access tests, no unauthorised effects, at least 90% ordinary-case pass and a compatible rollback rehearsal. | 90% ordinary threshold met but rollback evidence missing, so release is not ready. Absence of a failure report is not a passed rehearsal."/>
             <wp:cNvGraphicFramePr>
               <a:graphicFrameLocks noChangeAspect="1"/>
             </wp:cNvGraphicFramePr>
@@ -4131,7 +4131,7 @@
         <w:rPr>
           <w:b w:val="0"/>
         </w:rPr>
-        <w:t xml:space="preserve">Ordinary cases18/20 pass; access all pass; no effects; rollback not tested. | Toy release requires all access tests, no unauthorised effects, at least90% ordinary-case pass and a compatible </w:t>
+        <w:t xml:space="preserve">Ordinary cases 18/20 pass; access all pass; no effects; rollback not tested. | Toy release requires all access tests, no unauthorised effects, at least 90% ordinary-case pass and a compatible </w:t>
       </w:r>
       <w:r>
         <w:rPr>

--- a/downloads/student/ai-6-week-35.docx
+++ b/downloads/student/ai-6-week-35.docx
@@ -25,12 +25,17 @@
         <w:pStyle w:val="Heading1"/>
       </w:pPr>
       <w:r>
-        <w:t>Before you start</w:t>
-      </w:r>
-    </w:p>
-    <w:p>
-      <w:r>
-        <w:t>Recall Capstone failure testing. Explain why a recorded result needs its input conditions and evidence source before it can support a claim.</w:t>
+        <w:t>List every gate. Match the candidate. Preserve every review.</w:t>
+      </w:r>
+    </w:p>
+    <w:p>
+      <w:r>
+        <w:t>Evaluate versioned release evidence without treating missing checks, old passes or majority votes as readiness.</w:t>
+      </w:r>
+    </w:p>
+    <w:p>
+      <w:r>
+        <w:t>Gate contract → main untested-recovery ledger → backup-deletion picture → evidence/version probes → review/history model → independent access failure.</w:t>
       </w:r>
     </w:p>
     <w:p>
@@ -38,20 +43,20 @@
         <w:pStyle w:val="Heading1"/>
       </w:pPr>
       <w:r>
-        <w:t>01. Your mission</w:t>
-      </w:r>
-    </w:p>
-    <w:p>
-      <w:r>
-        <w:t>Start with the target: Explain the mechanism and terminology of capstone release review. Try the recall before opening notes.</w:t>
-      </w:r>
-    </w:p>
-    <w:p>
-      <w:pPr>
-        <w:pStyle w:val="Heading3"/>
-      </w:pPr>
-      <w:r>
-        <w:t>Your learning target</w:t>
+        <w:t>01. Review every mandatory gate for the candidate being assessed</w:t>
+      </w:r>
+    </w:p>
+    <w:p>
+      <w:r>
+        <w:t>Missing, failed and wrong-version evidence cannot count as a pass.</w:t>
+      </w:r>
+    </w:p>
+    <w:p>
+      <w:pPr>
+        <w:pStyle w:val="Heading2"/>
+      </w:pPr>
+      <w:r>
+        <w:t>Learning goals</w:t>
       </w:r>
     </w:p>
     <w:p>
@@ -113,10 +118,10 @@
     </w:p>
     <w:p>
       <w:pPr>
-        <w:pStyle w:val="Heading3"/>
-      </w:pPr>
-      <w:r>
-        <w:t>Remember before reading</w:t>
+        <w:pStyle w:val="Heading2"/>
+      </w:pPr>
+      <w:r>
+        <w:t>Retrieve capstone matrices and compatible recovery</w:t>
       </w:r>
     </w:p>
     <w:p>
@@ -188,6 +193,100 @@
     </w:p>
     <w:p>
       <w:pPr>
+        <w:pStyle w:val="Heading2"/>
+      </w:pPr>
+      <w:r>
+        <w:t>Prerequisite and starting response</w:t>
+      </w:r>
+    </w:p>
+    <w:p>
+      <w:pPr>
+        <w:pStyle w:val="ListBullet"/>
+      </w:pPr>
+      <w:r>
+        <w:t>Recall Capstone failure testing. Explain why a recorded result needs its input conditions and evidence source before it can support a claim.</w:t>
+      </w:r>
+    </w:p>
+    <w:p>
+      <w:pPr>
+        <w:pStyle w:val="Heading3"/>
+      </w:pPr>
+      <w:r>
+        <w:t>My starting explanation</w:t>
+      </w:r>
+    </w:p>
+    <w:p>
+      <w:r>
+        <w:t>________________________________________________________________</w:t>
+      </w:r>
+    </w:p>
+    <w:p>
+      <w:r>
+        <w:t>________________________________________________________________</w:t>
+      </w:r>
+    </w:p>
+    <w:p>
+      <w:r>
+        <w:t>________________________________________________________________</w:t>
+      </w:r>
+    </w:p>
+    <w:p>
+      <w:pPr>
+        <w:pStyle w:val="Heading2"/>
+      </w:pPr>
+      <w:r>
+        <w:t>End goal</w:t>
+      </w:r>
+    </w:p>
+    <w:p>
+      <w:pPr>
+        <w:spacing w:line="336" w:lineRule="auto" w:after="180"/>
+      </w:pPr>
+      <w:r>
+        <w:rPr>
+          <w:b w:val="0"/>
+        </w:rPr>
+        <w:t xml:space="preserve">Explain capstone </w:t>
+      </w:r>
+      <w:r>
+        <w:rPr>
+          <w:b/>
+        </w:rPr>
+        <w:t>release review</w:t>
+      </w:r>
+      <w:r>
+        <w:rPr>
+          <w:b w:val="0"/>
+        </w:rPr>
+        <w:t xml:space="preserve"> using the deciding step in this fictional service.</w:t>
+      </w:r>
+    </w:p>
+    <w:p>
+      <w:pPr>
+        <w:pStyle w:val="Heading2"/>
+      </w:pPr>
+      <w:r>
+        <w:t>Earlier wording, alternatives and picture transcripts · reference / check after trying</w:t>
+      </w:r>
+    </w:p>
+    <w:p>
+      <w:pPr>
+        <w:pStyle w:val="Heading3"/>
+      </w:pPr>
+      <w:r>
+        <w:t>Your learning target</w:t>
+      </w:r>
+    </w:p>
+    <w:p>
+      <w:pPr>
+        <w:pStyle w:val="Heading3"/>
+      </w:pPr>
+      <w:r>
+        <w:t>Remember before reading</w:t>
+      </w:r>
+    </w:p>
+    <w:p>
+      <w:pPr>
         <w:spacing w:line="336" w:lineRule="auto" w:after="180"/>
       </w:pPr>
       <w:r>
@@ -258,13 +357,705 @@
     </w:p>
     <w:p>
       <w:pPr>
+        <w:pStyle w:val="Heading3"/>
+      </w:pPr>
+      <w:r>
+        <w:t>This week’s end goal</w:t>
+      </w:r>
+    </w:p>
+    <w:p>
+      <w:pPr>
+        <w:pStyle w:val="Heading1"/>
+      </w:pPr>
+      <w:r>
+        <w:t>02. Define the candidate, required gates and evidence states</w:t>
+      </w:r>
+    </w:p>
+    <w:p>
+      <w:r>
+        <w:t>Do not turn absence of a failure report into a passed rehearsal.</w:t>
+      </w:r>
+    </w:p>
+    <w:p>
+      <w:pPr>
+        <w:pStyle w:val="Heading2"/>
+      </w:pPr>
+      <w:r>
+        <w:t>Begin with a missing required trip check</w:t>
+      </w:r>
+    </w:p>
+    <w:p>
+      <w:pPr>
         <w:spacing w:line="336" w:lineRule="auto" w:after="180"/>
       </w:pPr>
       <w:r>
         <w:rPr>
           <w:b w:val="0"/>
         </w:rPr>
-        <w:t xml:space="preserve">Recall Capstone failure testing. Explain why a recorded result needs its </w:t>
+        <w:t>Imagine a school trip meets its learning goals but nobody has checked the return transport. Three reassuring results do not fill the missing required check. A release review works similarly: list every mandatory condition, attach versioned evidence and keep pass, fail and not run distinct. A rate can meet its threshold while recovery is still untested.</w:t>
+      </w:r>
+    </w:p>
+    <w:p>
+      <w:pPr>
+        <w:spacing w:line="336" w:lineRule="auto" w:after="180"/>
+      </w:pPr>
+      <w:r>
+        <w:rPr>
+          <w:b w:val="0"/>
+        </w:rPr>
+        <w:t>The review must name the candidate and the evidence scope, rather than vote on the majority of green boxes.</w:t>
+      </w:r>
+    </w:p>
+    <w:p>
+      <w:pPr>
+        <w:pStyle w:val="Heading2"/>
+      </w:pPr>
+      <w:r>
+        <w:t>Define capstone release review</w:t>
+      </w:r>
+    </w:p>
+    <w:p>
+      <w:pPr>
+        <w:spacing w:line="336" w:lineRule="auto" w:after="180"/>
+      </w:pPr>
+      <w:r>
+        <w:rPr>
+          <w:b/>
+        </w:rPr>
+        <w:t>Release review</w:t>
+      </w:r>
+      <w:r>
+        <w:rPr>
+          <w:b w:val="0"/>
+        </w:rPr>
+        <w:t xml:space="preserve"> combines correctness, access, failure recovery and operational readiness. </w:t>
+      </w:r>
+      <w:r>
+        <w:rPr>
+          <w:b/>
+        </w:rPr>
+        <w:t>Critical gate</w:t>
+      </w:r>
+      <w:r>
+        <w:rPr>
+          <w:b w:val="0"/>
+        </w:rPr>
+        <w:t>s can block release independently of an average score.</w:t>
+      </w:r>
+    </w:p>
+    <w:p>
+      <w:pPr>
+        <w:pStyle w:val="Heading2"/>
+      </w:pPr>
+      <w:r>
+        <w:t>Complete fictional gate and evidence contract</w:t>
+      </w:r>
+    </w:p>
+    <w:tbl>
+      <w:tblPr>
+        <w:tblStyle w:val="LightShading-Accent1"/>
+        <w:tblW w:type="auto" w:w="0"/>
+        <w:tblLook w:firstColumn="1" w:firstRow="1" w:lastColumn="0" w:lastRow="0" w:noHBand="0" w:noVBand="1" w:val="04A0"/>
+      </w:tblPr>
+      <w:tblGrid>
+        <w:gridCol w:w="5112"/>
+        <w:gridCol w:w="5112"/>
+      </w:tblGrid>
+      <w:tr>
+        <w:trPr>
+          <w:tblHeader/>
+        </w:trPr>
+        <w:tc>
+          <w:tcPr>
+            <w:tcW w:type="dxa" w:w="5112"/>
+          </w:tcPr>
+          <w:p>
+            <w:r>
+              <w:t>Review contract</w:t>
+            </w:r>
+          </w:p>
+        </w:tc>
+        <w:tc>
+          <w:tcPr>
+            <w:tcW w:type="dxa" w:w="5112"/>
+          </w:tcPr>
+          <w:p>
+            <w:r>
+              <w:t>Complete fictional rule</w:t>
+            </w:r>
+          </w:p>
+        </w:tc>
+      </w:tr>
+      <w:tr>
+        <w:tc>
+          <w:tcPr>
+            <w:tcW w:type="dxa" w:w="5112"/>
+          </w:tcPr>
+          <w:p>
+            <w:r>
+              <w:t>Main candidate</w:t>
+            </w:r>
+          </w:p>
+        </w:tc>
+        <w:tc>
+          <w:tcPr>
+            <w:tcW w:type="dxa" w:w="5112"/>
+          </w:tcPr>
+          <w:p>
+            <w:r>
+              <w:t>r2; evidence records must match the reviewed candidate</w:t>
+            </w:r>
+          </w:p>
+        </w:tc>
+      </w:tr>
+      <w:tr>
+        <w:tc>
+          <w:tcPr>
+            <w:tcW w:type="dxa" w:w="5112"/>
+          </w:tcPr>
+          <w:p>
+            <w:r>
+              <w:t>Ordinary cases</w:t>
+            </w:r>
+          </w:p>
+        </w:tc>
+        <w:tc>
+          <w:tcPr>
+            <w:tcW w:type="dxa" w:w="5112"/>
+          </w:tcPr>
+          <w:p>
+            <w:r>
+              <w:t>At least 90%; main 18/20 exactly meets the threshold</w:t>
+            </w:r>
+          </w:p>
+        </w:tc>
+      </w:tr>
+      <w:tr>
+        <w:tc>
+          <w:tcPr>
+            <w:tcW w:type="dxa" w:w="5112"/>
+          </w:tcPr>
+          <w:p>
+            <w:r>
+              <w:t>Access</w:t>
+            </w:r>
+          </w:p>
+        </w:tc>
+        <w:tc>
+          <w:tcPr>
+            <w:tcW w:type="dxa" w:w="5112"/>
+          </w:tcPr>
+          <w:p>
+            <w:r>
+              <w:t>All declared access tests must pass</w:t>
+            </w:r>
+          </w:p>
+        </w:tc>
+      </w:tr>
+      <w:tr>
+        <w:tc>
+          <w:tcPr>
+            <w:tcW w:type="dxa" w:w="5112"/>
+          </w:tcPr>
+          <w:p>
+            <w:r>
+              <w:t>Effects</w:t>
+            </w:r>
+          </w:p>
+        </w:tc>
+        <w:tc>
+          <w:tcPr>
+            <w:tcW w:type="dxa" w:w="5112"/>
+          </w:tcPr>
+          <w:p>
+            <w:r>
+              <w:t>No unauthorized effects in the declared trace checks</w:t>
+            </w:r>
+          </w:p>
+        </w:tc>
+      </w:tr>
+      <w:tr>
+        <w:tc>
+          <w:tcPr>
+            <w:tcW w:type="dxa" w:w="5112"/>
+          </w:tcPr>
+          <w:p>
+            <w:r>
+              <w:t>Recovery</w:t>
+            </w:r>
+          </w:p>
+        </w:tc>
+        <w:tc>
+          <w:tcPr>
+            <w:tcW w:type="dxa" w:w="5112"/>
+          </w:tcPr>
+          <w:p>
+            <w:r>
+              <w:t>Compatible rollback rehearsal must have passing evidence; not run blocks</w:t>
+            </w:r>
+          </w:p>
+        </w:tc>
+      </w:tr>
+      <w:tr>
+        <w:tc>
+          <w:tcPr>
+            <w:tcW w:type="dxa" w:w="5112"/>
+          </w:tcPr>
+          <w:p>
+            <w:r>
+              <w:t>Evidence record</w:t>
+            </w:r>
+          </w:p>
+        </w:tc>
+        <w:tc>
+          <w:tcPr>
+            <w:tcW w:type="dxa" w:w="5112"/>
+          </w:tcPr>
+          <w:p>
+            <w:r>
+              <w:t>Gate state pass/fail/not_run, candidate version and reference for any supplied pass/fail</w:t>
+            </w:r>
+          </w:p>
+        </w:tc>
+      </w:tr>
+      <w:tr>
+        <w:tc>
+          <w:tcPr>
+            <w:tcW w:type="dxa" w:w="5112"/>
+          </w:tcPr>
+          <w:p>
+            <w:r>
+              <w:t>Separate picture</w:t>
+            </w:r>
+          </w:p>
+        </w:tc>
+        <w:tc>
+          <w:tcPr>
+            <w:tcW w:type="dxa" w:w="5112"/>
+          </w:tcPr>
+          <w:p>
+            <w:r>
+              <w:t>p2 requires factual, access and deletion gates; factual/access pass, listed backup residual makes deletion fail</w:t>
+            </w:r>
+          </w:p>
+        </w:tc>
+      </w:tr>
+      <w:tr>
+        <w:tc>
+          <w:tcPr>
+            <w:tcW w:type="dxa" w:w="5112"/>
+          </w:tcPr>
+          <w:p>
+            <w:r>
+              <w:t>Repair review</w:t>
+            </w:r>
+          </w:p>
+        </w:tc>
+        <w:tc>
+          <w:tcPr>
+            <w:tcW w:type="dxa" w:w="5112"/>
+          </w:tcPr>
+          <w:p>
+            <w:r>
+              <w:t>New p3 evidence must cover the current candidate; stale p2 passes cannot silently count for p3</w:t>
+            </w:r>
+          </w:p>
+        </w:tc>
+      </w:tr>
+      <w:tr>
+        <w:tc>
+          <w:tcPr>
+            <w:tcW w:type="dxa" w:w="5112"/>
+          </w:tcPr>
+          <w:p>
+            <w:r>
+              <w:t>Decision scope</w:t>
+            </w:r>
+          </w:p>
+        </w:tc>
+        <w:tc>
+          <w:tcPr>
+            <w:tcW w:type="dxa" w:w="5112"/>
+          </w:tcPr>
+          <w:p>
+            <w:r>
+              <w:t>Eligibility under supplied fictional gates, not actual deployment or human approval</w:t>
+            </w:r>
+          </w:p>
+        </w:tc>
+      </w:tr>
+      <w:tr>
+        <w:tc>
+          <w:tcPr>
+            <w:tcW w:type="dxa" w:w="5112"/>
+          </w:tcPr>
+          <w:p>
+            <w:r>
+              <w:t>Limits</w:t>
+            </w:r>
+          </w:p>
+        </w:tc>
+        <w:tc>
+          <w:tcPr>
+            <w:tcW w:type="dxa" w:w="5112"/>
+          </w:tcPr>
+          <w:p>
+            <w:r>
+              <w:t>Constructed evidence IDs/states are not executed checks; listed-copy verification is not unknown-copy deletion proof</w:t>
+            </w:r>
+          </w:p>
+        </w:tc>
+      </w:tr>
+    </w:tbl>
+    <w:p>
+      <w:pPr>
+        <w:pStyle w:val="Heading2"/>
+      </w:pPr>
+      <w:r>
+        <w:t>Name supplied and missing evidence</w:t>
+      </w:r>
+    </w:p>
+    <w:p>
+      <w:pPr>
+        <w:pStyle w:val="Heading3"/>
+      </w:pPr>
+      <w:r>
+        <w:t>List the given facts and one fact that is not supplied.</w:t>
+      </w:r>
+    </w:p>
+    <w:p>
+      <w:r>
+        <w:t>________________________________________________________________</w:t>
+      </w:r>
+    </w:p>
+    <w:p>
+      <w:r>
+        <w:t>________________________________________________________________</w:t>
+      </w:r>
+    </w:p>
+    <w:p>
+      <w:r>
+        <w:t>________________________________________________________________</w:t>
+      </w:r>
+    </w:p>
+    <w:p>
+      <w:pPr>
+        <w:pStyle w:val="Heading2"/>
+      </w:pPr>
+      <w:r>
+        <w:t>Earlier wording, alternatives and picture transcripts · reference / check after trying</w:t>
+      </w:r>
+    </w:p>
+    <w:p>
+      <w:pPr>
+        <w:spacing w:line="336" w:lineRule="auto" w:after="180"/>
+      </w:pPr>
+      <w:r>
+        <w:rPr>
+          <w:b w:val="0"/>
+        </w:rPr>
+        <w:t>Begin by writing the question the procedure is intended to answer. Identify the information already supplied, the information it will produce and the information still missing.</w:t>
+      </w:r>
+    </w:p>
+    <w:p>
+      <w:pPr>
+        <w:spacing w:line="336" w:lineRule="auto" w:after="180"/>
+      </w:pPr>
+      <w:r>
+        <w:rPr>
+          <w:b w:val="0"/>
+        </w:rPr>
+        <w:t>These are constructed classroom examples; they do not require live accounts, private records or an external service. Do not treat a plausible explanation as a measured outcome.</w:t>
+      </w:r>
+    </w:p>
+    <w:p>
+      <w:pPr>
+        <w:pStyle w:val="Heading1"/>
+      </w:pPr>
+      <w:r>
+        <w:t>03. Trace a met score threshold with untested recovery</w:t>
+      </w:r>
+    </w:p>
+    <w:p>
+      <w:r>
+        <w:t>Report each gate separately before the overall decision.</w:t>
+      </w:r>
+    </w:p>
+    <w:p>
+      <w:pPr>
+        <w:pStyle w:val="Heading2"/>
+      </w:pPr>
+      <w:r>
+        <w:t>Original mandatory release conditions</w:t>
+      </w:r>
+    </w:p>
+    <w:p>
+      <w:pPr>
+        <w:spacing w:line="336" w:lineRule="auto" w:after="180"/>
+      </w:pPr>
+      <w:r>
+        <w:rPr>
+          <w:b w:val="0"/>
+        </w:rPr>
+        <w:t xml:space="preserve">Toy release requires all access tests, no unauthorised effects, at least 90% ordinary-case pass and a compatible </w:t>
+      </w:r>
+      <w:r>
+        <w:rPr>
+          <w:b/>
+        </w:rPr>
+        <w:t>rollback rehearsal</w:t>
+      </w:r>
+      <w:r>
+        <w:rPr>
+          <w:b w:val="0"/>
+        </w:rPr>
+        <w:t xml:space="preserve">. Record each gate separately with versioned </w:t>
+      </w:r>
+      <w:r>
+        <w:rPr>
+          <w:b/>
+        </w:rPr>
+        <w:t>evidence</w:t>
+      </w:r>
+      <w:r>
+        <w:rPr>
+          <w:b w:val="0"/>
+        </w:rPr>
+        <w:t>.</w:t>
+      </w:r>
+    </w:p>
+    <w:p>
+      <w:pPr>
+        <w:pStyle w:val="Heading2"/>
+      </w:pPr>
+      <w:r>
+        <w:t>Complete main gate ledger</w:t>
+      </w:r>
+    </w:p>
+    <w:tbl>
+      <w:tblPr>
+        <w:tblStyle w:val="LightShading-Accent1"/>
+        <w:tblW w:type="auto" w:w="0"/>
+        <w:tblLook w:firstColumn="1" w:firstRow="1" w:lastColumn="0" w:lastRow="0" w:noHBand="0" w:noVBand="1" w:val="04A0"/>
+      </w:tblPr>
+      <w:tblGrid>
+        <w:gridCol w:w="3408"/>
+        <w:gridCol w:w="3408"/>
+        <w:gridCol w:w="3408"/>
+      </w:tblGrid>
+      <w:tr>
+        <w:trPr>
+          <w:tblHeader/>
+        </w:trPr>
+        <w:tc>
+          <w:tcPr>
+            <w:tcW w:type="dxa" w:w="3408"/>
+          </w:tcPr>
+          <w:p>
+            <w:r>
+              <w:t>Main r2 gate</w:t>
+            </w:r>
+          </w:p>
+        </w:tc>
+        <w:tc>
+          <w:tcPr>
+            <w:tcW w:type="dxa" w:w="3408"/>
+          </w:tcPr>
+          <w:p>
+            <w:r>
+              <w:t>Supplied evidence</w:t>
+            </w:r>
+          </w:p>
+        </w:tc>
+        <w:tc>
+          <w:tcPr>
+            <w:tcW w:type="dxa" w:w="3408"/>
+          </w:tcPr>
+          <w:p>
+            <w:r>
+              <w:t>Gate judgment</w:t>
+            </w:r>
+          </w:p>
+        </w:tc>
+      </w:tr>
+      <w:tr>
+        <w:tc>
+          <w:tcPr>
+            <w:tcW w:type="dxa" w:w="3408"/>
+          </w:tcPr>
+          <w:p>
+            <w:r>
+              <w:t>Ordinary cases</w:t>
+            </w:r>
+          </w:p>
+        </w:tc>
+        <w:tc>
+          <w:tcPr>
+            <w:tcW w:type="dxa" w:w="3408"/>
+          </w:tcPr>
+          <w:p>
+            <w:r>
+              <w:t>18/20 = 90%</w:t>
+            </w:r>
+          </w:p>
+        </w:tc>
+        <w:tc>
+          <w:tcPr>
+            <w:tcW w:type="dxa" w:w="3408"/>
+          </w:tcPr>
+          <w:p>
+            <w:r>
+              <w:t>Pass at inclusive 90% threshold</w:t>
+            </w:r>
+          </w:p>
+        </w:tc>
+      </w:tr>
+      <w:tr>
+        <w:tc>
+          <w:tcPr>
+            <w:tcW w:type="dxa" w:w="3408"/>
+          </w:tcPr>
+          <w:p>
+            <w:r>
+              <w:t>All access tests</w:t>
+            </w:r>
+          </w:p>
+        </w:tc>
+        <w:tc>
+          <w:tcPr>
+            <w:tcW w:type="dxa" w:w="3408"/>
+          </w:tcPr>
+          <w:p>
+            <w:r>
+              <w:t>Supplied passing fixture record</w:t>
+            </w:r>
+          </w:p>
+        </w:tc>
+        <w:tc>
+          <w:tcPr>
+            <w:tcW w:type="dxa" w:w="3408"/>
+          </w:tcPr>
+          <w:p>
+            <w:r>
+              <w:t>Pass within declared cases</w:t>
+            </w:r>
+          </w:p>
+        </w:tc>
+      </w:tr>
+      <w:tr>
+        <w:tc>
+          <w:tcPr>
+            <w:tcW w:type="dxa" w:w="3408"/>
+          </w:tcPr>
+          <w:p>
+            <w:r>
+              <w:t>No unauthorized effects</w:t>
+            </w:r>
+          </w:p>
+        </w:tc>
+        <w:tc>
+          <w:tcPr>
+            <w:tcW w:type="dxa" w:w="3408"/>
+          </w:tcPr>
+          <w:p>
+            <w:r>
+              <w:t>Supplied clean fixture trace</w:t>
+            </w:r>
+          </w:p>
+        </w:tc>
+        <w:tc>
+          <w:tcPr>
+            <w:tcW w:type="dxa" w:w="3408"/>
+          </w:tcPr>
+          <w:p>
+            <w:r>
+              <w:t>Pass within declared trace</w:t>
+            </w:r>
+          </w:p>
+        </w:tc>
+      </w:tr>
+      <w:tr>
+        <w:tc>
+          <w:tcPr>
+            <w:tcW w:type="dxa" w:w="3408"/>
+          </w:tcPr>
+          <w:p>
+            <w:r>
+              <w:t>Compatible rollback rehearsal</w:t>
+            </w:r>
+          </w:p>
+        </w:tc>
+        <w:tc>
+          <w:tcPr>
+            <w:tcW w:type="dxa" w:w="3408"/>
+          </w:tcPr>
+          <w:p>
+            <w:r>
+              <w:t>Not run</w:t>
+            </w:r>
+          </w:p>
+        </w:tc>
+        <w:tc>
+          <w:tcPr>
+            <w:tcW w:type="dxa" w:w="3408"/>
+          </w:tcPr>
+          <w:p>
+            <w:r>
+              <w:t>Missing required evidence; blocks eligibility</w:t>
+            </w:r>
+          </w:p>
+        </w:tc>
+      </w:tr>
+      <w:tr>
+        <w:tc>
+          <w:tcPr>
+            <w:tcW w:type="dxa" w:w="3408"/>
+          </w:tcPr>
+          <w:p>
+            <w:r>
+              <w:t>Overall main review</w:t>
+            </w:r>
+          </w:p>
+        </w:tc>
+        <w:tc>
+          <w:tcPr>
+            <w:tcW w:type="dxa" w:w="3408"/>
+          </w:tcPr>
+          <w:p>
+            <w:r>
+              <w:t>Three supplied passes cannot fill rehearsal gap</w:t>
+            </w:r>
+          </w:p>
+        </w:tc>
+        <w:tc>
+          <w:tcPr>
+            <w:tcW w:type="dxa" w:w="3408"/>
+          </w:tcPr>
+          <w:p>
+            <w:r>
+              <w:t>Not ready under all-mandatory rule</w:t>
+            </w:r>
+          </w:p>
+        </w:tc>
+      </w:tr>
+    </w:tbl>
+    <w:p>
+      <w:pPr>
+        <w:pStyle w:val="Heading2"/>
+      </w:pPr>
+      <w:r>
+        <w:t>State missing evidence and candidate version</w:t>
+      </w:r>
+    </w:p>
+    <w:p>
+      <w:pPr>
+        <w:spacing w:line="336" w:lineRule="auto" w:after="180"/>
+      </w:pPr>
+      <w:r>
+        <w:rPr>
+          <w:b w:val="0"/>
+        </w:rPr>
+        <w:t xml:space="preserve">Before applying the procedure, write its units, denominator or decision boundary where relevant. A partner should be able to repeat each step using the same </w:t>
       </w:r>
       <w:r>
         <w:rPr>
@@ -276,50 +1067,38 @@
         <w:rPr>
           <w:b w:val="0"/>
         </w:rPr>
-        <w:t xml:space="preserve"> conditions and </w:t>
+        <w:t>s.</w:t>
+      </w:r>
+    </w:p>
+    <w:p>
+      <w:pPr>
+        <w:spacing w:line="336" w:lineRule="auto" w:after="180"/>
+      </w:pPr>
+      <w:r>
+        <w:rPr>
+          <w:b w:val="0"/>
+        </w:rPr>
+        <w:t xml:space="preserve">If a required </w:t>
       </w:r>
       <w:r>
         <w:rPr>
           <w:b/>
         </w:rPr>
-        <w:t>evidence</w:t>
+        <w:t>input</w:t>
       </w:r>
       <w:r>
         <w:rPr>
           <w:b w:val="0"/>
         </w:rPr>
-        <w:t xml:space="preserve"> source before it can support a claim.</w:t>
-      </w:r>
-    </w:p>
-    <w:p>
-      <w:pPr>
-        <w:pStyle w:val="Heading3"/>
-      </w:pPr>
-      <w:r>
-        <w:t>My starting explanation</w:t>
-      </w:r>
-    </w:p>
-    <w:p>
-      <w:r>
-        <w:t>________________________________________________________________</w:t>
-      </w:r>
-    </w:p>
-    <w:p>
-      <w:r>
-        <w:t>________________________________________________________________</w:t>
-      </w:r>
-    </w:p>
-    <w:p>
-      <w:r>
-        <w:t>________________________________________________________________</w:t>
-      </w:r>
-    </w:p>
-    <w:p>
-      <w:pPr>
-        <w:pStyle w:val="Heading3"/>
-      </w:pPr>
-      <w:r>
-        <w:t>This week’s end goal</w:t>
+        <w:t xml:space="preserve"> is absent or violates the stated contract, record that condition explicitly instead of quietly replacing it with a convenient value.</w:t>
+      </w:r>
+    </w:p>
+    <w:p>
+      <w:pPr>
+        <w:pStyle w:val="Heading2"/>
+      </w:pPr>
+      <w:r>
+        <w:t>Explain the visual</w:t>
       </w:r>
     </w:p>
     <w:p>
@@ -330,154 +1109,27 @@
         <w:rPr>
           <w:b w:val="0"/>
         </w:rPr>
-        <w:t xml:space="preserve">Explain capstone </w:t>
+        <w:t xml:space="preserve">Point to the </w:t>
       </w:r>
       <w:r>
         <w:rPr>
           <w:b/>
         </w:rPr>
-        <w:t>release review</w:t>
+        <w:t>input</w:t>
       </w:r>
       <w:r>
         <w:rPr>
           <w:b w:val="0"/>
         </w:rPr>
-        <w:t xml:space="preserve"> using the deciding step in this fictional service.</w:t>
-      </w:r>
-    </w:p>
-    <w:p>
-      <w:pPr>
-        <w:pStyle w:val="Heading1"/>
-      </w:pPr>
-      <w:r>
-        <w:t>02. Notice the evidence</w:t>
-      </w:r>
-    </w:p>
-    <w:p>
-      <w:r>
-        <w:t>Investigate the supplied Capstone release review case. Separate observations, given facts and assumptions before choosing an explanation.</w:t>
-      </w:r>
-    </w:p>
-    <w:p>
-      <w:pPr>
-        <w:spacing w:line="336" w:lineRule="auto" w:after="180"/>
-      </w:pPr>
-      <w:r>
-        <w:rPr>
-          <w:b/>
-        </w:rPr>
-        <w:t>Release review</w:t>
-      </w:r>
-      <w:r>
-        <w:rPr>
-          <w:b w:val="0"/>
-        </w:rPr>
-        <w:t xml:space="preserve"> combines correctness, access, failure recovery and operational readiness. </w:t>
-      </w:r>
-      <w:r>
-        <w:rPr>
-          <w:b/>
-        </w:rPr>
-        <w:t>Critical gate</w:t>
-      </w:r>
-      <w:r>
-        <w:rPr>
-          <w:b w:val="0"/>
-        </w:rPr>
-        <w:t>s can block release independently of an average score.</w:t>
-      </w:r>
-    </w:p>
-    <w:p>
-      <w:pPr>
-        <w:spacing w:line="336" w:lineRule="auto" w:after="180"/>
-      </w:pPr>
-      <w:r>
-        <w:rPr>
-          <w:b w:val="0"/>
-        </w:rPr>
-        <w:t>Begin by writing the question the procedure is intended to answer. Identify the information already supplied, the information it will produce and the information still missing.</w:t>
-      </w:r>
-    </w:p>
-    <w:p>
-      <w:pPr>
-        <w:spacing w:line="336" w:lineRule="auto" w:after="180"/>
-      </w:pPr>
-      <w:r>
-        <w:rPr>
-          <w:b w:val="0"/>
-        </w:rPr>
-        <w:t>These are constructed classroom examples; they do not require live accounts, private records or an external service. Do not treat a plausible explanation as a measured outcome.</w:t>
-      </w:r>
-    </w:p>
-    <w:p>
-      <w:pPr>
-        <w:pStyle w:val="Heading3"/>
-      </w:pPr>
-      <w:r>
-        <w:t>List the given facts and one fact that is not supplied.</w:t>
-      </w:r>
-    </w:p>
-    <w:p>
-      <w:r>
-        <w:t>________________________________________________________________</w:t>
-      </w:r>
-    </w:p>
-    <w:p>
-      <w:r>
-        <w:t>________________________________________________________________</w:t>
-      </w:r>
-    </w:p>
-    <w:p>
-      <w:r>
-        <w:t>________________________________________________________________</w:t>
-      </w:r>
-    </w:p>
-    <w:p>
-      <w:pPr>
-        <w:pStyle w:val="Heading1"/>
-      </w:pPr>
-      <w:r>
-        <w:t>03. See how it works</w:t>
-      </w:r>
-    </w:p>
-    <w:p>
-      <w:r>
-        <w:t>Follow the mechanism for Capstone release review. Connect each labelled input, deciding step and result.</w:t>
-      </w:r>
-    </w:p>
-    <w:p>
-      <w:pPr>
-        <w:spacing w:line="336" w:lineRule="auto" w:after="180"/>
-      </w:pPr>
-      <w:r>
-        <w:rPr>
-          <w:b w:val="0"/>
-        </w:rPr>
-        <w:t xml:space="preserve">Toy release requires all access tests, no unauthorised effects, at least 90% ordinary-case pass and a compatible </w:t>
-      </w:r>
-      <w:r>
-        <w:rPr>
-          <w:b/>
-        </w:rPr>
-        <w:t>rollback rehearsal</w:t>
-      </w:r>
-      <w:r>
-        <w:rPr>
-          <w:b w:val="0"/>
-        </w:rPr>
-        <w:t xml:space="preserve">. Record each gate separately with versioned </w:t>
-      </w:r>
-      <w:r>
-        <w:rPr>
-          <w:b/>
-        </w:rPr>
-        <w:t>evidence</w:t>
-      </w:r>
-      <w:r>
-        <w:rPr>
-          <w:b w:val="0"/>
-        </w:rPr>
-        <w:t>.</w:t>
+        <w:t>, the deciding step and the result in this week’s visual. Explain the same step in ordinary words. A picture helps when you can say what each part represents.</w:t>
+      </w:r>
+    </w:p>
+    <w:p>
+      <w:pPr>
+        <w:pStyle w:val="Heading2"/>
+      </w:pPr>
+      <w:r>
+        <w:t>Earlier wording, alternatives and picture transcripts · reference / check after trying</w:t>
       </w:r>
     </w:p>
     <w:p>
@@ -574,13 +1226,250 @@
     </w:p>
     <w:p>
       <w:pPr>
+        <w:pStyle w:val="Heading3"/>
+      </w:pPr>
+      <w:r>
+        <w:t>Connect the picture and the explanation</w:t>
+      </w:r>
+    </w:p>
+    <w:p>
+      <w:pPr>
+        <w:pStyle w:val="Heading1"/>
+      </w:pPr>
+      <w:r>
+        <w:t>04. Predict newly verified deletion without erasing history</w:t>
+      </w:r>
+    </w:p>
+    <w:p>
+      <w:r>
+        <w:t>Recheck the candidate’s applicable gates rather than overwriting an old failure.</w:t>
+      </w:r>
+    </w:p>
+    <w:p>
+      <w:pPr>
+        <w:pStyle w:val="Heading2"/>
+      </w:pPr>
+      <w:r>
+        <w:t>Current task and response</w:t>
+      </w:r>
+    </w:p>
+    <w:p>
+      <w:pPr>
+        <w:pStyle w:val="ListBullet"/>
+      </w:pPr>
+      <w:r>
+        <w:t>Ordinary cases 18/20 pass; access all pass; no effects; rollback not tested. Show the intermediate steps and give the conclusion with its scope.</w:t>
+      </w:r>
+    </w:p>
+    <w:p>
+      <w:pPr>
+        <w:pStyle w:val="Heading3"/>
+      </w:pPr>
+      <w:r>
+        <w:t>Keep the procedure fixed. Explain what changed in the inputs and result.</w:t>
+      </w:r>
+    </w:p>
+    <w:p>
+      <w:r>
+        <w:t>________________________________________________________________</w:t>
+      </w:r>
+    </w:p>
+    <w:p>
+      <w:r>
+        <w:t>________________________________________________________________</w:t>
+      </w:r>
+    </w:p>
+    <w:p>
+      <w:r>
+        <w:t>________________________________________________________________</w:t>
+      </w:r>
+    </w:p>
+    <w:p>
+      <w:r>
+        <w:t>________________________________________________________________</w:t>
+      </w:r>
+    </w:p>
+    <w:p>
+      <w:r>
+        <w:t>________________________________________________________________</w:t>
+      </w:r>
+    </w:p>
+    <w:p>
+      <w:pPr>
+        <w:pStyle w:val="Heading2"/>
+      </w:pPr>
+      <w:r>
+        <w:t>Predict new listed-location verification</w:t>
+      </w:r>
+    </w:p>
+    <w:p>
+      <w:pPr>
+        <w:pStyle w:val="ListBullet"/>
+      </w:pPr>
+      <w:r>
+        <w:t>Change: Every listed deletion location passes new verification.</w:t>
+      </w:r>
+    </w:p>
+    <w:p>
+      <w:pPr>
+        <w:pStyle w:val="Heading2"/>
+      </w:pPr>
+      <w:r>
+        <w:t>Check after predicting · reference / check after trying</w:t>
+      </w:r>
+    </w:p>
+    <w:p>
+      <w:pPr>
         <w:spacing w:line="336" w:lineRule="auto" w:after="180"/>
       </w:pPr>
+      <w:r>
+        <w:rPr>
+          <w:b/>
+        </w:rPr>
+        <w:t>Prediction</w:t>
+      </w:r>
       <w:r>
         <w:rPr>
           <w:b w:val="0"/>
         </w:rPr>
-        <w:t xml:space="preserve">Before applying the procedure, write its units, denominator or decision boundary where relevant. A partner should be able to repeat each step using the same </w:t>
+        <w:t xml:space="preserve">: That gate can pass; review the complete current </w:t>
+      </w:r>
+      <w:r>
+        <w:rPr>
+          <w:b/>
+        </w:rPr>
+        <w:t>evidence</w:t>
+      </w:r>
+      <w:r>
+        <w:rPr>
+          <w:b w:val="0"/>
+        </w:rPr>
+        <w:t xml:space="preserve"> before approving release.</w:t>
+      </w:r>
+    </w:p>
+    <w:p>
+      <w:pPr>
+        <w:spacing w:line="336" w:lineRule="auto" w:after="180"/>
+      </w:pPr>
+      <w:r>
+        <w:rPr>
+          <w:b w:val="0"/>
+        </w:rPr>
+        <w:t xml:space="preserve">Reason: One repaired gate does not automatically refresh </w:t>
+      </w:r>
+      <w:r>
+        <w:rPr>
+          <w:b/>
+        </w:rPr>
+        <w:t>evidence</w:t>
+      </w:r>
+      <w:r>
+        <w:rPr>
+          <w:b w:val="0"/>
+        </w:rPr>
+        <w:t xml:space="preserve"> for every other gate.</w:t>
+      </w:r>
+    </w:p>
+    <w:p>
+      <w:pPr>
+        <w:pStyle w:val="Heading2"/>
+      </w:pPr>
+      <w:r>
+        <w:t>Earlier wording, alternatives and picture transcripts · reference / check after trying</w:t>
+      </w:r>
+    </w:p>
+    <w:p>
+      <w:pPr>
+        <w:pStyle w:val="Heading3"/>
+      </w:pPr>
+      <w:r>
+        <w:t>Compare a familiar case with a changed case</w:t>
+      </w:r>
+    </w:p>
+    <w:p>
+      <w:pPr>
+        <w:pStyle w:val="Heading3"/>
+      </w:pPr>
+      <w:r>
+        <w:t>Change one thing in the pictured case</w:t>
+      </w:r>
+    </w:p>
+    <w:p>
+      <w:pPr>
+        <w:pStyle w:val="Heading1"/>
+      </w:pPr>
+      <w:r>
+        <w:t>06. Read the residual backup failure and current-candidate repair evidence</w:t>
+      </w:r>
+    </w:p>
+    <w:p>
+      <w:r>
+        <w:t>Keep main rollback requirements separate from the picture’s three-gate example.</w:t>
+      </w:r>
+    </w:p>
+    <w:p>
+      <w:pPr>
+        <w:pStyle w:val="Heading2"/>
+      </w:pPr>
+      <w:r>
+        <w:t>Main untested-rollback review and checked conclusion</w:t>
+      </w:r>
+    </w:p>
+    <w:p>
+      <w:pPr>
+        <w:spacing w:line="336" w:lineRule="auto" w:after="180"/>
+      </w:pPr>
+      <w:r>
+        <w:rPr>
+          <w:b w:val="0"/>
+        </w:rPr>
+        <w:t>Ordinary cases 18/20 pass; access all pass; no effects; rollback not tested.</w:t>
+      </w:r>
+    </w:p>
+    <w:p>
+      <w:pPr>
+        <w:spacing w:line="336" w:lineRule="auto" w:after="180"/>
+      </w:pPr>
+      <w:r>
+        <w:rPr>
+          <w:b w:val="0"/>
+        </w:rPr>
+        <w:t xml:space="preserve">90% ordinary threshold met but rollback </w:t>
+      </w:r>
+      <w:r>
+        <w:rPr>
+          <w:b/>
+        </w:rPr>
+        <w:t>evidence</w:t>
+      </w:r>
+      <w:r>
+        <w:rPr>
+          <w:b w:val="0"/>
+        </w:rPr>
+        <w:t xml:space="preserve"> missing, so release is not ready. Absence of a failure report is not a passed rehearsal.</w:t>
+      </w:r>
+    </w:p>
+    <w:p>
+      <w:pPr>
+        <w:spacing w:line="336" w:lineRule="auto" w:after="180"/>
+      </w:pPr>
+      <w:r>
+        <w:rPr>
+          <w:b w:val="0"/>
+        </w:rPr>
+        <w:t xml:space="preserve">Compare the intermediate </w:t>
+      </w:r>
+      <w:r>
+        <w:rPr>
+          <w:b/>
+        </w:rPr>
+        <w:t>evidence</w:t>
+      </w:r>
+      <w:r>
+        <w:rPr>
+          <w:b w:val="0"/>
+        </w:rPr>
+        <w:t xml:space="preserve"> with the final statement. Explain why each number or decision follows from the stated </w:t>
       </w:r>
       <w:r>
         <w:rPr>
@@ -592,18 +1481,7 @@
         <w:rPr>
           <w:b w:val="0"/>
         </w:rPr>
-        <w:t>s.</w:t>
-      </w:r>
-    </w:p>
-    <w:p>
-      <w:pPr>
-        <w:spacing w:line="336" w:lineRule="auto" w:after="180"/>
-      </w:pPr>
-      <w:r>
-        <w:rPr>
-          <w:b w:val="0"/>
-        </w:rPr>
-        <w:t xml:space="preserve">If a required </w:t>
+        <w:t xml:space="preserve">s. The conclusion belongs to this scenario and procedure; changing the </w:t>
       </w:r>
       <w:r>
         <w:rPr>
@@ -615,157 +1493,7 @@
         <w:rPr>
           <w:b w:val="0"/>
         </w:rPr>
-        <w:t xml:space="preserve"> is absent or violates the stated contract, record that condition explicitly instead of quietly replacing it with a convenient value.</w:t>
-      </w:r>
-    </w:p>
-    <w:p>
-      <w:pPr>
-        <w:pStyle w:val="Heading3"/>
-      </w:pPr>
-      <w:r>
-        <w:t>Connect the picture and the explanation</w:t>
-      </w:r>
-    </w:p>
-    <w:p>
-      <w:pPr>
-        <w:spacing w:line="336" w:lineRule="auto" w:after="180"/>
-      </w:pPr>
-      <w:r>
-        <w:rPr>
-          <w:b w:val="0"/>
-        </w:rPr>
-        <w:t xml:space="preserve">Point to the </w:t>
-      </w:r>
-      <w:r>
-        <w:rPr>
-          <w:b/>
-        </w:rPr>
-        <w:t>input</w:t>
-      </w:r>
-      <w:r>
-        <w:rPr>
-          <w:b w:val="0"/>
-        </w:rPr>
-        <w:t>, the deciding step and the result in this week’s visual. Explain the same step in ordinary words. A picture helps when you can say what each part represents.</w:t>
-      </w:r>
-    </w:p>
-    <w:p>
-      <w:pPr>
-        <w:pStyle w:val="Heading1"/>
-      </w:pPr>
-      <w:r>
-        <w:t>04. Compare the cases</w:t>
-      </w:r>
-    </w:p>
-    <w:p>
-      <w:r>
-        <w:t>Compare the supplied cases for Capstone release review. Identify the detail that changes the conclusion.</w:t>
-      </w:r>
-    </w:p>
-    <w:p>
-      <w:pPr>
-        <w:pStyle w:val="Heading3"/>
-      </w:pPr>
-      <w:r>
-        <w:t>Compare a familiar case with a changed case</w:t>
-      </w:r>
-    </w:p>
-    <w:p>
-      <w:pPr>
-        <w:spacing w:line="336" w:lineRule="auto" w:after="180"/>
-      </w:pPr>
-      <w:r>
-        <w:rPr>
-          <w:b w:val="0"/>
-        </w:rPr>
-        <w:t>Ordinary cases 18/20 pass; access all pass; no effects; rollback not tested. Show the intermediate steps and give the conclusion with its scope.</w:t>
-      </w:r>
-    </w:p>
-    <w:p>
-      <w:pPr>
-        <w:pStyle w:val="Heading3"/>
-      </w:pPr>
-      <w:r>
-        <w:t>Keep the procedure fixed. Explain what changed in the inputs and result.</w:t>
-      </w:r>
-    </w:p>
-    <w:p>
-      <w:r>
-        <w:t>________________________________________________________________</w:t>
-      </w:r>
-    </w:p>
-    <w:p>
-      <w:r>
-        <w:t>________________________________________________________________</w:t>
-      </w:r>
-    </w:p>
-    <w:p>
-      <w:r>
-        <w:t>________________________________________________________________</w:t>
-      </w:r>
-    </w:p>
-    <w:p>
-      <w:r>
-        <w:t>________________________________________________________________</w:t>
-      </w:r>
-    </w:p>
-    <w:p>
-      <w:r>
-        <w:t>________________________________________________________________</w:t>
-      </w:r>
-    </w:p>
-    <w:p>
-      <w:pPr>
-        <w:pStyle w:val="Heading3"/>
-      </w:pPr>
-      <w:r>
-        <w:t>Change one thing in the pictured case</w:t>
-      </w:r>
-    </w:p>
-    <w:p>
-      <w:pPr>
-        <w:pStyle w:val="Heading3"/>
-      </w:pPr>
-      <w:r>
-        <w:t>Change one thing</w:t>
-      </w:r>
-    </w:p>
-    <w:p>
-      <w:pPr>
-        <w:spacing w:line="336" w:lineRule="auto" w:after="180"/>
-        <w:shd w:fill="F5F1FB"/>
-      </w:pPr>
-      <w:r>
-        <w:rPr>
-          <w:b w:val="0"/>
-        </w:rPr>
-        <w:t>Change: Every listed deletion location passes new verification.</w:t>
-      </w:r>
-    </w:p>
-    <w:p>
-      <w:pPr>
-        <w:pStyle w:val="Heading3"/>
-      </w:pPr>
-      <w:r>
-        <w:t>Predicted result</w:t>
-      </w:r>
-    </w:p>
-    <w:p>
-      <w:pPr>
-        <w:spacing w:line="336" w:lineRule="auto" w:after="180"/>
-        <w:shd w:fill="F1F6FC"/>
-      </w:pPr>
-      <w:r>
-        <w:rPr>
-          <w:b/>
-        </w:rPr>
-        <w:t>Prediction</w:t>
-      </w:r>
-      <w:r>
-        <w:rPr>
-          <w:b w:val="0"/>
-        </w:rPr>
-        <w:t xml:space="preserve">: That gate can pass; review the complete current </w:t>
+        <w:t xml:space="preserve">s, evaluation population or authority can change what it establishes. Retain only authorized, minimized versioned review </w:t>
       </w:r>
       <w:r>
         <w:rPr>
@@ -777,319 +1505,15 @@
         <w:rPr>
           <w:b w:val="0"/>
         </w:rPr>
-        <w:t xml:space="preserve"> before approving release.</w:t>
-      </w:r>
-    </w:p>
-    <w:p>
-      <w:pPr>
-        <w:pStyle w:val="Heading3"/>
-      </w:pPr>
-      <w:r>
-        <w:t>Why the result follows</w:t>
-      </w:r>
-    </w:p>
-    <w:p>
-      <w:pPr>
-        <w:spacing w:line="336" w:lineRule="auto" w:after="180"/>
-        <w:shd w:fill="F1F6FC"/>
-      </w:pPr>
-      <w:r>
-        <w:rPr>
-          <w:b w:val="0"/>
-        </w:rPr>
-        <w:t xml:space="preserve">Reason: One repaired gate does not automatically refresh </w:t>
-      </w:r>
-      <w:r>
-        <w:rPr>
-          <w:b/>
-        </w:rPr>
-        <w:t>evidence</w:t>
-      </w:r>
-      <w:r>
-        <w:rPr>
-          <w:b w:val="0"/>
-        </w:rPr>
-        <w:t xml:space="preserve"> for every other gate.</w:t>
-      </w:r>
-    </w:p>
-    <w:p>
-      <w:pPr>
-        <w:pStyle w:val="Heading1"/>
-      </w:pPr>
-      <w:r>
-        <w:t>05. Words that unlock the idea</w:t>
-      </w:r>
-    </w:p>
-    <w:p>
-      <w:r>
-        <w:t>Use the vocabulary of Capstone release review to explain a concrete decision, rather than only memorising definitions.</w:t>
-      </w:r>
-    </w:p>
-    <w:tbl>
-      <w:tblPr>
-        <w:tblStyle w:val="LightShading-Accent1"/>
-        <w:tblW w:type="auto" w:w="0"/>
-        <w:tblLook w:firstColumn="1" w:firstRow="1" w:lastColumn="0" w:lastRow="0" w:noHBand="0" w:noVBand="1" w:val="04A0"/>
-      </w:tblPr>
-      <w:tblGrid>
-        <w:gridCol w:w="5112"/>
-        <w:gridCol w:w="5112"/>
-      </w:tblGrid>
-      <w:tr>
-        <w:trPr>
-          <w:tblHeader/>
-        </w:trPr>
-        <w:tc>
-          <w:tcPr>
-            <w:tcW w:type="dxa" w:w="5112"/>
-          </w:tcPr>
-          <w:p>
-            <w:r>
-              <w:t>Word</w:t>
-            </w:r>
-          </w:p>
-        </w:tc>
-        <w:tc>
-          <w:tcPr>
-            <w:tcW w:type="dxa" w:w="5112"/>
-          </w:tcPr>
-          <w:p>
-            <w:r>
-              <w:t>Meaning</w:t>
-            </w:r>
-          </w:p>
-        </w:tc>
-      </w:tr>
-      <w:tr>
-        <w:tc>
-          <w:tcPr>
-            <w:tcW w:type="dxa" w:w="5112"/>
-          </w:tcPr>
-          <w:p>
-            <w:r>
-              <w:t>Release review</w:t>
-            </w:r>
-          </w:p>
-        </w:tc>
-        <w:tc>
-          <w:tcPr>
-            <w:tcW w:type="dxa" w:w="5112"/>
-          </w:tcPr>
-          <w:p>
-            <w:r>
-              <w:t>A decision using versioned gate evidence</w:t>
-            </w:r>
-          </w:p>
-        </w:tc>
-      </w:tr>
-      <w:tr>
-        <w:tc>
-          <w:tcPr>
-            <w:tcW w:type="dxa" w:w="5112"/>
-          </w:tcPr>
-          <w:p>
-            <w:r>
-              <w:t>Critical gate</w:t>
-            </w:r>
-          </w:p>
-        </w:tc>
-        <w:tc>
-          <w:tcPr>
-            <w:tcW w:type="dxa" w:w="5112"/>
-          </w:tcPr>
-          <w:p>
-            <w:r>
-              <w:t>A requirement that cannot be averaged away</w:t>
-            </w:r>
-          </w:p>
-        </w:tc>
-      </w:tr>
-      <w:tr>
-        <w:tc>
-          <w:tcPr>
-            <w:tcW w:type="dxa" w:w="5112"/>
-          </w:tcPr>
-          <w:p>
-            <w:r>
-              <w:t>Rollback rehearsal</w:t>
-            </w:r>
-          </w:p>
-        </w:tc>
-        <w:tc>
-          <w:tcPr>
-            <w:tcW w:type="dxa" w:w="5112"/>
-          </w:tcPr>
-          <w:p>
-            <w:r>
-              <w:t>A tested recovery of a compatible version set</w:t>
-            </w:r>
-          </w:p>
-        </w:tc>
-      </w:tr>
-    </w:tbl>
-    <w:p>
-      <w:pPr>
-        <w:pStyle w:val="Heading3"/>
-      </w:pPr>
-      <w:r>
-        <w:t>Use two terms to explain a step in this week’s example.</w:t>
-      </w:r>
-    </w:p>
-    <w:p>
-      <w:r>
-        <w:t>________________________________________________________________</w:t>
-      </w:r>
-    </w:p>
-    <w:p>
-      <w:r>
-        <w:t>________________________________________________________________</w:t>
-      </w:r>
-    </w:p>
-    <w:p>
-      <w:r>
-        <w:t>________________________________________________________________</w:t>
-      </w:r>
-    </w:p>
-    <w:p>
-      <w:pPr>
-        <w:pStyle w:val="Heading1"/>
-      </w:pPr>
-      <w:r>
-        <w:t>06. Follow a worked example</w:t>
-      </w:r>
-    </w:p>
-    <w:p>
-      <w:r>
-        <w:t>Follow the worked trace for Capstone release review, predict a step, then compare with its explanation.</w:t>
-      </w:r>
-    </w:p>
-    <w:p>
-      <w:pPr>
-        <w:spacing w:line="336" w:lineRule="auto" w:after="180"/>
-      </w:pPr>
-      <w:r>
-        <w:rPr>
-          <w:b w:val="0"/>
-        </w:rPr>
-        <w:t>Ordinary cases 18/20 pass; access all pass; no effects; rollback not tested.</w:t>
-      </w:r>
-    </w:p>
-    <w:p>
-      <w:pPr>
-        <w:spacing w:line="336" w:lineRule="auto" w:after="180"/>
-      </w:pPr>
-      <w:r>
-        <w:rPr>
-          <w:b w:val="0"/>
-        </w:rPr>
-        <w:t xml:space="preserve">90% ordinary threshold met but rollback </w:t>
-      </w:r>
-      <w:r>
-        <w:rPr>
-          <w:b/>
-        </w:rPr>
-        <w:t>evidence</w:t>
-      </w:r>
-      <w:r>
-        <w:rPr>
-          <w:b w:val="0"/>
-        </w:rPr>
-        <w:t xml:space="preserve"> missing, so release is not ready. Absence of a failure report is not a passed rehearsal.</w:t>
-      </w:r>
-    </w:p>
-    <w:p>
-      <w:pPr>
-        <w:pStyle w:val="Heading3"/>
-      </w:pPr>
-      <w:r>
-        <w:t>Worked explanation · Capstone release review</w:t>
-      </w:r>
-    </w:p>
-    <w:p>
-      <w:pPr>
-        <w:spacing w:line="336" w:lineRule="auto" w:after="180"/>
-        <w:shd w:fill="F1F6FC"/>
-      </w:pPr>
-      <w:r>
-        <w:rPr>
-          <w:b w:val="0"/>
-        </w:rPr>
-        <w:t xml:space="preserve">Compare the intermediate </w:t>
-      </w:r>
-      <w:r>
-        <w:rPr>
-          <w:b/>
-        </w:rPr>
-        <w:t>evidence</w:t>
-      </w:r>
-      <w:r>
-        <w:rPr>
-          <w:b w:val="0"/>
-        </w:rPr>
-        <w:t xml:space="preserve"> with the final statement. Explain why each number or decision follows from the stated </w:t>
-      </w:r>
-      <w:r>
-        <w:rPr>
-          <w:b/>
-        </w:rPr>
-        <w:t>input</w:t>
-      </w:r>
-      <w:r>
-        <w:rPr>
-          <w:b w:val="0"/>
-        </w:rPr>
-        <w:t>s.</w:t>
-      </w:r>
-    </w:p>
-    <w:p>
-      <w:pPr>
-        <w:spacing w:line="336" w:lineRule="auto" w:after="180"/>
-        <w:shd w:fill="F1F6FC"/>
-      </w:pPr>
-      <w:r>
-        <w:rPr>
-          <w:b w:val="0"/>
-        </w:rPr>
-        <w:t xml:space="preserve">The conclusion belongs to this scenario and procedure; changing the </w:t>
-      </w:r>
-      <w:r>
-        <w:rPr>
-          <w:b/>
-        </w:rPr>
-        <w:t>input</w:t>
-      </w:r>
-      <w:r>
-        <w:rPr>
-          <w:b w:val="0"/>
-        </w:rPr>
-        <w:t>s, evaluation population or authority can change what it establishes. Retain the raw record so a later revision can be compared honestly.</w:t>
-      </w:r>
-    </w:p>
-    <w:p>
-      <w:pPr>
-        <w:pStyle w:val="Heading3"/>
-      </w:pPr>
-      <w:r>
-        <w:t>Learn from the worked case</w:t>
-      </w:r>
-    </w:p>
-    <w:p>
-      <w:pPr>
-        <w:spacing w:line="336" w:lineRule="auto" w:after="180"/>
-      </w:pPr>
-      <w:r>
-        <w:rPr>
-          <w:b w:val="0"/>
-        </w:rPr>
-        <w:t>Cover the result before checking it. Say what is given, choose the procedure, and follow one step at a time. Then uncover the result and explain your first mismatch. Ask why a step is allowed, not only what number it produces.</w:t>
-      </w:r>
-    </w:p>
-    <w:p>
-      <w:pPr>
-        <w:pStyle w:val="Heading3"/>
-      </w:pPr>
-      <w:r>
-        <w:t>A pictorial worked case: Capstone release review</w:t>
+        <w:t xml:space="preserve"> without secret values or unnecessary private content so a later revision can be compared honestly.</w:t>
+      </w:r>
+    </w:p>
+    <w:p>
+      <w:pPr>
+        <w:pStyle w:val="Heading2"/>
+      </w:pPr>
+      <w:r>
+        <w:t>Separate three-gate picture and versioned repair scope</w:t>
       </w:r>
     </w:p>
     <w:p>
@@ -1105,24 +1529,7 @@
     </w:p>
     <w:p>
       <w:pPr>
-        <w:pStyle w:val="Heading3"/>
-      </w:pPr>
-      <w:r>
-        <w:t>The facts we will use</w:t>
-      </w:r>
-    </w:p>
-    <w:p>
-      <w:pPr>
-        <w:pStyle w:val="Heading3"/>
-      </w:pPr>
-      <w:r>
-        <w:t>Supplied facts</w:t>
-      </w:r>
-    </w:p>
-    <w:p>
-      <w:pPr>
         <w:spacing w:line="336" w:lineRule="auto" w:after="180"/>
-        <w:shd w:fill="F1F6FC"/>
       </w:pPr>
       <w:r>
         <w:rPr>
@@ -1132,11 +1539,52 @@
       </w:r>
     </w:p>
     <w:p>
+      <w:pPr>
+        <w:spacing w:line="336" w:lineRule="auto" w:after="180"/>
+      </w:pPr>
+      <w:r>
+        <w:rPr>
+          <w:b w:val="0"/>
+        </w:rPr>
+        <w:t>The picture has a separate three-gate contract: factual, access and deletion. Candidate p2 passes factual/access but fails deletion because a listed backup copy remains. Two passes cannot outweigh that mandatory failure.</w:t>
+      </w:r>
+    </w:p>
+    <w:p>
+      <w:pPr>
+        <w:spacing w:line="336" w:lineRule="auto" w:after="180"/>
+      </w:pPr>
+      <w:r>
+        <w:rPr>
+          <w:b w:val="0"/>
+        </w:rPr>
+        <w:t>A repaired p3 candidate needs new verification for every listed deletion location and applicable current factual/access evidence; the local code illustrates stale p2 records blocking p3, then separately supplied matching p3 passes. All states are hypothetical fixture inputs, not real checks or deleted backups. Preserve the original failure and each later review.</w:t>
+      </w:r>
+    </w:p>
+    <w:p>
+      <w:pPr>
+        <w:spacing w:line="336" w:lineRule="auto" w:after="180"/>
+      </w:pPr>
+      <w:r>
+        <w:rPr>
+          <w:b w:val="0"/>
+        </w:rPr>
+        <w:t>If all three current pictured gates pass, that satisfies only the declared fictional gate set; it does not automatically deploy, grant human approval or guarantee zero future faults.</w:t>
+      </w:r>
+    </w:p>
+    <w:p>
+      <w:pPr>
+        <w:pStyle w:val="Heading2"/>
+      </w:pPr>
+      <w:r>
+        <w:t>Trace evidence, mandatory rule and required verification</w:t>
+      </w:r>
+    </w:p>
+    <w:p>
       <w:r>
         <w:drawing>
           <wp:inline xmlns:a="http://schemas.openxmlformats.org/drawingml/2006/main" xmlns:pic="http://schemas.openxmlformats.org/drawingml/2006/picture">
-            <wp:extent cx="5486400" cy="5145314"/>
-            <wp:docPr id="1" name="Picture 1" descr="Capstone release review. List evidence: Record two passes and the specific deletion failure.. Apply decision rule: Block release; a majority of passes is insufficient.. Specify repair: Remove the listed copy and verify it before a fresh review."/>
+            <wp:extent cx="5486400" cy="3182112"/>
+            <wp:docPr id="1" name="Picture 1" descr="List evidence: Record two passes and the specific deletion failure. → Apply decision rule: Block release; a majority of passes is insufficient. → Specify repair: Remove the listed copy and verify it before a fresh review."/>
             <wp:cNvGraphicFramePr>
               <a:graphicFrameLocks noChangeAspect="1"/>
             </wp:cNvGraphicFramePr>
@@ -1144,7 +1592,7 @@
               <a:graphicData uri="http://schemas.openxmlformats.org/drawingml/2006/picture">
                 <pic:pic>
                   <pic:nvPicPr>
-                    <pic:cNvPr id="0" name="academy-visual-ai-6-35.png"/>
+                    <pic:cNvPr id="0" name="academy-story-ai-6-35-02.png"/>
                     <pic:cNvPicPr/>
                   </pic:nvPicPr>
                   <pic:blipFill>
@@ -1156,7 +1604,7 @@
                   <pic:spPr>
                     <a:xfrm>
                       <a:off x="0" y="0"/>
-                      <a:ext cx="5486400" cy="5145314"/>
+                      <a:ext cx="5486400" cy="3182112"/>
                     </a:xfrm>
                     <a:prstGeom prst="rect"/>
                   </pic:spPr>
@@ -1284,24 +1732,7 @@
     </w:p>
     <w:p>
       <w:pPr>
-        <w:pStyle w:val="Heading3"/>
-      </w:pPr>
-      <w:r>
-        <w:t>Why this result follows</w:t>
-      </w:r>
-    </w:p>
-    <w:p>
-      <w:pPr>
-        <w:pStyle w:val="Heading3"/>
-      </w:pPr>
-      <w:r>
-        <w:t>Why the result follows</w:t>
-      </w:r>
-    </w:p>
-    <w:p>
-      <w:pPr>
         <w:spacing w:line="336" w:lineRule="auto" w:after="180"/>
-        <w:shd w:fill="F1F6FC"/>
       </w:pPr>
       <w:r>
         <w:rPr>
@@ -1330,30 +1761,113 @@
     </w:p>
     <w:p>
       <w:pPr>
+        <w:pStyle w:val="Heading2"/>
+      </w:pPr>
+      <w:r>
+        <w:t>Predict all listed deletion locations newly verified</w:t>
+      </w:r>
+    </w:p>
+    <w:p>
+      <w:pPr>
+        <w:pStyle w:val="ListBullet"/>
+      </w:pPr>
+      <w:r>
+        <w:t>Change one thing: Every listed deletion location passes new verification. Predict the result before checking the explanation. What remains the same?</w:t>
+      </w:r>
+    </w:p>
+    <w:p>
+      <w:pPr>
+        <w:pStyle w:val="Heading2"/>
+      </w:pPr>
+      <w:r>
+        <w:t>Check after predicting · reference / check after trying</w:t>
+      </w:r>
+    </w:p>
+    <w:p>
+      <w:r>
+        <w:drawing>
+          <wp:inline xmlns:a="http://schemas.openxmlformats.org/drawingml/2006/main" xmlns:pic="http://schemas.openxmlformats.org/drawingml/2006/picture">
+            <wp:extent cx="5486400" cy="3026664"/>
+            <wp:docPr id="2" name="Picture 2" descr="Original case: Remove the listed copy and verify it before a fresh review. Changed condition: Every listed deletion location passes new verification. Expected result: That gate can pass; review the complete current evidence before approving release. Reason: One repaired gate does not automatically refresh evidence for every other gate."/>
+            <wp:cNvGraphicFramePr>
+              <a:graphicFrameLocks noChangeAspect="1"/>
+            </wp:cNvGraphicFramePr>
+            <a:graphic>
+              <a:graphicData uri="http://schemas.openxmlformats.org/drawingml/2006/picture">
+                <pic:pic>
+                  <pic:nvPicPr>
+                    <pic:cNvPr id="0" name="academy-story-ai-6-35-04.png"/>
+                    <pic:cNvPicPr/>
+                  </pic:nvPicPr>
+                  <pic:blipFill>
+                    <a:blip r:embed="rId10"/>
+                    <a:stretch>
+                      <a:fillRect/>
+                    </a:stretch>
+                  </pic:blipFill>
+                  <pic:spPr>
+                    <a:xfrm>
+                      <a:off x="0" y="0"/>
+                      <a:ext cx="5486400" cy="3026664"/>
+                    </a:xfrm>
+                    <a:prstGeom prst="rect"/>
+                  </pic:spPr>
+                </pic:pic>
+              </a:graphicData>
+            </a:graphic>
+          </wp:inline>
+        </w:drawing>
+      </w:r>
+    </w:p>
+    <w:p>
+      <w:pPr>
+        <w:pStyle w:val="Heading2"/>
+      </w:pPr>
+      <w:r>
+        <w:t>Explain future-fault limits and repair evidence</w:t>
+      </w:r>
+    </w:p>
+    <w:p>
+      <w:pPr>
+        <w:pStyle w:val="ListBullet"/>
+      </w:pPr>
+      <w:r>
+        <w:t>Approval cannot guarantee zero future faults; retain ownership, monitoring and recovery arrangements.</w:t>
+      </w:r>
+    </w:p>
+    <w:p>
+      <w:pPr>
+        <w:pStyle w:val="ListBullet"/>
+      </w:pPr>
+      <w:r>
+        <w:t>Read the labelled picture: Apply the three mandatory release gates to the recorded results. Why do two passes not outweigh the deletion failure, and what evidence must follow its repair?</w:t>
+      </w:r>
+    </w:p>
+    <w:p>
+      <w:pPr>
+        <w:pStyle w:val="Heading2"/>
+      </w:pPr>
+      <w:r>
+        <w:t>Earlier wording, alternatives and picture transcripts · reference / check after trying</w:t>
+      </w:r>
+    </w:p>
+    <w:p>
+      <w:pPr>
         <w:pStyle w:val="Heading3"/>
       </w:pPr>
       <w:r>
-        <w:t>What this example does not establish</w:t>
-      </w:r>
-    </w:p>
-    <w:p>
-      <w:pPr>
-        <w:pStyle w:val="Heading3"/>
-      </w:pPr>
-      <w:r>
-        <w:t>Keep the stated limit</w:t>
+        <w:t>Learn from the worked case</w:t>
       </w:r>
     </w:p>
     <w:p>
       <w:pPr>
         <w:spacing w:line="336" w:lineRule="auto" w:after="180"/>
-        <w:shd w:fill="FFF5E6"/>
       </w:pPr>
       <w:r>
         <w:rPr>
           <w:b w:val="0"/>
         </w:rPr>
-        <w:t>Approval cannot guarantee zero future faults; retain ownership, monitoring and recovery arrangements.</w:t>
+        <w:t>Cover the result before checking it. Say what is given, choose the procedure, and follow one step at a time. Then uncover the result and explain your first mismatch. Ask why a step is allowed, not only what number it produces.</w:t>
       </w:r>
     </w:p>
     <w:p>
@@ -1361,19 +1875,121 @@
         <w:pStyle w:val="Heading3"/>
       </w:pPr>
       <w:r>
-        <w:t>Keep the stated limit</w:t>
+        <w:t>A pictorial worked case: Capstone release review</w:t>
+      </w:r>
+    </w:p>
+    <w:p>
+      <w:pPr>
+        <w:pStyle w:val="Heading3"/>
+      </w:pPr>
+      <w:r>
+        <w:t>The facts we will use</w:t>
+      </w:r>
+    </w:p>
+    <w:p>
+      <w:r>
+        <w:drawing>
+          <wp:inline xmlns:a="http://schemas.openxmlformats.org/drawingml/2006/main" xmlns:pic="http://schemas.openxmlformats.org/drawingml/2006/picture">
+            <wp:extent cx="5486400" cy="5145314"/>
+            <wp:docPr id="3" name="Picture 3" descr="Capstone release review. List evidence: Record two passes and the specific deletion failure.. Apply decision rule: Block release; a majority of passes is insufficient.. Specify repair: Remove the listed copy and verify it before a fresh review."/>
+            <wp:cNvGraphicFramePr>
+              <a:graphicFrameLocks noChangeAspect="1"/>
+            </wp:cNvGraphicFramePr>
+            <a:graphic>
+              <a:graphicData uri="http://schemas.openxmlformats.org/drawingml/2006/picture">
+                <pic:pic>
+                  <pic:nvPicPr>
+                    <pic:cNvPr id="0" name="academy-visual-ai-6-35.png"/>
+                    <pic:cNvPicPr/>
+                  </pic:nvPicPr>
+                  <pic:blipFill>
+                    <a:blip r:embed="rId11"/>
+                    <a:stretch>
+                      <a:fillRect/>
+                    </a:stretch>
+                  </pic:blipFill>
+                  <pic:spPr>
+                    <a:xfrm>
+                      <a:off x="0" y="0"/>
+                      <a:ext cx="5486400" cy="5145314"/>
+                    </a:xfrm>
+                    <a:prstGeom prst="rect"/>
+                  </pic:spPr>
+                </pic:pic>
+              </a:graphicData>
+            </a:graphic>
+          </wp:inline>
+        </w:drawing>
+      </w:r>
+    </w:p>
+    <w:p>
+      <w:pPr>
+        <w:pStyle w:val="Heading3"/>
+      </w:pPr>
+      <w:r>
+        <w:t>Why this result follows</w:t>
+      </w:r>
+    </w:p>
+    <w:p>
+      <w:pPr>
+        <w:pStyle w:val="Heading3"/>
+      </w:pPr>
+      <w:r>
+        <w:t>What this example does not establish</w:t>
+      </w:r>
+    </w:p>
+    <w:p>
+      <w:pPr>
+        <w:pStyle w:val="Heading1"/>
+      </w:pPr>
+      <w:r>
+        <w:t>07. Audit missing evidence, stale versions and majority-vote reasoning</w:t>
+      </w:r>
+    </w:p>
+    <w:p>
+      <w:r>
+        <w:t>Keep gate eligibility distinct from deployment and assurance claims.</w:t>
+      </w:r>
+    </w:p>
+    <w:p>
+      <w:pPr>
+        <w:pStyle w:val="Heading2"/>
+      </w:pPr>
+      <w:r>
+        <w:t>Core release-review qualification and failure analysis</w:t>
       </w:r>
     </w:p>
     <w:p>
       <w:pPr>
         <w:spacing w:line="336" w:lineRule="auto" w:after="180"/>
-        <w:shd w:fill="FFF5E6"/>
       </w:pPr>
       <w:r>
         <w:rPr>
           <w:b w:val="0"/>
         </w:rPr>
-        <w:t xml:space="preserve">Read the labelled picture: Apply the three mandatory release gates to the recorded results. Why do two passes not outweigh the deletion failure, and what </w:t>
+        <w:t>Release readiness is scoped to the declared gates and environment; deployment still needs operational checks.</w:t>
+      </w:r>
+    </w:p>
+    <w:p>
+      <w:pPr>
+        <w:spacing w:line="336" w:lineRule="auto" w:after="180"/>
+      </w:pPr>
+      <w:r>
+        <w:rPr>
+          <w:b w:val="0"/>
+        </w:rPr>
+        <w:t>A useful check asks what would make the reasoning fail. Distinguish a failure to execute the declared procedure from a weakness in the procedure itself.</w:t>
+      </w:r>
+    </w:p>
+    <w:p>
+      <w:pPr>
+        <w:spacing w:line="336" w:lineRule="auto" w:after="180"/>
+      </w:pPr>
+      <w:r>
+        <w:rPr>
+          <w:b w:val="0"/>
+        </w:rPr>
+        <w:t xml:space="preserve">The first may require a correction; the second requires an explicitly revised method and new </w:t>
       </w:r>
       <w:r>
         <w:rPr>
@@ -1385,7 +2001,257 @@
         <w:rPr>
           <w:b w:val="0"/>
         </w:rPr>
-        <w:t xml:space="preserve"> must follow its repair?</w:t>
+        <w:t>. Preserve unsuccessful cases so an improved result cannot hide the original problem.</w:t>
+      </w:r>
+    </w:p>
+    <w:p>
+      <w:pPr>
+        <w:pStyle w:val="Heading2"/>
+      </w:pPr>
+      <w:r>
+        <w:t>Complete evidence-state and version probes</w:t>
+      </w:r>
+    </w:p>
+    <w:tbl>
+      <w:tblPr>
+        <w:tblStyle w:val="LightShading-Accent1"/>
+        <w:tblW w:type="auto" w:w="0"/>
+        <w:tblLook w:firstColumn="1" w:firstRow="1" w:lastColumn="0" w:lastRow="0" w:noHBand="0" w:noVBand="1" w:val="04A0"/>
+      </w:tblPr>
+      <w:tblGrid>
+        <w:gridCol w:w="5112"/>
+        <w:gridCol w:w="5112"/>
+      </w:tblGrid>
+      <w:tr>
+        <w:trPr>
+          <w:tblHeader/>
+        </w:trPr>
+        <w:tc>
+          <w:tcPr>
+            <w:tcW w:type="dxa" w:w="5112"/>
+          </w:tcPr>
+          <w:p>
+            <w:r>
+              <w:t>Release-review probe</w:t>
+            </w:r>
+          </w:p>
+        </w:tc>
+        <w:tc>
+          <w:tcPr>
+            <w:tcW w:type="dxa" w:w="5112"/>
+          </w:tcPr>
+          <w:p>
+            <w:r>
+              <w:t>Expected interpretation</w:t>
+            </w:r>
+          </w:p>
+        </w:tc>
+      </w:tr>
+      <w:tr>
+        <w:tc>
+          <w:tcPr>
+            <w:tcW w:type="dxa" w:w="5112"/>
+          </w:tcPr>
+          <w:p>
+            <w:r>
+              <w:t>Ordinary rate exactly 90%</w:t>
+            </w:r>
+          </w:p>
+        </w:tc>
+        <w:tc>
+          <w:tcPr>
+            <w:tcW w:type="dxa" w:w="5112"/>
+          </w:tcPr>
+          <w:p>
+            <w:r>
+              <w:t>Meets the at-least threshold</w:t>
+            </w:r>
+          </w:p>
+        </w:tc>
+      </w:tr>
+      <w:tr>
+        <w:tc>
+          <w:tcPr>
+            <w:tcW w:type="dxa" w:w="5112"/>
+          </w:tcPr>
+          <w:p>
+            <w:r>
+              <w:t>All other gates pass but rollback not run</w:t>
+            </w:r>
+          </w:p>
+        </w:tc>
+        <w:tc>
+          <w:tcPr>
+            <w:tcW w:type="dxa" w:w="5112"/>
+          </w:tcPr>
+          <w:p>
+            <w:r>
+              <w:t>Not eligible; missing rehearsal evidence</w:t>
+            </w:r>
+          </w:p>
+        </w:tc>
+      </w:tr>
+      <w:tr>
+        <w:tc>
+          <w:tcPr>
+            <w:tcW w:type="dxa" w:w="5112"/>
+          </w:tcPr>
+          <w:p>
+            <w:r>
+              <w:t>Two passes and mandatory deletion failure</w:t>
+            </w:r>
+          </w:p>
+        </w:tc>
+        <w:tc>
+          <w:tcPr>
+            <w:tcW w:type="dxa" w:w="5112"/>
+          </w:tcPr>
+          <w:p>
+            <w:r>
+              <w:t>Blocked; no majority vote</w:t>
+            </w:r>
+          </w:p>
+        </w:tc>
+      </w:tr>
+      <w:tr>
+        <w:tc>
+          <w:tcPr>
+            <w:tcW w:type="dxa" w:w="5112"/>
+          </w:tcPr>
+          <w:p>
+            <w:r>
+              <w:t>Pass/fail state has no evidence reference</w:t>
+            </w:r>
+          </w:p>
+        </w:tc>
+        <w:tc>
+          <w:tcPr>
+            <w:tcW w:type="dxa" w:w="5112"/>
+          </w:tcPr>
+          <w:p>
+            <w:r>
+              <w:t>Reject incomplete supplied evidence record</w:t>
+            </w:r>
+          </w:p>
+        </w:tc>
+      </w:tr>
+      <w:tr>
+        <w:tc>
+          <w:tcPr>
+            <w:tcW w:type="dxa" w:w="5112"/>
+          </w:tcPr>
+          <w:p>
+            <w:r>
+              <w:t>Old candidate’s pass reused after candidate changes</w:t>
+            </w:r>
+          </w:p>
+        </w:tc>
+        <w:tc>
+          <w:tcPr>
+            <w:tcW w:type="dxa" w:w="5112"/>
+          </w:tcPr>
+          <w:p>
+            <w:r>
+              <w:t>Wrong-version evidence blocks current review until applicability is established</w:t>
+            </w:r>
+          </w:p>
+        </w:tc>
+      </w:tr>
+      <w:tr>
+        <w:tc>
+          <w:tcPr>
+            <w:tcW w:type="dxa" w:w="5112"/>
+          </w:tcPr>
+          <w:p>
+            <w:r>
+              <w:t>All listed locations newly pass</w:t>
+            </w:r>
+          </w:p>
+        </w:tc>
+        <w:tc>
+          <w:tcPr>
+            <w:tcW w:type="dxa" w:w="5112"/>
+          </w:tcPr>
+          <w:p>
+            <w:r>
+              <w:t>Scoped verification; unknown stores still outside claim</w:t>
+            </w:r>
+          </w:p>
+        </w:tc>
+      </w:tr>
+      <w:tr>
+        <w:tc>
+          <w:tcPr>
+            <w:tcW w:type="dxa" w:w="5112"/>
+          </w:tcPr>
+          <w:p>
+            <w:r>
+              <w:t>All declared current gates pass</w:t>
+            </w:r>
+          </w:p>
+        </w:tc>
+        <w:tc>
+          <w:tcPr>
+            <w:tcW w:type="dxa" w:w="5112"/>
+          </w:tcPr>
+          <w:p>
+            <w:r>
+              <w:t>Eligible under that fictional gate set, not automatic deployment or human sign-off</w:t>
+            </w:r>
+          </w:p>
+        </w:tc>
+      </w:tr>
+      <w:tr>
+        <w:tc>
+          <w:tcPr>
+            <w:tcW w:type="dxa" w:w="5112"/>
+          </w:tcPr>
+          <w:p>
+            <w:r>
+              <w:t>Repair succeeds on a new review</w:t>
+            </w:r>
+          </w:p>
+        </w:tc>
+        <w:tc>
+          <w:tcPr>
+            <w:tcW w:type="dxa" w:w="5112"/>
+          </w:tcPr>
+          <w:p>
+            <w:r>
+              <w:t>Preserve original failed case and earlier decision</w:t>
+            </w:r>
+          </w:p>
+        </w:tc>
+      </w:tr>
+      <w:tr>
+        <w:tc>
+          <w:tcPr>
+            <w:tcW w:type="dxa" w:w="5112"/>
+          </w:tcPr>
+          <w:p>
+            <w:r>
+              <w:t>Approval granted in a real process</w:t>
+            </w:r>
+          </w:p>
+        </w:tc>
+        <w:tc>
+          <w:tcPr>
+            <w:tcW w:type="dxa" w:w="5112"/>
+          </w:tcPr>
+          <w:p>
+            <w:r>
+              <w:t>Still no guarantee of zero future faults; retain ownership, monitoring and recovery</w:t>
+            </w:r>
+          </w:p>
+        </w:tc>
+      </w:tr>
+    </w:tbl>
+    <w:p>
+      <w:pPr>
+        <w:pStyle w:val="Heading2"/>
+      </w:pPr>
+      <w:r>
+        <w:t>Guided repair and explanation</w:t>
       </w:r>
     </w:p>
     <w:p>
@@ -1393,19 +2259,94 @@
         <w:pStyle w:val="Heading3"/>
       </w:pPr>
       <w:r>
-        <w:t>Keep the stated limit</w:t>
-      </w:r>
-    </w:p>
-    <w:p>
-      <w:pPr>
-        <w:spacing w:line="336" w:lineRule="auto" w:after="180"/>
-        <w:shd w:fill="FFF5E6"/>
-      </w:pPr>
-      <w:r>
-        <w:rPr>
-          <w:b w:val="0"/>
-        </w:rPr>
-        <w:t>Change one thing: Every listed deletion location passes new verification. Predict the result before checking the explanation. What remains the same?</w:t>
+        <w:t>Guided: restate the worked result, then name the assumption or limitation that prevents a broader conclusion.</w:t>
+      </w:r>
+    </w:p>
+    <w:p>
+      <w:r>
+        <w:t>________________________________________________________________</w:t>
+      </w:r>
+    </w:p>
+    <w:p>
+      <w:r>
+        <w:t>________________________________________________________________</w:t>
+      </w:r>
+    </w:p>
+    <w:p>
+      <w:r>
+        <w:t>________________________________________________________________</w:t>
+      </w:r>
+    </w:p>
+    <w:p>
+      <w:r>
+        <w:t>________________________________________________________________</w:t>
+      </w:r>
+    </w:p>
+    <w:p>
+      <w:r>
+        <w:t>________________________________________________________________</w:t>
+      </w:r>
+    </w:p>
+    <w:p>
+      <w:pPr>
+        <w:pStyle w:val="ListBullet"/>
+      </w:pPr>
+      <w:r>
+        <w:t>A report omits this qualification: Release readiness is scoped to the declared gates and environment; deployment still needs operational checks. Explain how omitting it could change a reader's interpretation, and write an accurate replacement.</w:t>
+      </w:r>
+    </w:p>
+    <w:p>
+      <w:pPr>
+        <w:pStyle w:val="Heading3"/>
+      </w:pPr>
+      <w:r>
+        <w:t>State one repair and the checks you would rerun.</w:t>
+      </w:r>
+    </w:p>
+    <w:p>
+      <w:r>
+        <w:t>________________________________________________________________</w:t>
+      </w:r>
+    </w:p>
+    <w:p>
+      <w:r>
+        <w:t>________________________________________________________________</w:t>
+      </w:r>
+    </w:p>
+    <w:p>
+      <w:r>
+        <w:t>________________________________________________________________</w:t>
+      </w:r>
+    </w:p>
+    <w:p>
+      <w:r>
+        <w:t>________________________________________________________________</w:t>
+      </w:r>
+    </w:p>
+    <w:p>
+      <w:r>
+        <w:t>________________________________________________________________</w:t>
+      </w:r>
+    </w:p>
+    <w:p>
+      <w:r>
+        <w:t>________________________________________________________________</w:t>
+      </w:r>
+    </w:p>
+    <w:p>
+      <w:pPr>
+        <w:pStyle w:val="Heading2"/>
+      </w:pPr>
+      <w:r>
+        <w:t>Earlier wording, alternatives and picture transcripts · reference / check after trying</w:t>
+      </w:r>
+    </w:p>
+    <w:p>
+      <w:pPr>
+        <w:pStyle w:val="Heading3"/>
+      </w:pPr>
+      <w:r>
+        <w:t>Locate the earliest unsupported step</w:t>
       </w:r>
     </w:p>
     <w:p>
@@ -1413,23 +2354,28 @@
         <w:pStyle w:val="Heading1"/>
       </w:pPr>
       <w:r>
-        <w:t>07. Find and repair a mistake</w:t>
-      </w:r>
-    </w:p>
-    <w:p>
-      <w:r>
-        <w:t>Find the unsupported step in the Capstone release review claim and explain a repair using the supplied evidence.</w:t>
-      </w:r>
-    </w:p>
-    <w:p>
-      <w:pPr>
-        <w:spacing w:line="336" w:lineRule="auto" w:after="180"/>
-      </w:pPr>
-      <w:r>
-        <w:rPr>
-          <w:b w:val="0"/>
-        </w:rPr>
-        <w:t>Release readiness is scoped to the declared gates and environment; deployment still needs operational checks.</w:t>
+        <w:t>08. Practise explaining the specific blocker</w:t>
+      </w:r>
+    </w:p>
+    <w:p>
+      <w:r>
+        <w:t>Use the recorded gate condition rather than a reassuring average.</w:t>
+      </w:r>
+    </w:p>
+    <w:p>
+      <w:pPr>
+        <w:pStyle w:val="Heading2"/>
+      </w:pPr>
+      <w:r>
+        <w:t>Current explanation and guided check</w:t>
+      </w:r>
+    </w:p>
+    <w:p>
+      <w:pPr>
+        <w:pStyle w:val="ListBullet"/>
+      </w:pPr>
+      <w:r>
+        <w:t>Explain the weekly mechanism in your own words. Use the worked scenario to name its input, decision rule and output.</w:t>
       </w:r>
     </w:p>
     <w:p>
@@ -1437,43 +2383,32 @@
         <w:pStyle w:val="Heading3"/>
       </w:pPr>
       <w:r>
-        <w:t>Check the claim against the facts</w:t>
-      </w:r>
-    </w:p>
-    <w:p>
-      <w:pPr>
-        <w:spacing w:line="336" w:lineRule="auto" w:after="180"/>
-        <w:shd w:fill="FFF5E6"/>
-      </w:pPr>
-      <w:r>
-        <w:rPr>
-          <w:b w:val="0"/>
-        </w:rPr>
-        <w:t>A useful check asks what would make the reasoning fail. Distinguish a failure to execute the declared procedure from a weakness in the procedure itself.</w:t>
-      </w:r>
-    </w:p>
-    <w:p>
-      <w:pPr>
-        <w:spacing w:line="336" w:lineRule="auto" w:after="180"/>
-        <w:shd w:fill="FFF5E6"/>
-      </w:pPr>
-      <w:r>
-        <w:rPr>
-          <w:b w:val="0"/>
-        </w:rPr>
-        <w:t xml:space="preserve">The first may require a correction; the second requires an explicitly revised method and new </w:t>
-      </w:r>
-      <w:r>
-        <w:rPr>
-          <w:b/>
-        </w:rPr>
-        <w:t>evidence</w:t>
-      </w:r>
-      <w:r>
-        <w:rPr>
-          <w:b w:val="0"/>
-        </w:rPr>
-        <w:t>. Preserve unsuccessful cases so an improved result cannot hide the original problem.</w:t>
+        <w:t>Guided: restate the worked result, then name the assumption or limitation that prevents a broader conclusion.</w:t>
+      </w:r>
+    </w:p>
+    <w:p>
+      <w:r>
+        <w:t>________________________________________________________________</w:t>
+      </w:r>
+    </w:p>
+    <w:p>
+      <w:r>
+        <w:t>________________________________________________________________</w:t>
+      </w:r>
+    </w:p>
+    <w:p>
+      <w:r>
+        <w:t>________________________________________________________________</w:t>
+      </w:r>
+    </w:p>
+    <w:p>
+      <w:r>
+        <w:t>________________________________________________________________</w:t>
+      </w:r>
+    </w:p>
+    <w:p>
+      <w:r>
+        <w:t>________________________________________________________________</w:t>
       </w:r>
     </w:p>
     <w:p>
@@ -1481,7 +2416,7 @@
         <w:pStyle w:val="Heading3"/>
       </w:pPr>
       <w:r>
-        <w:t>Guided: restate the worked result, then name the assumption or limitation that prevents a broader conclusion.</w:t>
+        <w:t>Explain your prediction to a partner before comparing results.</w:t>
       </w:r>
     </w:p>
     <w:p>
@@ -1505,205 +2440,11 @@
       </w:r>
     </w:p>
     <w:p>
-      <w:r>
-        <w:t>________________________________________________________________</w:t>
-      </w:r>
-    </w:p>
-    <w:p>
-      <w:pPr>
-        <w:pStyle w:val="Heading3"/>
-      </w:pPr>
-      <w:r>
-        <w:t>Locate the earliest unsupported step</w:t>
-      </w:r>
-    </w:p>
-    <w:p>
-      <w:pPr>
-        <w:spacing w:line="336" w:lineRule="auto" w:after="180"/>
-      </w:pPr>
-      <w:r>
-        <w:rPr>
-          <w:b w:val="0"/>
-        </w:rPr>
-        <w:t>A report omits this qualification: Release readiness is scoped to the declared gates and environment; deployment still needs operational checks.</w:t>
-      </w:r>
-    </w:p>
-    <w:p>
-      <w:pPr>
-        <w:spacing w:line="336" w:lineRule="auto" w:after="180"/>
-      </w:pPr>
-      <w:r>
-        <w:rPr>
-          <w:b w:val="0"/>
-        </w:rPr>
-        <w:t>Explain how omitting it could change a reader's interpretation, and write an accurate replacement.</w:t>
-      </w:r>
-    </w:p>
-    <w:p>
-      <w:pPr>
-        <w:pStyle w:val="Heading3"/>
-      </w:pPr>
-      <w:r>
-        <w:t>State one repair and the checks you would rerun.</w:t>
-      </w:r>
-    </w:p>
-    <w:p>
-      <w:r>
-        <w:t>________________________________________________________________</w:t>
-      </w:r>
-    </w:p>
-    <w:p>
-      <w:r>
-        <w:t>________________________________________________________________</w:t>
-      </w:r>
-    </w:p>
-    <w:p>
-      <w:r>
-        <w:t>________________________________________________________________</w:t>
-      </w:r>
-    </w:p>
-    <w:p>
-      <w:r>
-        <w:t>________________________________________________________________</w:t>
-      </w:r>
-    </w:p>
-    <w:p>
-      <w:r>
-        <w:t>________________________________________________________________</w:t>
-      </w:r>
-    </w:p>
-    <w:p>
-      <w:r>
-        <w:t>________________________________________________________________</w:t>
-      </w:r>
-    </w:p>
-    <w:p>
-      <w:pPr>
-        <w:pStyle w:val="Heading1"/>
-      </w:pPr>
-      <w:r>
-        <w:t>08. Practise together</w:t>
-      </w:r>
-    </w:p>
-    <w:p>
-      <w:r>
-        <w:t>Practise Capstone release review with support, then explain the deciding step in your own words.</w:t>
-      </w:r>
-    </w:p>
-    <w:p>
-      <w:pPr>
-        <w:spacing w:line="336" w:lineRule="auto" w:after="180"/>
-      </w:pPr>
-      <w:r>
-        <w:rPr>
-          <w:b w:val="0"/>
-        </w:rPr>
-        <w:t xml:space="preserve">Explain the weekly </w:t>
-      </w:r>
-      <w:r>
-        <w:rPr>
-          <w:b/>
-        </w:rPr>
-        <w:t>mechanism</w:t>
-      </w:r>
-      <w:r>
-        <w:rPr>
-          <w:b w:val="0"/>
-        </w:rPr>
-        <w:t xml:space="preserve"> in your own words. Use the worked scenario to name its </w:t>
-      </w:r>
-      <w:r>
-        <w:rPr>
-          <w:b/>
-        </w:rPr>
-        <w:t>input</w:t>
-      </w:r>
-      <w:r>
-        <w:rPr>
-          <w:b w:val="0"/>
-        </w:rPr>
-        <w:t xml:space="preserve">, decision rule and </w:t>
-      </w:r>
-      <w:r>
-        <w:rPr>
-          <w:b/>
-        </w:rPr>
-        <w:t>output</w:t>
-      </w:r>
-      <w:r>
-        <w:rPr>
-          <w:b w:val="0"/>
-        </w:rPr>
-        <w:t>.</w:t>
-      </w:r>
-    </w:p>
-    <w:p>
-      <w:pPr>
-        <w:pStyle w:val="Heading3"/>
-      </w:pPr>
-      <w:r>
-        <w:t>Guided: restate the worked result, then name the assumption or limitation that prevents a broader conclusion.</w:t>
-      </w:r>
-    </w:p>
-    <w:p>
-      <w:r>
-        <w:t>________________________________________________________________</w:t>
-      </w:r>
-    </w:p>
-    <w:p>
-      <w:r>
-        <w:t>________________________________________________________________</w:t>
-      </w:r>
-    </w:p>
-    <w:p>
-      <w:r>
-        <w:t>________________________________________________________________</w:t>
-      </w:r>
-    </w:p>
-    <w:p>
-      <w:r>
-        <w:t>________________________________________________________________</w:t>
-      </w:r>
-    </w:p>
-    <w:p>
-      <w:r>
-        <w:t>________________________________________________________________</w:t>
-      </w:r>
-    </w:p>
-    <w:p>
-      <w:pPr>
-        <w:pStyle w:val="Heading3"/>
-      </w:pPr>
-      <w:r>
-        <w:t>Explain your prediction to a partner before comparing results.</w:t>
-      </w:r>
-    </w:p>
-    <w:p>
-      <w:r>
-        <w:t>________________________________________________________________</w:t>
-      </w:r>
-    </w:p>
-    <w:p>
-      <w:r>
-        <w:t>________________________________________________________________</w:t>
-      </w:r>
-    </w:p>
-    <w:p>
-      <w:r>
-        <w:t>________________________________________________________________</w:t>
-      </w:r>
-    </w:p>
-    <w:p>
-      <w:r>
-        <w:t>________________________________________________________________</w:t>
-      </w:r>
-    </w:p>
-    <w:p>
-      <w:pPr>
-        <w:pStyle w:val="Heading3"/>
-      </w:pPr>
-      <w:r>
-        <w:t>Practise with less help: Trace the worked case</w:t>
+      <w:pPr>
+        <w:pStyle w:val="Heading2"/>
+      </w:pPr>
+      <w:r>
+        <w:t>Supported W2 trace</w:t>
       </w:r>
     </w:p>
     <w:p>
@@ -1833,94 +2574,49 @@
     </w:p>
     <w:p>
       <w:pPr>
+        <w:pStyle w:val="Heading2"/>
+      </w:pPr>
+      <w:r>
+        <w:t>Individual scope check</w:t>
+      </w:r>
+    </w:p>
+    <w:p>
+      <w:pPr>
+        <w:pStyle w:val="ListBullet"/>
+      </w:pPr>
+      <w:r>
+        <w:t>Use the worked case for Capstone release review. Proposed explanation: “The worked result establishes every future case”. Decide whether this explanation is supported. Point to the step or supplied fact that decides; explain your repair if needed.</w:t>
+      </w:r>
+    </w:p>
+    <w:p>
+      <w:pPr>
+        <w:pStyle w:val="ListBullet"/>
+      </w:pPr>
+      <w:r>
+        <w:t>Answer on your own before discussion. If you are unsure, say which step you need help with.</w:t>
+      </w:r>
+    </w:p>
+    <w:p>
+      <w:pPr>
+        <w:pStyle w:val="Heading2"/>
+      </w:pPr>
+      <w:r>
+        <w:t>Picture response</w:t>
+      </w:r>
+    </w:p>
+    <w:p>
+      <w:pPr>
+        <w:pStyle w:val="ListBullet"/>
+      </w:pPr>
+      <w:r>
+        <w:t>Apply the three mandatory release gates to the recorded results. Why do two passes not outweigh the deletion failure, and what evidence must follow its repair?</w:t>
+      </w:r>
+    </w:p>
+    <w:p>
+      <w:pPr>
         <w:pStyle w:val="Heading3"/>
       </w:pPr>
       <w:r>
-        <w:t>Check your reasoning</w:t>
-      </w:r>
-    </w:p>
-    <w:p>
-      <w:pPr>
-        <w:spacing w:line="336" w:lineRule="auto" w:after="180"/>
-      </w:pPr>
-      <w:r>
-        <w:rPr>
-          <w:b w:val="0"/>
-        </w:rPr>
-        <w:t xml:space="preserve">Use the worked case for Capstone </w:t>
-      </w:r>
-      <w:r>
-        <w:rPr>
-          <w:b/>
-        </w:rPr>
-        <w:t>release review</w:t>
-      </w:r>
-      <w:r>
-        <w:rPr>
-          <w:b w:val="0"/>
-        </w:rPr>
-        <w:t>. Proposed explanation: “The worked result establishes every future case”. Decide whether this explanation is supported.</w:t>
-      </w:r>
-    </w:p>
-    <w:p>
-      <w:pPr>
-        <w:spacing w:line="336" w:lineRule="auto" w:after="180"/>
-      </w:pPr>
-      <w:r>
-        <w:rPr>
-          <w:b w:val="0"/>
-        </w:rPr>
-        <w:t>Point to the step or supplied fact that decides; explain your repair if needed.</w:t>
-      </w:r>
-    </w:p>
-    <w:p>
-      <w:pPr>
-        <w:spacing w:line="336" w:lineRule="auto" w:after="180"/>
-      </w:pPr>
-      <w:r>
-        <w:rPr>
-          <w:b w:val="0"/>
-        </w:rPr>
-        <w:t>Answer on your own before discussion. If you are unsure, say which step you need help with.</w:t>
-      </w:r>
-    </w:p>
-    <w:p>
-      <w:pPr>
-        <w:pStyle w:val="Heading3"/>
-      </w:pPr>
-      <w:r>
-        <w:t>Explain the picture</w:t>
-      </w:r>
-    </w:p>
-    <w:p>
-      <w:pPr>
-        <w:spacing w:line="336" w:lineRule="auto" w:after="180"/>
-        <w:shd w:fill="F5F1FB"/>
-      </w:pPr>
-      <w:r>
-        <w:rPr>
-          <w:b w:val="0"/>
-        </w:rPr>
-        <w:t xml:space="preserve">Apply the three mandatory release gates to the recorded results. Why do two passes not outweigh the deletion failure, and what </w:t>
-      </w:r>
-      <w:r>
-        <w:rPr>
-          <w:b/>
-        </w:rPr>
-        <w:t>evidence</w:t>
-      </w:r>
-      <w:r>
-        <w:rPr>
-          <w:b w:val="0"/>
-        </w:rPr>
-        <w:t xml:space="preserve"> must follow its repair?</w:t>
-      </w:r>
-    </w:p>
-    <w:p>
-      <w:pPr>
-        <w:pStyle w:val="Heading3"/>
-      </w:pPr>
-      <w:r>
         <w:t>My explanation using a pictured step and the given facts</w:t>
       </w:r>
     </w:p>
@@ -1942,6 +2638,14 @@
     <w:p>
       <w:r>
         <w:t>________________________________________________________________</w:t>
+      </w:r>
+    </w:p>
+    <w:p>
+      <w:pPr>
+        <w:pStyle w:val="Heading2"/>
+      </w:pPr>
+      <w:r>
+        <w:t>Reserve the selected 27/30 access-failure case</w:t>
       </w:r>
     </w:p>
     <w:p>
@@ -1957,23 +2661,55 @@
     </w:p>
     <w:p>
       <w:pPr>
+        <w:pStyle w:val="Heading2"/>
+      </w:pPr>
+      <w:r>
+        <w:t>Earlier wording, alternatives and picture transcripts · reference / check after trying</w:t>
+      </w:r>
+    </w:p>
+    <w:p>
+      <w:pPr>
+        <w:pStyle w:val="Heading3"/>
+      </w:pPr>
+      <w:r>
+        <w:t>Practise with less help: Trace the worked case</w:t>
+      </w:r>
+    </w:p>
+    <w:p>
+      <w:pPr>
+        <w:pStyle w:val="Heading3"/>
+      </w:pPr>
+      <w:r>
+        <w:t>Check your reasoning</w:t>
+      </w:r>
+    </w:p>
+    <w:p>
+      <w:pPr>
+        <w:pStyle w:val="Heading3"/>
+      </w:pPr>
+      <w:r>
+        <w:t>Explain the picture</w:t>
+      </w:r>
+    </w:p>
+    <w:p>
+      <w:pPr>
         <w:pStyle w:val="Heading1"/>
       </w:pPr>
       <w:r>
-        <w:t>09. Run the investigation</w:t>
-      </w:r>
-    </w:p>
-    <w:p>
-      <w:r>
-        <w:t>Investigate Capstone release review. Record the prediction, actual observation or labelled paper trace, explanation and next test separately.</w:t>
-      </w:r>
-    </w:p>
-    <w:p>
-      <w:pPr>
-        <w:pStyle w:val="Heading3"/>
-      </w:pPr>
-      <w:r>
-        <w:t>Predict, investigate and preserve the evidence</w:t>
+        <w:t>09. Run the complete versioned evidence-state review</w:t>
+      </w:r>
+    </w:p>
+    <w:p>
+      <w:r>
+        <w:t>Inspect blockers, candidate matching and preserved decision history.</w:t>
+      </w:r>
+    </w:p>
+    <w:p>
+      <w:pPr>
+        <w:pStyle w:val="Heading2"/>
+      </w:pPr>
+      <w:r>
+        <w:t>Current ordinary-pass/untested-rollback investigation</w:t>
       </w:r>
     </w:p>
     <w:p>
@@ -1985,6 +2721,156 @@
           <w:b w:val="0"/>
         </w:rPr>
         <w:t>Ordinary cases 18/20 pass; access all pass; no effects; rollback not tested. Show the intermediate steps and give the conclusion with its scope.</w:t>
+      </w:r>
+    </w:p>
+    <w:p>
+      <w:pPr>
+        <w:pStyle w:val="Heading2"/>
+      </w:pPr>
+      <w:r>
+        <w:t>Runnable fictional gate review</w:t>
+      </w:r>
+    </w:p>
+    <w:p>
+      <w:r>
+        <w:rPr>
+          <w:rFonts w:ascii="Courier New" w:hAnsi="Courier New"/>
+          <w:sz w:val="18"/>
+        </w:rPr>
+        <w:t>"""Versioned fictional gate records; no approvals, deletion or deployment."""</w:t>
+        <w:br/>
+        <w:t>from copy import deepcopy</w:t>
+        <w:br/>
+        <w:t>from fractions import Fraction</w:t>
+        <w:br/>
+        <w:br/>
+        <w:t>def ordinary_gate(passed,total):</w:t>
+        <w:br/>
+        <w:t xml:space="preserve"> if type(passed) is not int or type(total) is not int or total&lt;=0 or not 0&lt;=passed&lt;=total:</w:t>
+        <w:br/>
+        <w:t xml:space="preserve">  raise ValueError('valid exact counts required')</w:t>
+        <w:br/>
+        <w:t xml:space="preserve"> return Fraction(passed,total)&gt;=Fraction(9,10)</w:t>
+        <w:br/>
+        <w:br/>
+        <w:t>def gate(state,candidate,evidence_id=None):</w:t>
+        <w:br/>
+        <w:t xml:space="preserve"> return {'state':state,'candidate':candidate,'evidence_id':evidence_id}</w:t>
+        <w:br/>
+        <w:br/>
+        <w:t>def review(candidate,required,evidence):</w:t>
+        <w:br/>
+        <w:t xml:space="preserve"> if type(candidate) is not str or not candidate:raise ValueError('candidate version required')</w:t>
+        <w:br/>
+        <w:t xml:space="preserve"> if type(required) is not set or not required or any(type(k) is not str or not k for k in required):</w:t>
+        <w:br/>
+        <w:t xml:space="preserve">  raise ValueError('nonempty declared gate-name set required')</w:t>
+        <w:br/>
+        <w:t xml:space="preserve"> if type(evidence) is not dict or set(evidence)-required:raise ValueError('only declared gate records accepted')</w:t>
+        <w:br/>
+        <w:t xml:space="preserve"> blockers=[]</w:t>
+        <w:br/>
+        <w:t xml:space="preserve"> for name in sorted(required):</w:t>
+        <w:br/>
+        <w:t xml:space="preserve">  record=evidence.get(name)</w:t>
+        <w:br/>
+        <w:t xml:space="preserve">  if record is None:blockers.append((name,'missing'));continue</w:t>
+        <w:br/>
+        <w:t xml:space="preserve">  if type(record) is not dict or set(record)!={'state','candidate','evidence_id'}:raise ValueError('exact evidence record fields required')</w:t>
+        <w:br/>
+        <w:t xml:space="preserve">  if record['state'] not in ('pass','fail','not_run'):raise ValueError('explicit gate state required')</w:t>
+        <w:br/>
+        <w:t xml:space="preserve">  if record['state']!='not_run' and (type(record['evidence_id']) is not str or not record['evidence_id']):</w:t>
+        <w:br/>
+        <w:t xml:space="preserve">   raise ValueError('pass/fail needs a supplied evidence reference')</w:t>
+        <w:br/>
+        <w:t xml:space="preserve">  if record['candidate']!=candidate:blockers.append((name,'wrong candidate version'))</w:t>
+        <w:br/>
+        <w:t xml:space="preserve">  elif record['state']!='pass':blockers.append((name,record['state']))</w:t>
+        <w:br/>
+        <w:t xml:space="preserve"> return {'candidate':candidate,'eligible_under_declared_fixture_gates':not blockers,'blockers':blockers}</w:t>
+        <w:br/>
+        <w:br/>
+        <w:t>main_required={'ordinary','access','no_unauthorized_effects','compatible_rollback'}</w:t>
+        <w:br/>
+        <w:t>main_records={'ordinary':gate('pass' if ordinary_gate(18,20) else 'fail','r2','ORD-18-20'),</w:t>
+        <w:br/>
+        <w:t xml:space="preserve">              'access':gate('pass','r2','ACCESS-MAIN'),</w:t>
+        <w:br/>
+        <w:t xml:space="preserve">              'no_unauthorized_effects':gate('pass','r2','TRACE-MAIN'),</w:t>
+        <w:br/>
+        <w:t xml:space="preserve">              'compatible_rollback':gate('not_run','r2')}</w:t>
+        <w:br/>
+        <w:t>main=review('r2',main_required,main_records)</w:t>
+        <w:br/>
+        <w:t>assert ordinary_gate(18,20) and main['blockers']==[('compatible_rollback','not_run')]</w:t>
+        <w:br/>
+        <w:t># Separate picture declares three gates, not the main example's four-gate set.</w:t>
+        <w:br/>
+        <w:t>picture_required={'factual','access','deletion'}</w:t>
+        <w:br/>
+        <w:t>failed_records={'factual':gate('pass','p2','FACT-P2'),'access':gate('pass','p2','ACCESS-P2'),</w:t>
+        <w:br/>
+        <w:t xml:space="preserve">                'deletion':gate('fail','p2','BACKUP-RESIDUAL-P2')}</w:t>
+        <w:br/>
+        <w:t>failed_before=deepcopy(failed_records);initial=review('p2',picture_required,failed_records)</w:t>
+        <w:br/>
+        <w:t>assert initial['blockers']==[('deletion','fail')]</w:t>
+        <w:br/>
+        <w:t># Constructed repaired candidate evidence; no real copy is deleted or check performed.</w:t>
+        <w:br/>
+        <w:t>stale_repair={**failed_records,'deletion':gate('pass','p3','ALL-LISTED-LOCATIONS-P3')}</w:t>
+        <w:br/>
+        <w:t>stale=review('p3',picture_required,stale_repair)</w:t>
+        <w:br/>
+        <w:t>assert not stale['eligible_under_declared_fixture_gates']</w:t>
+        <w:br/>
+        <w:t>fresh_records={name:gate('pass','p3','FIXTURE-'+name.upper()+'-P3') for name in picture_required}</w:t>
+        <w:br/>
+        <w:t>fresh=review('p3',picture_required,fresh_records)</w:t>
+        <w:br/>
+        <w:t>history=[deepcopy(initial),deepcopy(stale),deepcopy(fresh)]</w:t>
+        <w:br/>
+        <w:t>assert fresh['eligible_under_declared_fixture_gates'] and failed_records==failed_before</w:t>
+        <w:br/>
+        <w:t>assert history[0]['blockers']==[('deletion','fail')]</w:t>
+        <w:br/>
+        <w:t>print('Main 18/20 = 90 percent; ordinary threshold met; review:',main)</w:t>
+        <w:br/>
+        <w:t>print('Picture initial deletion failure:',initial)</w:t>
+        <w:br/>
+        <w:t>print('Repaired deletion but stale other-version evidence:',stale)</w:t>
+        <w:br/>
+        <w:t>print('All pictured gates freshly supplied for candidate p3:',fresh)</w:t>
+        <w:br/>
+        <w:t>print('Original failure preserved:',failed_records==failed_before,'history:',history)</w:t>
+        <w:br/>
+        <w:t>print('These evidence IDs/states are constructed inputs, not test execution or human sign-off. Eligibility under a declared toy gate set does not deploy/approve anything, prove unknown-copy deletion or guarantee zero future faults.')</w:t>
+        <w:br/>
+      </w:r>
+    </w:p>
+    <w:p>
+      <w:pPr>
+        <w:pStyle w:val="Heading2"/>
+      </w:pPr>
+      <w:r>
+        <w:t>Expected decisions and evidence limits</w:t>
+      </w:r>
+    </w:p>
+    <w:p>
+      <w:pPr>
+        <w:pStyle w:val="ListNumber"/>
+      </w:pPr>
+      <w:r>
+        <w:t>Predict which main gate blocks r2 despite 18/20 meeting 90%. In the separate picture, p2 blocks on deletion. A hypothetical p3 deletion pass with old p2 factual/access evidence still blocks; separately supplied matching p3 gate passes yield eligibility under that three-gate contract. The history retains the initial failure and intermediate stale-evidence decision. The code evaluates constructed records; it performs no actual access test, rollback rehearsal, deletion, approval or deployment. Do not describe its fixture evidence IDs as human sign-off or newly measured real results. Mark a paper-only trace “not run”.</w:t>
+      </w:r>
+    </w:p>
+    <w:p>
+      <w:pPr>
+        <w:pStyle w:val="Heading2"/>
+      </w:pPr>
+      <w:r>
+        <w:t>Evidence ledger and reflection</w:t>
       </w:r>
     </w:p>
     <w:tbl>
@@ -2136,14 +3022,6 @@
     </w:p>
     <w:p>
       <w:pPr>
-        <w:pStyle w:val="Heading3"/>
-      </w:pPr>
-      <w:r>
-        <w:t>Plan → try → check</w:t>
-      </w:r>
-    </w:p>
-    <w:p>
-      <w:pPr>
         <w:spacing w:line="336" w:lineRule="auto" w:after="180"/>
       </w:pPr>
       <w:r>
@@ -2155,23 +3033,47 @@
     </w:p>
     <w:p>
       <w:pPr>
+        <w:pStyle w:val="Heading2"/>
+      </w:pPr>
+      <w:r>
+        <w:t>Earlier wording, alternatives and picture transcripts · reference / check after trying</w:t>
+      </w:r>
+    </w:p>
+    <w:p>
+      <w:pPr>
+        <w:pStyle w:val="Heading3"/>
+      </w:pPr>
+      <w:r>
+        <w:t>Predict, investigate and preserve the evidence</w:t>
+      </w:r>
+    </w:p>
+    <w:p>
+      <w:pPr>
+        <w:pStyle w:val="Heading3"/>
+      </w:pPr>
+      <w:r>
+        <w:t>Plan → try → check</w:t>
+      </w:r>
+    </w:p>
+    <w:p>
+      <w:pPr>
         <w:pStyle w:val="Heading1"/>
       </w:pPr>
       <w:r>
-        <w:t>10. Build your understanding</w:t>
-      </w:r>
-    </w:p>
-    <w:p>
-      <w:r>
-        <w:t>Move from recall to tracing, diagnosis and transfer in Capstone release review. Explain why each step is justified.</w:t>
-      </w:r>
-    </w:p>
-    <w:p>
-      <w:pPr>
-        <w:pStyle w:val="Heading3"/>
-      </w:pPr>
-      <w:r>
-        <w:t>Explain → apply → challenge</w:t>
+        <w:t>14. Try alone: ordinary threshold met but access fails</w:t>
+      </w:r>
+    </w:p>
+    <w:p>
+      <w:r>
+        <w:t>Apply every mandatory condition before deciding.</w:t>
+      </w:r>
+    </w:p>
+    <w:p>
+      <w:pPr>
+        <w:pStyle w:val="Heading2"/>
+      </w:pPr>
+      <w:r>
+        <w:t>Complete selected independent task</w:t>
       </w:r>
     </w:p>
     <w:p>
@@ -2182,43 +3084,123 @@
         <w:rPr>
           <w:b w:val="0"/>
         </w:rPr>
-        <w:t xml:space="preserve">Explain the weekly </w:t>
-      </w:r>
-      <w:r>
-        <w:rPr>
-          <w:b/>
-        </w:rPr>
-        <w:t>mechanism</w:t>
-      </w:r>
+        <w:t>Ordinary 27/30 pass; access 1/5 fails; rollback passes; no effects. Decide.</w:t>
+      </w:r>
+    </w:p>
+    <w:p>
+      <w:pPr>
+        <w:pStyle w:val="Heading2"/>
+      </w:pPr>
+      <w:r>
+        <w:t>First attempt and support record</w:t>
+      </w:r>
+    </w:p>
+    <w:p>
+      <w:pPr>
+        <w:pStyle w:val="Heading3"/>
+      </w:pPr>
+      <w:r>
+        <w:t>My independent explanation, trace and limits</w:t>
+      </w:r>
+    </w:p>
+    <w:p>
+      <w:r>
+        <w:t>________________________________________________________________</w:t>
+      </w:r>
+    </w:p>
+    <w:p>
+      <w:r>
+        <w:t>________________________________________________________________</w:t>
+      </w:r>
+    </w:p>
+    <w:p>
+      <w:r>
+        <w:t>________________________________________________________________</w:t>
+      </w:r>
+    </w:p>
+    <w:p>
+      <w:r>
+        <w:t>________________________________________________________________</w:t>
+      </w:r>
+    </w:p>
+    <w:p>
+      <w:r>
+        <w:t>________________________________________________________________</w:t>
+      </w:r>
+    </w:p>
+    <w:p>
+      <w:r>
+        <w:t>________________________________________________________________</w:t>
+      </w:r>
+    </w:p>
+    <w:p>
+      <w:r>
+        <w:t>________________________________________________________________</w:t>
+      </w:r>
+    </w:p>
+    <w:p>
+      <w:pPr>
+        <w:spacing w:line="336" w:lineRule="auto" w:after="180"/>
+      </w:pPr>
       <w:r>
         <w:rPr>
           <w:b w:val="0"/>
         </w:rPr>
-        <w:t xml:space="preserve"> in your own words. Use the worked scenario to name its </w:t>
-      </w:r>
-      <w:r>
-        <w:rPr>
-          <w:b/>
-        </w:rPr>
-        <w:t>input</w:t>
-      </w:r>
+        <w:t>Attempt this case before feedback. Record any help. Earlier examples below are further practice; a case already practised with feedback cannot establish fresh transfer.</w:t>
+      </w:r>
+    </w:p>
+    <w:p>
+      <w:pPr>
+        <w:pStyle w:val="Heading2"/>
+      </w:pPr>
+      <w:r>
+        <w:t>Feedback after trying</w:t>
+      </w:r>
+    </w:p>
+    <w:p>
+      <w:pPr>
+        <w:spacing w:line="336" w:lineRule="auto" w:after="180"/>
+      </w:pPr>
       <w:r>
         <w:rPr>
           <w:b w:val="0"/>
         </w:rPr>
-        <w:t xml:space="preserve">, decision rule and </w:t>
-      </w:r>
-      <w:r>
-        <w:rPr>
-          <w:b/>
-        </w:rPr>
-        <w:t>output</w:t>
-      </w:r>
+        <w:t>Attempt the independent case before hints. Record whether you worked alone, used a hint or followed a model. After feedback, fix the first unsupported step and explain why it changed.</w:t>
+      </w:r>
+    </w:p>
+    <w:p>
+      <w:pPr>
+        <w:spacing w:line="336" w:lineRule="auto" w:after="180"/>
+      </w:pPr>
       <w:r>
         <w:rPr>
           <w:b w:val="0"/>
         </w:rPr>
-        <w:t>.</w:t>
+        <w:t>A later check uses a changed case, not a copied answer.</w:t>
+      </w:r>
+    </w:p>
+    <w:p>
+      <w:pPr>
+        <w:pStyle w:val="Heading2"/>
+      </w:pPr>
+      <w:r>
+        <w:t>Earlier wording, alternatives and picture transcripts · reference / check after trying</w:t>
+      </w:r>
+    </w:p>
+    <w:p>
+      <w:pPr>
+        <w:pStyle w:val="Heading3"/>
+      </w:pPr>
+      <w:r>
+        <w:t>Independent case: Apply a new case independently</w:t>
+      </w:r>
+    </w:p>
+    <w:p>
+      <w:pPr>
+        <w:pStyle w:val="Heading3"/>
+      </w:pPr>
+      <w:r>
+        <w:t>Attempt this without hints</w:t>
       </w:r>
     </w:p>
     <w:p>
@@ -2229,7 +3211,55 @@
         <w:rPr>
           <w:b w:val="0"/>
         </w:rPr>
-        <w:t>A report omits this qualification: Release readiness is scoped to the declared gates and environment; deployment still needs operational checks.</w:t>
+        <w:t>Ordinary 27/30 pass; access 1/5 fails; rollback passes; no effects. Decide.</w:t>
+      </w:r>
+    </w:p>
+    <w:p>
+      <w:pPr>
+        <w:pStyle w:val="Heading3"/>
+      </w:pPr>
+      <w:r>
+        <w:t>My independent procedure, result and limitation</w:t>
+      </w:r>
+    </w:p>
+    <w:p>
+      <w:r>
+        <w:t>________________________________________________________________</w:t>
+      </w:r>
+    </w:p>
+    <w:p>
+      <w:r>
+        <w:t>________________________________________________________________</w:t>
+      </w:r>
+    </w:p>
+    <w:p>
+      <w:r>
+        <w:t>________________________________________________________________</w:t>
+      </w:r>
+    </w:p>
+    <w:p>
+      <w:r>
+        <w:t>________________________________________________________________</w:t>
+      </w:r>
+    </w:p>
+    <w:p>
+      <w:r>
+        <w:t>________________________________________________________________</w:t>
+      </w:r>
+    </w:p>
+    <w:p>
+      <w:r>
+        <w:t>________________________________________________________________</w:t>
+      </w:r>
+    </w:p>
+    <w:p>
+      <w:r>
+        <w:t>________________________________________________________________</w:t>
+      </w:r>
+    </w:p>
+    <w:p>
+      <w:r>
+        <w:t>________________________________________________________________</w:t>
       </w:r>
     </w:p>
     <w:p>
@@ -2240,29 +3270,7 @@
         <w:rPr>
           <w:b w:val="0"/>
         </w:rPr>
-        <w:t>Explain how omitting it could change a reader's interpretation, and write an accurate replacement.</w:t>
-      </w:r>
-    </w:p>
-    <w:p>
-      <w:pPr>
-        <w:spacing w:line="336" w:lineRule="auto" w:after="180"/>
-      </w:pPr>
-      <w:r>
-        <w:rPr>
-          <w:b w:val="0"/>
-        </w:rPr>
-        <w:t>For the worked scenario, propose one additional case that could reveal a failure, describe its expected outcome before running it, and explain what would need to remain fixed for a fair comparison.</w:t>
-      </w:r>
-    </w:p>
-    <w:p>
-      <w:pPr>
-        <w:spacing w:line="336" w:lineRule="auto" w:after="180"/>
-      </w:pPr>
-      <w:r>
-        <w:rPr>
-          <w:b w:val="0"/>
-        </w:rPr>
-        <w:t>Do not reuse W4 as a new final test after receiving feedback.</w:t>
+        <w:t>Record support used: none, hint or teacher explanation. After feedback, a different case is needed to demonstrate independence.</w:t>
       </w:r>
     </w:p>
     <w:p>
@@ -2270,32 +3278,7 @@
         <w:pStyle w:val="Heading3"/>
       </w:pPr>
       <w:r>
-        <w:t>Explain which evidence supports your conclusion and which claim remains unproved.</w:t>
-      </w:r>
-    </w:p>
-    <w:p>
-      <w:r>
-        <w:t>________________________________________________________________</w:t>
-      </w:r>
-    </w:p>
-    <w:p>
-      <w:r>
-        <w:t>________________________________________________________________</w:t>
-      </w:r>
-    </w:p>
-    <w:p>
-      <w:r>
-        <w:t>________________________________________________________________</w:t>
-      </w:r>
-    </w:p>
-    <w:p>
-      <w:r>
-        <w:t>________________________________________________________________</w:t>
-      </w:r>
-    </w:p>
-    <w:p>
-      <w:r>
-        <w:t>________________________________________________________________</w:t>
+        <w:t>Use feedback to improve</w:t>
       </w:r>
     </w:p>
     <w:p>
@@ -2303,12 +3286,20 @@
         <w:pStyle w:val="Heading1"/>
       </w:pPr>
       <w:r>
-        <w:t>11. Connect your project</w:t>
-      </w:r>
-    </w:p>
-    <w:p>
-      <w:r>
-        <w:t>Apply this week’s idea to Grounded Learning Service. Keep an annotated decision and the evidence supporting it.</w:t>
+        <w:t>11. Save the candidate manifest, gate references and original failures</w:t>
+      </w:r>
+    </w:p>
+    <w:p>
+      <w:r>
+        <w:t>Keep review eligibility separate from any later authorized release action.</w:t>
+      </w:r>
+    </w:p>
+    <w:p>
+      <w:pPr>
+        <w:pStyle w:val="Heading2"/>
+      </w:pPr>
+      <w:r>
+        <w:t>Project task and artifact</w:t>
       </w:r>
     </w:p>
     <w:p>
@@ -2475,10 +3466,10 @@
     </w:tbl>
     <w:p>
       <w:pPr>
-        <w:pStyle w:val="Heading3"/>
-      </w:pPr>
-      <w:r>
-        <w:t>Evidence for your project</w:t>
+        <w:pStyle w:val="Heading2"/>
+      </w:pPr>
+      <w:r>
+        <w:t>Actual local audit run or paper trace and limitations</w:t>
       </w:r>
     </w:p>
     <w:p>
@@ -2506,15 +3497,88 @@
     </w:p>
     <w:p>
       <w:pPr>
+        <w:pStyle w:val="Heading2"/>
+      </w:pPr>
+      <w:r>
+        <w:t>Earlier wording, alternatives and picture transcripts · reference / check after trying</w:t>
+      </w:r>
+    </w:p>
+    <w:p>
+      <w:pPr>
+        <w:pStyle w:val="Heading3"/>
+      </w:pPr>
+      <w:r>
+        <w:t>Evidence for your project</w:t>
+      </w:r>
+    </w:p>
+    <w:p>
+      <w:pPr>
         <w:pStyle w:val="Heading1"/>
       </w:pPr>
       <w:r>
-        <w:t>12. Show what you know</w:t>
-      </w:r>
-    </w:p>
-    <w:p>
-      <w:r>
-        <w:t>Use a genuinely new case for independent evidence. Previously discussed examples remain practice; use the separately named independent case before feedback.</w:t>
+        <w:t>16. Explain the current blocker and evidence needed for a fresh review</w:t>
+      </w:r>
+    </w:p>
+    <w:p>
+      <w:r>
+        <w:t>A missing test is not a passed test.</w:t>
+      </w:r>
+    </w:p>
+    <w:p>
+      <w:pPr>
+        <w:pStyle w:val="Heading2"/>
+      </w:pPr>
+      <w:r>
+        <w:t>Retrieve and explain</w:t>
+      </w:r>
+    </w:p>
+    <w:p>
+      <w:pPr>
+        <w:pStyle w:val="ListBullet"/>
+      </w:pPr>
+      <w:r>
+        <w:t>Close your notes. Explain this goal in your own words: Explain the mechanism and terminology of capstone release review</w:t>
+      </w:r>
+    </w:p>
+    <w:p>
+      <w:pPr>
+        <w:pStyle w:val="Heading3"/>
+      </w:pPr>
+      <w:r>
+        <w:t>My deciding step, evidence and one remaining question</w:t>
+      </w:r>
+    </w:p>
+    <w:p>
+      <w:r>
+        <w:t>________________________________________________________________</w:t>
+      </w:r>
+    </w:p>
+    <w:p>
+      <w:r>
+        <w:t>________________________________________________________________</w:t>
+      </w:r>
+    </w:p>
+    <w:p>
+      <w:r>
+        <w:t>________________________________________________________________</w:t>
+      </w:r>
+    </w:p>
+    <w:p>
+      <w:r>
+        <w:t>________________________________________________________________</w:t>
+      </w:r>
+    </w:p>
+    <w:p>
+      <w:r>
+        <w:t>________________________________________________________________</w:t>
+      </w:r>
+    </w:p>
+    <w:p>
+      <w:pPr>
+        <w:pStyle w:val="Heading2"/>
+      </w:pPr>
+      <w:r>
+        <w:t>Plan a changed-case return</w:t>
       </w:r>
     </w:p>
     <w:p>
@@ -2525,62 +3589,31 @@
         <w:rPr>
           <w:b w:val="0"/>
         </w:rPr>
-        <w:t>Complete the supported workbook tasks before attempting W4 independently. Record any hints or help used. After feedback, use the teacher's fresh retry rather than copying the earlier answer.</w:t>
-      </w:r>
-    </w:p>
-    <w:p>
-      <w:pPr>
-        <w:spacing w:line="336" w:lineRule="auto" w:after="180"/>
-      </w:pPr>
+        <w:t xml:space="preserve">If you are unsure, return to the worked picture and explain one arrow. If you are ready, change an </w:t>
+      </w:r>
+      <w:r>
+        <w:rPr>
+          <w:b/>
+        </w:rPr>
+        <w:t>input</w:t>
+      </w:r>
       <w:r>
         <w:rPr>
           <w:b w:val="0"/>
         </w:rPr>
-        <w:t>For a project, select a relevant new case, predict the outcome from the declared rule and preserve the result alongside any revision.</w:t>
-      </w:r>
-    </w:p>
-    <w:p>
-      <w:pPr>
-        <w:pStyle w:val="Heading3"/>
-      </w:pPr>
-      <w:r>
-        <w:t>Exit: propose one revealing change to the worked scenario. State the expected outcome and the evidence that would make you revise your explanation.</w:t>
-      </w:r>
-    </w:p>
-    <w:p>
-      <w:r>
-        <w:t>________________________________________________________________</w:t>
-      </w:r>
-    </w:p>
-    <w:p>
-      <w:r>
-        <w:t>________________________________________________________________</w:t>
-      </w:r>
-    </w:p>
-    <w:p>
-      <w:r>
-        <w:t>________________________________________________________________</w:t>
-      </w:r>
-    </w:p>
-    <w:p>
-      <w:r>
-        <w:t>________________________________________________________________</w:t>
-      </w:r>
-    </w:p>
-    <w:p>
-      <w:r>
-        <w:t>________________________________________________________________</w:t>
-      </w:r>
-    </w:p>
-    <w:p>
-      <w:pPr>
-        <w:spacing w:line="336" w:lineRule="auto" w:after="180"/>
-      </w:pPr>
+        <w:t xml:space="preserve"> or assumption and justify your </w:t>
+      </w:r>
+      <w:r>
+        <w:rPr>
+          <w:b/>
+        </w:rPr>
+        <w:t>prediction</w:t>
+      </w:r>
       <w:r>
         <w:rPr>
           <w:b w:val="0"/>
         </w:rPr>
-        <w:t>For the worked scenario, propose one additional case that could reveal a failure, describe its expected outcome before running it, and explain what would need to remain fixed for a fair comparison.</w:t>
+        <w:t>.</w:t>
       </w:r>
     </w:p>
     <w:p>
@@ -2591,14 +3624,336 @@
         <w:rPr>
           <w:b w:val="0"/>
         </w:rPr>
-        <w:t>Do not reuse W4 as a new final test after receiving feedback.</w:t>
-      </w:r>
-    </w:p>
+        <w:t xml:space="preserve">Save your workbook </w:t>
+      </w:r>
+      <w:r>
+        <w:rPr>
+          <w:b/>
+        </w:rPr>
+        <w:t>evidence</w:t>
+      </w:r>
+      <w:r>
+        <w:rPr>
+          <w:b w:val="0"/>
+        </w:rPr>
+        <w:t>. At the next review, try a different case before opening your old answer.</w:t>
+      </w:r>
+    </w:p>
+    <w:p>
+      <w:pPr>
+        <w:pStyle w:val="Heading1"/>
+      </w:pPr>
+      <w:r>
+        <w:t>Reference bank and extra practice</w:t>
+      </w:r>
+    </w:p>
+    <w:p>
+      <w:pPr>
+        <w:pStyle w:val="Heading1"/>
+      </w:pPr>
+      <w:r>
+        <w:t>05. Reference · Use service vocabulary precisely</w:t>
+      </w:r>
+    </w:p>
+    <w:p>
+      <w:r>
+        <w:t>Connect each term to an input, operation, evidence source or outcome.</w:t>
+      </w:r>
+    </w:p>
+    <w:p>
+      <w:pPr>
+        <w:pStyle w:val="Heading2"/>
+      </w:pPr>
+      <w:r>
+        <w:t>Vocabulary and your explanation</w:t>
+      </w:r>
+    </w:p>
+    <w:tbl>
+      <w:tblPr>
+        <w:tblStyle w:val="LightShading-Accent1"/>
+        <w:tblW w:type="auto" w:w="0"/>
+        <w:tblLook w:firstColumn="1" w:firstRow="1" w:lastColumn="0" w:lastRow="0" w:noHBand="0" w:noVBand="1" w:val="04A0"/>
+      </w:tblPr>
+      <w:tblGrid>
+        <w:gridCol w:w="5112"/>
+        <w:gridCol w:w="5112"/>
+      </w:tblGrid>
+      <w:tr>
+        <w:trPr>
+          <w:tblHeader/>
+        </w:trPr>
+        <w:tc>
+          <w:tcPr>
+            <w:tcW w:type="dxa" w:w="5112"/>
+          </w:tcPr>
+          <w:p>
+            <w:r>
+              <w:t>Word</w:t>
+            </w:r>
+          </w:p>
+        </w:tc>
+        <w:tc>
+          <w:tcPr>
+            <w:tcW w:type="dxa" w:w="5112"/>
+          </w:tcPr>
+          <w:p>
+            <w:r>
+              <w:t>Meaning</w:t>
+            </w:r>
+          </w:p>
+        </w:tc>
+      </w:tr>
+      <w:tr>
+        <w:tc>
+          <w:tcPr>
+            <w:tcW w:type="dxa" w:w="5112"/>
+          </w:tcPr>
+          <w:p>
+            <w:r>
+              <w:t>Release review</w:t>
+            </w:r>
+          </w:p>
+        </w:tc>
+        <w:tc>
+          <w:tcPr>
+            <w:tcW w:type="dxa" w:w="5112"/>
+          </w:tcPr>
+          <w:p>
+            <w:r>
+              <w:t>A decision using versioned gate evidence</w:t>
+            </w:r>
+          </w:p>
+        </w:tc>
+      </w:tr>
+      <w:tr>
+        <w:tc>
+          <w:tcPr>
+            <w:tcW w:type="dxa" w:w="5112"/>
+          </w:tcPr>
+          <w:p>
+            <w:r>
+              <w:t>Critical gate</w:t>
+            </w:r>
+          </w:p>
+        </w:tc>
+        <w:tc>
+          <w:tcPr>
+            <w:tcW w:type="dxa" w:w="5112"/>
+          </w:tcPr>
+          <w:p>
+            <w:r>
+              <w:t>A requirement that cannot be averaged away</w:t>
+            </w:r>
+          </w:p>
+        </w:tc>
+      </w:tr>
+      <w:tr>
+        <w:tc>
+          <w:tcPr>
+            <w:tcW w:type="dxa" w:w="5112"/>
+          </w:tcPr>
+          <w:p>
+            <w:r>
+              <w:t>Rollback rehearsal</w:t>
+            </w:r>
+          </w:p>
+        </w:tc>
+        <w:tc>
+          <w:tcPr>
+            <w:tcW w:type="dxa" w:w="5112"/>
+          </w:tcPr>
+          <w:p>
+            <w:r>
+              <w:t>A tested recovery of a compatible version set</w:t>
+            </w:r>
+          </w:p>
+        </w:tc>
+      </w:tr>
+    </w:tbl>
     <w:p>
       <w:pPr>
         <w:pStyle w:val="Heading3"/>
       </w:pPr>
       <w:r>
+        <w:t>Use two terms to explain a step in this week’s example.</w:t>
+      </w:r>
+    </w:p>
+    <w:p>
+      <w:r>
+        <w:t>________________________________________________________________</w:t>
+      </w:r>
+    </w:p>
+    <w:p>
+      <w:r>
+        <w:t>________________________________________________________________</w:t>
+      </w:r>
+    </w:p>
+    <w:p>
+      <w:r>
+        <w:t>________________________________________________________________</w:t>
+      </w:r>
+    </w:p>
+    <w:p>
+      <w:pPr>
+        <w:pStyle w:val="Heading1"/>
+      </w:pPr>
+      <w:r>
+        <w:t>10. Extra challenge · Explain a stronger case</w:t>
+      </w:r>
+    </w:p>
+    <w:p>
+      <w:r>
+        <w:t>Choose the next challenge after the main route.</w:t>
+      </w:r>
+    </w:p>
+    <w:p>
+      <w:pPr>
+        <w:pStyle w:val="Heading2"/>
+      </w:pPr>
+      <w:r>
+        <w:t>Explain,repair and extend</w:t>
+      </w:r>
+    </w:p>
+    <w:p>
+      <w:pPr>
+        <w:pStyle w:val="Heading3"/>
+      </w:pPr>
+      <w:r>
+        <w:t>Explain → apply → challenge</w:t>
+      </w:r>
+    </w:p>
+    <w:p>
+      <w:pPr>
+        <w:pStyle w:val="ListBullet"/>
+      </w:pPr>
+      <w:r>
+        <w:t>Explain the weekly mechanism in your own words. Use the worked scenario to name its input, decision rule and output.</w:t>
+      </w:r>
+    </w:p>
+    <w:p>
+      <w:pPr>
+        <w:pStyle w:val="ListBullet"/>
+      </w:pPr>
+      <w:r>
+        <w:t>A report omits this qualification: Release readiness is scoped to the declared gates and environment; deployment still needs operational checks. Explain how omitting it could change a reader's interpretation, and write an accurate replacement.</w:t>
+      </w:r>
+    </w:p>
+    <w:p>
+      <w:pPr>
+        <w:pStyle w:val="ListBullet"/>
+      </w:pPr>
+      <w:r>
+        <w:t>For the worked scenario, propose one additional case that could reveal a failure, describe its expected outcome before running it, and explain what would need to remain fixed for a fair comparison. Do not reuse W4 as a new final test after receiving feedback.</w:t>
+      </w:r>
+    </w:p>
+    <w:p>
+      <w:pPr>
+        <w:pStyle w:val="Heading3"/>
+      </w:pPr>
+      <w:r>
+        <w:t>Explain which evidence supports your conclusion and which claim remains unproved.</w:t>
+      </w:r>
+    </w:p>
+    <w:p>
+      <w:r>
+        <w:t>________________________________________________________________</w:t>
+      </w:r>
+    </w:p>
+    <w:p>
+      <w:r>
+        <w:t>________________________________________________________________</w:t>
+      </w:r>
+    </w:p>
+    <w:p>
+      <w:r>
+        <w:t>________________________________________________________________</w:t>
+      </w:r>
+    </w:p>
+    <w:p>
+      <w:r>
+        <w:t>________________________________________________________________</w:t>
+      </w:r>
+    </w:p>
+    <w:p>
+      <w:r>
+        <w:t>________________________________________________________________</w:t>
+      </w:r>
+    </w:p>
+    <w:p>
+      <w:pPr>
+        <w:pStyle w:val="Heading1"/>
+      </w:pPr>
+      <w:r>
+        <w:t>12. Reference · Check the service reasoning and its limits</w:t>
+      </w:r>
+    </w:p>
+    <w:p>
+      <w:r>
+        <w:t>Use after practice; keep the selected independent case for its first attempt.</w:t>
+      </w:r>
+    </w:p>
+    <w:p>
+      <w:pPr>
+        <w:pStyle w:val="Heading2"/>
+      </w:pPr>
+      <w:r>
+        <w:t>Current explanation and response</w:t>
+      </w:r>
+    </w:p>
+    <w:p>
+      <w:pPr>
+        <w:pStyle w:val="ListBullet"/>
+      </w:pPr>
+      <w:r>
+        <w:t>Complete the supported workbook tasks before attempting W4 independently. Record any hints or help used. After feedback, use the teacher's fresh retry rather than copying the earlier answer. For a project, select a relevant new case, predict the outcome from the declared rule and preserve the result alongside any revision.</w:t>
+      </w:r>
+    </w:p>
+    <w:p>
+      <w:pPr>
+        <w:pStyle w:val="Heading3"/>
+      </w:pPr>
+      <w:r>
+        <w:t>Exit: propose one revealing change to the worked scenario. State the expected outcome and the evidence that would make you revise your explanation.</w:t>
+      </w:r>
+    </w:p>
+    <w:p>
+      <w:r>
+        <w:t>________________________________________________________________</w:t>
+      </w:r>
+    </w:p>
+    <w:p>
+      <w:r>
+        <w:t>________________________________________________________________</w:t>
+      </w:r>
+    </w:p>
+    <w:p>
+      <w:r>
+        <w:t>________________________________________________________________</w:t>
+      </w:r>
+    </w:p>
+    <w:p>
+      <w:r>
+        <w:t>________________________________________________________________</w:t>
+      </w:r>
+    </w:p>
+    <w:p>
+      <w:r>
+        <w:t>________________________________________________________________</w:t>
+      </w:r>
+    </w:p>
+    <w:p>
+      <w:pPr>
+        <w:pStyle w:val="ListBullet"/>
+      </w:pPr>
+      <w:r>
+        <w:t>For the worked scenario, propose one additional case that could reveal a failure, describe its expected outcome before running it, and explain what would need to remain fixed for a fair comparison. Do not reuse W4 as a new final test after receiving feedback.</w:t>
+      </w:r>
+    </w:p>
+    <w:p>
+      <w:pPr>
+        <w:pStyle w:val="Heading3"/>
+      </w:pPr>
+      <w:r>
         <w:t>My limited claim and a useful next check</w:t>
       </w:r>
     </w:p>
@@ -2627,12 +3982,20 @@
         <w:pStyle w:val="Heading1"/>
       </w:pPr>
       <w:r>
-        <w:t>13. Study a complete case</w:t>
-      </w:r>
-    </w:p>
-    <w:p>
-      <w:r>
-        <w:t>Revisit the complete Capstone release review case for supported practice. Repeated examples do not become fresh assessments.</w:t>
+        <w:t>13. Extra practice · Revisit the complete trace</w:t>
+      </w:r>
+    </w:p>
+    <w:p>
+      <w:r>
+        <w:t>Predict before reading the supplied steps.</w:t>
+      </w:r>
+    </w:p>
+    <w:p>
+      <w:pPr>
+        <w:pStyle w:val="Heading2"/>
+      </w:pPr>
+      <w:r>
+        <w:t>Complete trace and evidence</w:t>
       </w:r>
     </w:p>
     <w:p>
@@ -2801,206 +4164,20 @@
         <w:pStyle w:val="Heading1"/>
       </w:pPr>
       <w:r>
-        <w:t>14. Try a new case independently</w:t>
-      </w:r>
-    </w:p>
-    <w:p>
-      <w:r>
-        <w:t>Attempt the reserved new case before feedback. Record support; the earlier examples below remain additional practice.</w:t>
-      </w:r>
-    </w:p>
-    <w:p>
-      <w:pPr>
-        <w:pStyle w:val="Heading3"/>
-      </w:pPr>
-      <w:r>
-        <w:t>Independent case: Apply a new case independently</w:t>
-      </w:r>
-    </w:p>
-    <w:p>
-      <w:pPr>
-        <w:spacing w:line="336" w:lineRule="auto" w:after="180"/>
-      </w:pPr>
-      <w:r>
-        <w:rPr>
-          <w:b w:val="0"/>
-        </w:rPr>
-        <w:t>Ordinary 27/30 pass; access 1/5 fails; rollback passes; no effects. Decide.</w:t>
-      </w:r>
-    </w:p>
-    <w:p>
-      <w:pPr>
-        <w:pStyle w:val="Heading3"/>
-      </w:pPr>
-      <w:r>
-        <w:t>My independent explanation, trace and limits</w:t>
-      </w:r>
-    </w:p>
-    <w:p>
-      <w:r>
-        <w:t>________________________________________________________________</w:t>
-      </w:r>
-    </w:p>
-    <w:p>
-      <w:r>
-        <w:t>________________________________________________________________</w:t>
-      </w:r>
-    </w:p>
-    <w:p>
-      <w:r>
-        <w:t>________________________________________________________________</w:t>
-      </w:r>
-    </w:p>
-    <w:p>
-      <w:r>
-        <w:t>________________________________________________________________</w:t>
-      </w:r>
-    </w:p>
-    <w:p>
-      <w:r>
-        <w:t>________________________________________________________________</w:t>
-      </w:r>
-    </w:p>
-    <w:p>
-      <w:r>
-        <w:t>________________________________________________________________</w:t>
-      </w:r>
-    </w:p>
-    <w:p>
-      <w:r>
-        <w:t>________________________________________________________________</w:t>
-      </w:r>
-    </w:p>
-    <w:p>
-      <w:pPr>
-        <w:spacing w:line="336" w:lineRule="auto" w:after="180"/>
-      </w:pPr>
-      <w:r>
-        <w:rPr>
-          <w:b w:val="0"/>
-        </w:rPr>
-        <w:t>Attempt this case before feedback. Record any help. Earlier examples below are further practice; a case already practised with feedback cannot establish fresh transfer.</w:t>
-      </w:r>
-    </w:p>
-    <w:p>
-      <w:pPr>
-        <w:pStyle w:val="Heading3"/>
-      </w:pPr>
-      <w:r>
-        <w:t>Attempt this without hints</w:t>
-      </w:r>
-    </w:p>
-    <w:p>
-      <w:pPr>
-        <w:spacing w:line="336" w:lineRule="auto" w:after="180"/>
-      </w:pPr>
-      <w:r>
-        <w:rPr>
-          <w:b w:val="0"/>
-        </w:rPr>
-        <w:t>Ordinary 27/30 pass; access 1/5 fails; rollback passes; no effects. Decide.</w:t>
-      </w:r>
-    </w:p>
-    <w:p>
-      <w:pPr>
-        <w:pStyle w:val="Heading3"/>
-      </w:pPr>
-      <w:r>
-        <w:t>My independent procedure, result and limitation</w:t>
-      </w:r>
-    </w:p>
-    <w:p>
-      <w:r>
-        <w:t>________________________________________________________________</w:t>
-      </w:r>
-    </w:p>
-    <w:p>
-      <w:r>
-        <w:t>________________________________________________________________</w:t>
-      </w:r>
-    </w:p>
-    <w:p>
-      <w:r>
-        <w:t>________________________________________________________________</w:t>
-      </w:r>
-    </w:p>
-    <w:p>
-      <w:r>
-        <w:t>________________________________________________________________</w:t>
-      </w:r>
-    </w:p>
-    <w:p>
-      <w:r>
-        <w:t>________________________________________________________________</w:t>
-      </w:r>
-    </w:p>
-    <w:p>
-      <w:r>
-        <w:t>________________________________________________________________</w:t>
-      </w:r>
-    </w:p>
-    <w:p>
-      <w:r>
-        <w:t>________________________________________________________________</w:t>
-      </w:r>
-    </w:p>
-    <w:p>
-      <w:r>
-        <w:t>________________________________________________________________</w:t>
-      </w:r>
-    </w:p>
-    <w:p>
-      <w:pPr>
-        <w:spacing w:line="336" w:lineRule="auto" w:after="180"/>
-      </w:pPr>
-      <w:r>
-        <w:rPr>
-          <w:b w:val="0"/>
-        </w:rPr>
-        <w:t>Record support used: none, hint or teacher explanation. After feedback, a different case is needed to demonstrate independence.</w:t>
-      </w:r>
-    </w:p>
-    <w:p>
-      <w:pPr>
-        <w:pStyle w:val="Heading3"/>
-      </w:pPr>
-      <w:r>
-        <w:t>Use feedback to improve</w:t>
-      </w:r>
-    </w:p>
-    <w:p>
-      <w:pPr>
-        <w:spacing w:line="336" w:lineRule="auto" w:after="180"/>
-      </w:pPr>
-      <w:r>
-        <w:rPr>
-          <w:b w:val="0"/>
-        </w:rPr>
-        <w:t>Attempt the independent case before hints. Record whether you worked alone, used a hint or followed a model. After feedback, fix the first unsupported step and explain why it changed.</w:t>
-      </w:r>
-    </w:p>
-    <w:p>
-      <w:pPr>
-        <w:spacing w:line="336" w:lineRule="auto" w:after="180"/>
-      </w:pPr>
-      <w:r>
-        <w:rPr>
-          <w:b w:val="0"/>
-        </w:rPr>
-        <w:t>A later check uses a changed case, not a copied answer.</w:t>
-      </w:r>
-    </w:p>
-    <w:p>
-      <w:pPr>
-        <w:pStyle w:val="Heading1"/>
-      </w:pPr>
-      <w:r>
-        <w:t>15. Your lesson route</w:t>
-      </w:r>
-    </w:p>
-    <w:p>
-      <w:r>
-        <w:t>Use this map to navigate Capstone release review, connect the goals to tasks and keep one evidence record for each attempt.</w:t>
+        <w:t>15. Reference · The earlier route checklist</w:t>
+      </w:r>
+    </w:p>
+    <w:p>
+      <w:r>
+        <w:t>Use one main route rather than repeating the lesson.</w:t>
+      </w:r>
+    </w:p>
+    <w:p>
+      <w:pPr>
+        <w:pStyle w:val="Heading2"/>
+      </w:pPr>
+      <w:r>
+        <w:t>Targets,route and first prediction</w:t>
       </w:r>
     </w:p>
     <w:p>
@@ -3179,12 +4356,117 @@
         <w:pStyle w:val="Heading1"/>
       </w:pPr>
       <w:r>
-        <w:t>16. Finish and return</w:t>
-      </w:r>
-    </w:p>
-    <w:p>
-      <w:r>
-        <w:t>Explain Capstone release review without notes, identify a remaining question and plan a later check with a changed case.</w:t>
+        <w:t>17. Extra practice · Predict,check and repair</w:t>
+      </w:r>
+    </w:p>
+    <w:p>
+      <w:r>
+        <w:t>Keep supported feedback separate from the independent case.</w:t>
+      </w:r>
+    </w:p>
+    <w:p>
+      <w:pPr>
+        <w:pStyle w:val="Heading2"/>
+      </w:pPr>
+      <w:r>
+        <w:t>First supported question and optional hint</w:t>
+      </w:r>
+    </w:p>
+    <w:p>
+      <w:pPr>
+        <w:pStyle w:val="ListBullet"/>
+      </w:pPr>
+      <w:r>
+        <w:t>Review every mandatory gate. A capstone release needs factual, access and deletion gates to pass.</w:t>
+      </w:r>
+    </w:p>
+    <w:p>
+      <w:pPr>
+        <w:pStyle w:val="Heading3"/>
+      </w:pPr>
+      <w:r>
+        <w:t>Practice 1: explain the deciding evidence</w:t>
+      </w:r>
+    </w:p>
+    <w:p>
+      <w:pPr>
+        <w:pStyle w:val="ListBullet"/>
+      </w:pPr>
+      <w:r>
+        <w:t>Which labelled step matches this detail? Remove the listed copy and verify it before a fresh review.</w:t>
+      </w:r>
+    </w:p>
+    <w:p>
+      <w:pPr>
+        <w:pStyle w:val="ListBullet"/>
+      </w:pPr>
+      <w:r>
+        <w:t>1. List evidence</w:t>
+      </w:r>
+    </w:p>
+    <w:p>
+      <w:pPr>
+        <w:pStyle w:val="ListBullet"/>
+      </w:pPr>
+      <w:r>
+        <w:t>2. Specify repair</w:t>
+      </w:r>
+    </w:p>
+    <w:p>
+      <w:pPr>
+        <w:pStyle w:val="ListBullet"/>
+      </w:pPr>
+      <w:r>
+        <w:t>3. Apply decision rule</w:t>
+      </w:r>
+    </w:p>
+    <w:p>
+      <w:pPr>
+        <w:pStyle w:val="Heading3"/>
+      </w:pPr>
+      <w:r>
+        <w:t>My selected conclusion, deciding fact and explanation</w:t>
+      </w:r>
+    </w:p>
+    <w:p>
+      <w:r>
+        <w:t>________________________________________________________________</w:t>
+      </w:r>
+    </w:p>
+    <w:p>
+      <w:r>
+        <w:t>________________________________________________________________</w:t>
+      </w:r>
+    </w:p>
+    <w:p>
+      <w:r>
+        <w:t>________________________________________________________________</w:t>
+      </w:r>
+    </w:p>
+    <w:p>
+      <w:r>
+        <w:t>________________________________________________________________</w:t>
+      </w:r>
+    </w:p>
+    <w:p>
+      <w:r>
+        <w:t>________________________________________________________________</w:t>
+      </w:r>
+    </w:p>
+    <w:p>
+      <w:pPr>
+        <w:pStyle w:val="ListBullet"/>
+      </w:pPr>
+      <w:r>
+        <w:t>Hint if needed: Read the steps in the pictorial case. Match the supplied detail to the stage that performs or records it.</w:t>
+      </w:r>
+    </w:p>
+    <w:p>
+      <w:pPr>
+        <w:pStyle w:val="Heading2"/>
+      </w:pPr>
+      <w:r>
+        <w:t>Check after the first attempt · reference / check after trying</w:t>
       </w:r>
     </w:p>
     <w:p>
@@ -3195,7 +4477,193 @@
         <w:rPr>
           <w:b w:val="0"/>
         </w:rPr>
-        <w:t xml:space="preserve">Close your notes. Explain this goal in your own words: Explain the </w:t>
+        <w:t xml:space="preserve">After your attempt, compare with the supported explanation: Specify repair Remove the listed copy and verify it before a fresh review. </w:t>
+      </w:r>
+      <w:r>
+        <w:rPr>
+          <w:b/>
+        </w:rPr>
+        <w:t>Release review</w:t>
+      </w:r>
+      <w:r>
+        <w:rPr>
+          <w:b w:val="0"/>
+        </w:rPr>
+        <w:t xml:space="preserve"> applies explicit conditions to a specific candidate version.</w:t>
+      </w:r>
+    </w:p>
+    <w:p>
+      <w:pPr>
+        <w:spacing w:line="336" w:lineRule="auto" w:after="180"/>
+      </w:pPr>
+      <w:r>
+        <w:rPr>
+          <w:b w:val="0"/>
+        </w:rPr>
+        <w:t xml:space="preserve">Completed coding is not </w:t>
+      </w:r>
+      <w:r>
+        <w:rPr>
+          <w:b/>
+        </w:rPr>
+        <w:t>evidence</w:t>
+      </w:r>
+      <w:r>
+        <w:rPr>
+          <w:b w:val="0"/>
+        </w:rPr>
+        <w:t xml:space="preserve"> that all operational obligations are satisfied.</w:t>
+      </w:r>
+    </w:p>
+    <w:p>
+      <w:pPr>
+        <w:pStyle w:val="Heading2"/>
+      </w:pPr>
+      <w:r>
+        <w:t>Changed-case question and optional hint</w:t>
+      </w:r>
+    </w:p>
+    <w:p>
+      <w:pPr>
+        <w:pStyle w:val="Heading3"/>
+      </w:pPr>
+      <w:r>
+        <w:t>Practice 2: explain the deciding evidence</w:t>
+      </w:r>
+    </w:p>
+    <w:p>
+      <w:pPr>
+        <w:pStyle w:val="ListBullet"/>
+      </w:pPr>
+      <w:r>
+        <w:t>Changed-case practice: Every listed deletion location passes new verification. Which conclusion is supported by the supplied facts?</w:t>
+      </w:r>
+    </w:p>
+    <w:p>
+      <w:pPr>
+        <w:pStyle w:val="ListBullet"/>
+      </w:pPr>
+      <w:r>
+        <w:t>1. This one example guarantees correct results for every future input.</w:t>
+      </w:r>
+    </w:p>
+    <w:p>
+      <w:pPr>
+        <w:pStyle w:val="ListBullet"/>
+      </w:pPr>
+      <w:r>
+        <w:t>2. We can decide the result without examining the changed input or the procedure.</w:t>
+      </w:r>
+    </w:p>
+    <w:p>
+      <w:pPr>
+        <w:pStyle w:val="ListBullet"/>
+      </w:pPr>
+      <w:r>
+        <w:t>3. That gate can pass; review the complete current evidence before approving release.</w:t>
+      </w:r>
+    </w:p>
+    <w:p>
+      <w:pPr>
+        <w:pStyle w:val="Heading3"/>
+      </w:pPr>
+      <w:r>
+        <w:t>My selected conclusion, deciding fact and explanation</w:t>
+      </w:r>
+    </w:p>
+    <w:p>
+      <w:r>
+        <w:t>________________________________________________________________</w:t>
+      </w:r>
+    </w:p>
+    <w:p>
+      <w:r>
+        <w:t>________________________________________________________________</w:t>
+      </w:r>
+    </w:p>
+    <w:p>
+      <w:r>
+        <w:t>________________________________________________________________</w:t>
+      </w:r>
+    </w:p>
+    <w:p>
+      <w:r>
+        <w:t>________________________________________________________________</w:t>
+      </w:r>
+    </w:p>
+    <w:p>
+      <w:r>
+        <w:t>________________________________________________________________</w:t>
+      </w:r>
+    </w:p>
+    <w:p>
+      <w:pPr>
+        <w:pStyle w:val="ListBullet"/>
+      </w:pPr>
+      <w:r>
+        <w:t>Hint if needed: Use the changed condition and the deciding step in the pictorial trace. The answer must say what follows from those facts.</w:t>
+      </w:r>
+    </w:p>
+    <w:p>
+      <w:pPr>
+        <w:pStyle w:val="Heading2"/>
+      </w:pPr>
+      <w:r>
+        <w:t>Check after the changed attempt · reference / check after trying</w:t>
+      </w:r>
+    </w:p>
+    <w:p>
+      <w:pPr>
+        <w:spacing w:line="336" w:lineRule="auto" w:after="180"/>
+      </w:pPr>
+      <w:r>
+        <w:rPr>
+          <w:b w:val="0"/>
+        </w:rPr>
+        <w:t xml:space="preserve">After your attempt, compare with the supported explanation: That gate can pass; review the complete current </w:t>
+      </w:r>
+      <w:r>
+        <w:rPr>
+          <w:b/>
+        </w:rPr>
+        <w:t>evidence</w:t>
+      </w:r>
+      <w:r>
+        <w:rPr>
+          <w:b w:val="0"/>
+        </w:rPr>
+        <w:t xml:space="preserve"> before approving release. One repaired gate does not automatically refresh </w:t>
+      </w:r>
+      <w:r>
+        <w:rPr>
+          <w:b/>
+        </w:rPr>
+        <w:t>evidence</w:t>
+      </w:r>
+      <w:r>
+        <w:rPr>
+          <w:b w:val="0"/>
+        </w:rPr>
+        <w:t xml:space="preserve"> for every other gate.</w:t>
+      </w:r>
+    </w:p>
+    <w:p>
+      <w:pPr>
+        <w:pStyle w:val="Heading2"/>
+      </w:pPr>
+      <w:r>
+        <w:t>Repair and retain the record</w:t>
+      </w:r>
+    </w:p>
+    <w:p>
+      <w:pPr>
+        <w:spacing w:line="336" w:lineRule="auto" w:after="180"/>
+      </w:pPr>
+      <w:r>
+        <w:rPr>
+          <w:b w:val="0"/>
+        </w:rPr>
+        <w:t xml:space="preserve">Review Capstone failure testing (ai-6/34). Goal: Explain the </w:t>
       </w:r>
       <w:r>
         <w:rPr>
@@ -3207,46 +4675,7 @@
         <w:rPr>
           <w:b w:val="0"/>
         </w:rPr>
-        <w:t xml:space="preserve"> and terminology of capstone </w:t>
-      </w:r>
-      <w:r>
-        <w:rPr>
-          <w:b/>
-        </w:rPr>
-        <w:t>release review</w:t>
-      </w:r>
-    </w:p>
-    <w:p>
-      <w:pPr>
-        <w:pStyle w:val="Heading3"/>
-      </w:pPr>
-      <w:r>
-        <w:t>My deciding step, evidence and one remaining question</w:t>
-      </w:r>
-    </w:p>
-    <w:p>
-      <w:r>
-        <w:t>________________________________________________________________</w:t>
-      </w:r>
-    </w:p>
-    <w:p>
-      <w:r>
-        <w:t>________________________________________________________________</w:t>
-      </w:r>
-    </w:p>
-    <w:p>
-      <w:r>
-        <w:t>________________________________________________________________</w:t>
-      </w:r>
-    </w:p>
-    <w:p>
-      <w:r>
-        <w:t>________________________________________________________________</w:t>
-      </w:r>
-    </w:p>
-    <w:p>
-      <w:r>
-        <w:t>________________________________________________________________</w:t>
+        <w:t xml:space="preserve"> and terminology of capstone failure testing. Short practice: Explain why retrieval success permits the checked 15:00 fallback when drafting fails.</w:t>
       </w:r>
     </w:p>
     <w:p>
@@ -3257,42 +4686,7 @@
         <w:rPr>
           <w:b w:val="0"/>
         </w:rPr>
-        <w:t xml:space="preserve">If you are unsure, return to the worked picture and explain one arrow. If you are ready, change an </w:t>
-      </w:r>
-      <w:r>
-        <w:rPr>
-          <w:b/>
-        </w:rPr>
-        <w:t>input</w:t>
-      </w:r>
-      <w:r>
-        <w:rPr>
-          <w:b w:val="0"/>
-        </w:rPr>
-        <w:t xml:space="preserve"> or assumption and justify your </w:t>
-      </w:r>
-      <w:r>
-        <w:rPr>
-          <w:b/>
-        </w:rPr>
-        <w:t>prediction</w:t>
-      </w:r>
-      <w:r>
-        <w:rPr>
-          <w:b w:val="0"/>
-        </w:rPr>
-        <w:t>.</w:t>
-      </w:r>
-    </w:p>
-    <w:p>
-      <w:pPr>
-        <w:spacing w:line="336" w:lineRule="auto" w:after="180"/>
-      </w:pPr>
-      <w:r>
-        <w:rPr>
-          <w:b w:val="0"/>
-        </w:rPr>
-        <w:t xml:space="preserve">Save your workbook </w:t>
+        <w:t xml:space="preserve">What changes if retrieval fails too, and why can a template not fill that </w:t>
       </w:r>
       <w:r>
         <w:rPr>
@@ -3304,20 +4698,117 @@
         <w:rPr>
           <w:b w:val="0"/>
         </w:rPr>
-        <w:t>. At the next review, try a different case before opening your old answer.</w:t>
-      </w:r>
-    </w:p>
-    <w:p>
-      <w:pPr>
-        <w:pStyle w:val="Heading1"/>
-      </w:pPr>
-      <w:r>
-        <w:t>17. Supported practice, repair and portfolio</w:t>
-      </w:r>
-    </w:p>
-    <w:p>
-      <w:r>
-        <w:t>Attempt supported questions before using hints or feedback. Review a missing building block, then keep the completed work.</w:t>
+        <w:t xml:space="preserve"> gap?. Return to this week and explain what you changed.</w:t>
+      </w:r>
+    </w:p>
+    <w:p>
+      <w:pPr>
+        <w:spacing w:line="336" w:lineRule="auto" w:after="180"/>
+      </w:pPr>
+      <w:r>
+        <w:rPr>
+          <w:b w:val="0"/>
+        </w:rPr>
+        <w:t xml:space="preserve">Review Documentation and operational readiness (ai-6/32). Goal: Explain the </w:t>
+      </w:r>
+      <w:r>
+        <w:rPr>
+          <w:b/>
+        </w:rPr>
+        <w:t>mechanism</w:t>
+      </w:r>
+      <w:r>
+        <w:rPr>
+          <w:b w:val="0"/>
+        </w:rPr>
+        <w:t xml:space="preserve"> and terminology of documentation and operational readiness. Short practice: Match SOURCE_UNAVAILABLE to its safe check and escalation owner.</w:t>
+      </w:r>
+    </w:p>
+    <w:p>
+      <w:pPr>
+        <w:spacing w:line="336" w:lineRule="auto" w:after="180"/>
+      </w:pPr>
+      <w:r>
+        <w:rPr>
+          <w:b w:val="0"/>
+        </w:rPr>
+        <w:t>What is lost when the maintainer route is removed, even if the diagnostic instructions stay readable?. Return to this week and explain what you changed.</w:t>
+      </w:r>
+    </w:p>
+    <w:p>
+      <w:pPr>
+        <w:spacing w:line="336" w:lineRule="auto" w:after="180"/>
+      </w:pPr>
+      <w:r>
+        <w:rPr>
+          <w:b w:val="0"/>
+        </w:rPr>
+        <w:t xml:space="preserve">Review Performance and cost experiments (ai-6/29). Goal: Explain the </w:t>
+      </w:r>
+      <w:r>
+        <w:rPr>
+          <w:b/>
+        </w:rPr>
+        <w:t>mechanism</w:t>
+      </w:r>
+      <w:r>
+        <w:rPr>
+          <w:b w:val="0"/>
+        </w:rPr>
+        <w:t xml:space="preserve"> and terminology of performance and cost experiments. Short practice: Calculate per-case seconds and cost units for A and B.</w:t>
+      </w:r>
+    </w:p>
+    <w:p>
+      <w:pPr>
+        <w:spacing w:line="336" w:lineRule="auto" w:after="180"/>
+      </w:pPr>
+      <w:r>
+        <w:rPr>
+          <w:b w:val="0"/>
+        </w:rPr>
+        <w:t>Which meets a budget of at most 2 cost units per case, and what speed trade-off does that choice make?. Return to this week and explain what you changed.</w:t>
+      </w:r>
+    </w:p>
+    <w:p>
+      <w:pPr>
+        <w:spacing w:line="336" w:lineRule="auto" w:after="180"/>
+      </w:pPr>
+      <w:r>
+        <w:rPr>
+          <w:b w:val="0"/>
+        </w:rPr>
+        <w:t xml:space="preserve">Use Download completed work in the hosted lesson to export your answers, reflections, practice feedback and code-run </w:t>
+      </w:r>
+      <w:r>
+        <w:rPr>
+          <w:b/>
+        </w:rPr>
+        <w:t>evidence</w:t>
+      </w:r>
+      <w:r>
+        <w:rPr>
+          <w:b w:val="0"/>
+        </w:rPr>
+        <w:t>. Open the HTML copy to read or print it.</w:t>
+      </w:r>
+    </w:p>
+    <w:p>
+      <w:pPr>
+        <w:spacing w:line="336" w:lineRule="auto" w:after="180"/>
+      </w:pPr>
+      <w:r>
+        <w:rPr>
+          <w:b w:val="0"/>
+        </w:rPr>
+        <w:t>Drafts stay in this browser when storage is available; clear drafts on a shared device.</w:t>
+      </w:r>
+    </w:p>
+    <w:p>
+      <w:pPr>
+        <w:pStyle w:val="Heading2"/>
+      </w:pPr>
+      <w:r>
+        <w:t>Earlier wording, alternatives and picture transcripts · reference / check after trying</w:t>
       </w:r>
     </w:p>
     <w:p>
@@ -3333,74 +4824,10 @@
     </w:p>
     <w:p>
       <w:pPr>
-        <w:spacing w:line="336" w:lineRule="auto" w:after="180"/>
-      </w:pPr>
-      <w:r>
-        <w:rPr>
-          <w:b w:val="0"/>
-        </w:rPr>
-        <w:t>Review every mandatory gate. A capstone release needs factual, access and deletion gates to pass.</w:t>
-      </w:r>
-    </w:p>
-    <w:p>
-      <w:pPr>
         <w:pStyle w:val="Heading3"/>
       </w:pPr>
       <w:r>
-        <w:t>Practice 1: explain the deciding evidence</w:t>
-      </w:r>
-    </w:p>
-    <w:p>
-      <w:pPr>
-        <w:spacing w:line="336" w:lineRule="auto" w:after="180"/>
-      </w:pPr>
-      <w:r>
-        <w:rPr>
-          <w:b w:val="0"/>
-        </w:rPr>
-        <w:t>Which labelled step matches this detail? Remove the listed copy and verify it before a fresh review.</w:t>
-      </w:r>
-    </w:p>
-    <w:p>
-      <w:pPr>
-        <w:spacing w:line="336" w:lineRule="auto" w:after="180"/>
-        <w:shd w:fill="F4F9FC"/>
-      </w:pPr>
-      <w:r>
-        <w:rPr>
-          <w:b w:val="0"/>
-        </w:rPr>
-        <w:t xml:space="preserve">1. List </w:t>
-      </w:r>
-      <w:r>
-        <w:rPr>
-          <w:b/>
-        </w:rPr>
-        <w:t>evidence</w:t>
-      </w:r>
-    </w:p>
-    <w:p>
-      <w:pPr>
-        <w:spacing w:line="336" w:lineRule="auto" w:after="180"/>
-        <w:shd w:fill="F4F9FC"/>
-      </w:pPr>
-      <w:r>
-        <w:rPr>
-          <w:b w:val="0"/>
-        </w:rPr>
-        <w:t>2. Specify repair</w:t>
-      </w:r>
-    </w:p>
-    <w:p>
-      <w:pPr>
-        <w:spacing w:line="336" w:lineRule="auto" w:after="180"/>
-        <w:shd w:fill="F4F9FC"/>
-      </w:pPr>
-      <w:r>
-        <w:rPr>
-          <w:b w:val="0"/>
-        </w:rPr>
-        <w:t>3. Apply decision rule</w:t>
+        <w:t>Repair a missing building block</w:t>
       </w:r>
     </w:p>
     <w:p>
@@ -3408,487 +4835,25 @@
         <w:pStyle w:val="Heading3"/>
       </w:pPr>
       <w:r>
-        <w:t>My selected conclusion, deciding fact and explanation</w:t>
-      </w:r>
-    </w:p>
-    <w:p>
-      <w:r>
-        <w:t>________________________________________________________________</w:t>
-      </w:r>
-    </w:p>
-    <w:p>
-      <w:r>
-        <w:t>________________________________________________________________</w:t>
-      </w:r>
-    </w:p>
-    <w:p>
-      <w:r>
-        <w:t>________________________________________________________________</w:t>
-      </w:r>
-    </w:p>
-    <w:p>
-      <w:r>
-        <w:t>________________________________________________________________</w:t>
-      </w:r>
-    </w:p>
-    <w:p>
-      <w:r>
-        <w:t>________________________________________________________________</w:t>
-      </w:r>
-    </w:p>
-    <w:p>
-      <w:pPr>
-        <w:pStyle w:val="Heading3"/>
-      </w:pPr>
-      <w:r>
-        <w:t>Hint · try first</w:t>
-      </w:r>
-    </w:p>
-    <w:p>
-      <w:pPr>
-        <w:spacing w:line="336" w:lineRule="auto" w:after="180"/>
-        <w:shd w:fill="F1F6F8"/>
-      </w:pPr>
-      <w:r>
-        <w:rPr>
-          <w:b w:val="0"/>
-        </w:rPr>
-        <w:t>Hint if needed: Read the steps in the pictorial case. Match the supplied detail to the stage that performs or records it.</w:t>
-      </w:r>
-    </w:p>
-    <w:p>
-      <w:pPr>
-        <w:pStyle w:val="Heading3"/>
-      </w:pPr>
-      <w:r>
-        <w:t>Feedback · compare after trying</w:t>
-      </w:r>
-    </w:p>
-    <w:p>
-      <w:pPr>
-        <w:spacing w:line="336" w:lineRule="auto" w:after="180"/>
-        <w:shd w:fill="F1F6FC"/>
-      </w:pPr>
-      <w:r>
-        <w:rPr>
-          <w:b w:val="0"/>
-        </w:rPr>
-        <w:t xml:space="preserve">After your attempt, compare with the supported explanation: Specify repair Remove the listed copy and verify it before a fresh review. </w:t>
-      </w:r>
-      <w:r>
-        <w:rPr>
-          <w:b/>
-        </w:rPr>
-        <w:t>Release review</w:t>
-      </w:r>
-      <w:r>
-        <w:rPr>
-          <w:b w:val="0"/>
-        </w:rPr>
-        <w:t xml:space="preserve"> applies explicit conditions to a specific candidate version.</w:t>
-      </w:r>
-    </w:p>
-    <w:p>
-      <w:pPr>
-        <w:spacing w:line="336" w:lineRule="auto" w:after="180"/>
-        <w:shd w:fill="F1F6FC"/>
-      </w:pPr>
-      <w:r>
-        <w:rPr>
-          <w:b w:val="0"/>
-        </w:rPr>
-        <w:t xml:space="preserve">Completed coding is not </w:t>
-      </w:r>
-      <w:r>
-        <w:rPr>
-          <w:b/>
-        </w:rPr>
-        <w:t>evidence</w:t>
-      </w:r>
-      <w:r>
-        <w:rPr>
-          <w:b w:val="0"/>
-        </w:rPr>
-        <w:t xml:space="preserve"> that all operational obligations are satisfied.</w:t>
-      </w:r>
-    </w:p>
-    <w:p>
-      <w:pPr>
-        <w:pStyle w:val="Heading3"/>
-      </w:pPr>
-      <w:r>
-        <w:t>Practice 2: explain the deciding evidence</w:t>
-      </w:r>
-    </w:p>
-    <w:p>
-      <w:pPr>
-        <w:pStyle w:val="Heading3"/>
-      </w:pPr>
-      <w:r>
-        <w:t>Changed case · predict first</w:t>
-      </w:r>
-    </w:p>
-    <w:p>
-      <w:pPr>
-        <w:spacing w:line="336" w:lineRule="auto" w:after="180"/>
-        <w:shd w:fill="F5F1FB"/>
-      </w:pPr>
-      <w:r>
-        <w:rPr>
-          <w:b w:val="0"/>
-        </w:rPr>
-        <w:t>Changed-case practice: Every listed deletion location passes new verification. Which conclusion is supported by the supplied facts?</w:t>
-      </w:r>
-    </w:p>
-    <w:p>
-      <w:pPr>
-        <w:spacing w:line="336" w:lineRule="auto" w:after="180"/>
-        <w:shd w:fill="F4F9FC"/>
-      </w:pPr>
-      <w:r>
-        <w:rPr>
-          <w:b w:val="0"/>
-        </w:rPr>
-        <w:t xml:space="preserve">1. This one example guarantees correct results for every future </w:t>
-      </w:r>
-      <w:r>
-        <w:rPr>
-          <w:b/>
-        </w:rPr>
-        <w:t>input</w:t>
-      </w:r>
-      <w:r>
-        <w:rPr>
-          <w:b w:val="0"/>
-        </w:rPr>
-        <w:t>.</w:t>
-      </w:r>
-    </w:p>
-    <w:p>
-      <w:pPr>
-        <w:spacing w:line="336" w:lineRule="auto" w:after="180"/>
-        <w:shd w:fill="F4F9FC"/>
-      </w:pPr>
-      <w:r>
-        <w:rPr>
-          <w:b w:val="0"/>
-        </w:rPr>
-        <w:t xml:space="preserve">2. We can decide the result without examining the changed </w:t>
-      </w:r>
-      <w:r>
-        <w:rPr>
-          <w:b/>
-        </w:rPr>
-        <w:t>input</w:t>
-      </w:r>
-      <w:r>
-        <w:rPr>
-          <w:b w:val="0"/>
-        </w:rPr>
-        <w:t xml:space="preserve"> or the procedure.</w:t>
-      </w:r>
-    </w:p>
-    <w:p>
-      <w:pPr>
-        <w:spacing w:line="336" w:lineRule="auto" w:after="180"/>
-        <w:shd w:fill="F4F9FC"/>
-      </w:pPr>
-      <w:r>
-        <w:rPr>
-          <w:b w:val="0"/>
-        </w:rPr>
-        <w:t xml:space="preserve">3. That gate can pass; review the complete current </w:t>
-      </w:r>
-      <w:r>
-        <w:rPr>
-          <w:b/>
-        </w:rPr>
-        <w:t>evidence</w:t>
-      </w:r>
-      <w:r>
-        <w:rPr>
-          <w:b w:val="0"/>
-        </w:rPr>
-        <w:t xml:space="preserve"> before approving release.</w:t>
-      </w:r>
-    </w:p>
-    <w:p>
-      <w:pPr>
-        <w:pStyle w:val="Heading3"/>
-      </w:pPr>
-      <w:r>
-        <w:t>My selected conclusion, deciding fact and explanation</w:t>
-      </w:r>
-    </w:p>
-    <w:p>
-      <w:r>
-        <w:t>________________________________________________________________</w:t>
-      </w:r>
-    </w:p>
-    <w:p>
-      <w:r>
-        <w:t>________________________________________________________________</w:t>
-      </w:r>
-    </w:p>
-    <w:p>
-      <w:r>
-        <w:t>________________________________________________________________</w:t>
-      </w:r>
-    </w:p>
-    <w:p>
-      <w:r>
-        <w:t>________________________________________________________________</w:t>
-      </w:r>
-    </w:p>
-    <w:p>
-      <w:r>
-        <w:t>________________________________________________________________</w:t>
-      </w:r>
-    </w:p>
-    <w:p>
-      <w:pPr>
-        <w:pStyle w:val="Heading3"/>
-      </w:pPr>
-      <w:r>
-        <w:t>Hint · try first</w:t>
-      </w:r>
-    </w:p>
-    <w:p>
-      <w:pPr>
-        <w:spacing w:line="336" w:lineRule="auto" w:after="180"/>
-        <w:shd w:fill="F1F6F8"/>
-      </w:pPr>
-      <w:r>
-        <w:rPr>
-          <w:b w:val="0"/>
-        </w:rPr>
-        <w:t>Hint if needed: Use the changed condition and the deciding step in the pictorial trace. The answer must say what follows from those facts.</w:t>
-      </w:r>
-    </w:p>
-    <w:p>
-      <w:pPr>
-        <w:pStyle w:val="Heading3"/>
-      </w:pPr>
-      <w:r>
-        <w:t>Feedback · compare after trying</w:t>
-      </w:r>
-    </w:p>
-    <w:p>
-      <w:pPr>
-        <w:spacing w:line="336" w:lineRule="auto" w:after="180"/>
-        <w:shd w:fill="F1F6FC"/>
-      </w:pPr>
-      <w:r>
-        <w:rPr>
-          <w:b w:val="0"/>
-        </w:rPr>
-        <w:t xml:space="preserve">After your attempt, compare with the supported explanation: That gate can pass; review the complete current </w:t>
-      </w:r>
-      <w:r>
-        <w:rPr>
-          <w:b/>
-        </w:rPr>
-        <w:t>evidence</w:t>
-      </w:r>
-      <w:r>
-        <w:rPr>
-          <w:b w:val="0"/>
-        </w:rPr>
-        <w:t xml:space="preserve"> before approving release. One repaired gate does not automatically refresh </w:t>
-      </w:r>
-      <w:r>
-        <w:rPr>
-          <w:b/>
-        </w:rPr>
-        <w:t>evidence</w:t>
-      </w:r>
-      <w:r>
-        <w:rPr>
-          <w:b w:val="0"/>
-        </w:rPr>
-        <w:t xml:space="preserve"> for every other gate.</w:t>
-      </w:r>
-    </w:p>
-    <w:p>
-      <w:pPr>
-        <w:pStyle w:val="Heading3"/>
-      </w:pPr>
-      <w:r>
-        <w:t>Repair a missing building block</w:t>
-      </w:r>
-    </w:p>
-    <w:p>
-      <w:pPr>
-        <w:spacing w:line="336" w:lineRule="auto" w:after="180"/>
-      </w:pPr>
-      <w:r>
-        <w:rPr>
-          <w:b w:val="0"/>
-        </w:rPr>
-        <w:t xml:space="preserve">Review Capstone failure testing (ai-6/34). Goal: Explain the </w:t>
-      </w:r>
-      <w:r>
-        <w:rPr>
-          <w:b/>
-        </w:rPr>
-        <w:t>mechanism</w:t>
-      </w:r>
-      <w:r>
-        <w:rPr>
-          <w:b w:val="0"/>
-        </w:rPr>
-        <w:t xml:space="preserve"> and terminology of capstone failure testing. Short practice: Explain why retrieval success permits the checked 15:00 fallback when drafting fails.</w:t>
-      </w:r>
-    </w:p>
-    <w:p>
-      <w:pPr>
-        <w:spacing w:line="336" w:lineRule="auto" w:after="180"/>
-      </w:pPr>
-      <w:r>
-        <w:rPr>
-          <w:b w:val="0"/>
-        </w:rPr>
-        <w:t xml:space="preserve">What changes if retrieval fails too, and why can a template not fill that </w:t>
-      </w:r>
-      <w:r>
-        <w:rPr>
-          <w:b/>
-        </w:rPr>
-        <w:t>evidence</w:t>
-      </w:r>
-      <w:r>
-        <w:rPr>
-          <w:b w:val="0"/>
-        </w:rPr>
-        <w:t xml:space="preserve"> gap?. Return to this week and explain what you changed.</w:t>
-      </w:r>
-    </w:p>
-    <w:p>
-      <w:pPr>
-        <w:spacing w:line="336" w:lineRule="auto" w:after="180"/>
-      </w:pPr>
-      <w:r>
-        <w:rPr>
-          <w:b w:val="0"/>
-        </w:rPr>
-        <w:t xml:space="preserve">Review Documentation and operational readiness (ai-6/32). Goal: Explain the </w:t>
-      </w:r>
-      <w:r>
-        <w:rPr>
-          <w:b/>
-        </w:rPr>
-        <w:t>mechanism</w:t>
-      </w:r>
-      <w:r>
-        <w:rPr>
-          <w:b w:val="0"/>
-        </w:rPr>
-        <w:t xml:space="preserve"> and terminology of documentation and operational readiness. Short practice: Match SOURCE_UNAVAILABLE to its safe check and escalation owner.</w:t>
-      </w:r>
-    </w:p>
-    <w:p>
-      <w:pPr>
-        <w:spacing w:line="336" w:lineRule="auto" w:after="180"/>
-      </w:pPr>
-      <w:r>
-        <w:rPr>
-          <w:b w:val="0"/>
-        </w:rPr>
-        <w:t>What is lost when the maintainer route is removed, even if the diagnostic instructions stay readable?. Return to this week and explain what you changed.</w:t>
-      </w:r>
-    </w:p>
-    <w:p>
-      <w:pPr>
-        <w:spacing w:line="336" w:lineRule="auto" w:after="180"/>
-      </w:pPr>
-      <w:r>
-        <w:rPr>
-          <w:b w:val="0"/>
-        </w:rPr>
-        <w:t xml:space="preserve">Review Performance and cost experiments (ai-6/29). Goal: Explain the </w:t>
-      </w:r>
-      <w:r>
-        <w:rPr>
-          <w:b/>
-        </w:rPr>
-        <w:t>mechanism</w:t>
-      </w:r>
-      <w:r>
-        <w:rPr>
-          <w:b w:val="0"/>
-        </w:rPr>
-        <w:t xml:space="preserve"> and terminology of performance and cost experiments. Short practice: Calculate per-case seconds and cost units for A and B.</w:t>
-      </w:r>
-    </w:p>
-    <w:p>
-      <w:pPr>
-        <w:spacing w:line="336" w:lineRule="auto" w:after="180"/>
-      </w:pPr>
-      <w:r>
-        <w:rPr>
-          <w:b w:val="0"/>
-        </w:rPr>
-        <w:t>Which meets a budget of at most 2 cost units per case, and what speed trade-off does that choice make?. Return to this week and explain what you changed.</w:t>
-      </w:r>
-    </w:p>
-    <w:p>
-      <w:pPr>
-        <w:pStyle w:val="Heading3"/>
-      </w:pPr>
-      <w:r>
         <w:t>Keep your completed work</w:t>
       </w:r>
     </w:p>
     <w:p>
       <w:pPr>
-        <w:spacing w:line="336" w:lineRule="auto" w:after="180"/>
-      </w:pPr>
-      <w:r>
-        <w:rPr>
-          <w:b w:val="0"/>
-        </w:rPr>
-        <w:t xml:space="preserve">Use Download completed work in the hosted lesson to export your answers, reflections, practice feedback and code-run </w:t>
-      </w:r>
-      <w:r>
-        <w:rPr>
-          <w:b/>
-        </w:rPr>
-        <w:t>evidence</w:t>
-      </w:r>
-      <w:r>
-        <w:rPr>
-          <w:b w:val="0"/>
-        </w:rPr>
-        <w:t>. Open the HTML copy to read or print it.</w:t>
-      </w:r>
-    </w:p>
-    <w:p>
-      <w:pPr>
-        <w:spacing w:line="336" w:lineRule="auto" w:after="180"/>
-      </w:pPr>
-      <w:r>
-        <w:rPr>
-          <w:b w:val="0"/>
-        </w:rPr>
-        <w:t>Drafts stay in this browser when storage is available; clear drafts on a shared device.</w:t>
-      </w:r>
-    </w:p>
-    <w:p>
-      <w:pPr>
         <w:pStyle w:val="Heading1"/>
       </w:pPr>
       <w:r>
-        <w:t>18. Visual concept journey</w:t>
-      </w:r>
-    </w:p>
-    <w:p>
-      <w:r>
-        <w:t>Explain each Capstone release review graphic using its labels, deciding evidence and relevant limitation.</w:t>
-      </w:r>
-    </w:p>
-    <w:p>
-      <w:pPr>
-        <w:pStyle w:val="Heading3"/>
+        <w:t>18. Reference · Six-picture concept journey</w:t>
+      </w:r>
+    </w:p>
+    <w:p>
+      <w:r>
+        <w:t>Choose the picture that supports the current explanation.</w:t>
+      </w:r>
+    </w:p>
+    <w:p>
+      <w:pPr>
+        <w:pStyle w:val="Heading2"/>
       </w:pPr>
       <w:r>
         <w:t>01. Capstone release review: the case</w:t>
@@ -3899,7 +4864,7 @@
         <w:drawing>
           <wp:inline xmlns:a="http://schemas.openxmlformats.org/drawingml/2006/main" xmlns:pic="http://schemas.openxmlformats.org/drawingml/2006/picture">
             <wp:extent cx="5486400" cy="2834640"/>
-            <wp:docPr id="2" name="Picture 2" descr="Review every mandatory gate. A capstone release needs factual, access and deletion gates to pass. Supplied facts: Factual and access checks pass. Deletion fails because a listed backup remains. All three gates are mandatory."/>
+            <wp:docPr id="4" name="Picture 4" descr="Review every mandatory gate. A capstone release needs factual, access and deletion gates to pass. Supplied facts: Factual and access checks pass. Deletion fails because a listed backup remains. All three gates are mandatory."/>
             <wp:cNvGraphicFramePr>
               <a:graphicFrameLocks noChangeAspect="1"/>
             </wp:cNvGraphicFramePr>
@@ -3908,164 +4873,6 @@
                 <pic:pic>
                   <pic:nvPicPr>
                     <pic:cNvPr id="0" name="academy-story-ai-6-35-01.png"/>
-                    <pic:cNvPicPr/>
-                  </pic:nvPicPr>
-                  <pic:blipFill>
-                    <a:blip r:embed="rId10"/>
-                    <a:stretch>
-                      <a:fillRect/>
-                    </a:stretch>
-                  </pic:blipFill>
-                  <pic:spPr>
-                    <a:xfrm>
-                      <a:off x="0" y="0"/>
-                      <a:ext cx="5486400" cy="2834640"/>
-                    </a:xfrm>
-                    <a:prstGeom prst="rect"/>
-                  </pic:spPr>
-                </pic:pic>
-              </a:graphicData>
-            </a:graphic>
-          </wp:inline>
-        </w:drawing>
-      </w:r>
-    </w:p>
-    <w:p>
-      <w:pPr>
-        <w:spacing w:line="336" w:lineRule="auto" w:after="180"/>
-      </w:pPr>
-      <w:r>
-        <w:rPr>
-          <w:b w:val="0"/>
-        </w:rPr>
-        <w:t>Review every mandatory gate. A capstone release needs factual, access and deletion gates to pass. Supplied facts: Factual and access checks pass. Deletion fails because a listed backup remains. All three gates are mandatory.</w:t>
-      </w:r>
-    </w:p>
-    <w:p>
-      <w:pPr>
-        <w:spacing w:line="336" w:lineRule="auto" w:after="180"/>
-        <w:shd w:fill="F5F1FB"/>
-      </w:pPr>
-      <w:r>
-        <w:rPr>
-          <w:b w:val="0"/>
-        </w:rPr>
-        <w:t>Point to the given fact that matters most. Explain why it matters.</w:t>
-      </w:r>
-    </w:p>
-    <w:p>
-      <w:pPr>
-        <w:pStyle w:val="Heading3"/>
-      </w:pPr>
-      <w:r>
-        <w:t>02. Follow the deciding steps</w:t>
-      </w:r>
-    </w:p>
-    <w:p>
-      <w:r>
-        <w:drawing>
-          <wp:inline xmlns:a="http://schemas.openxmlformats.org/drawingml/2006/main" xmlns:pic="http://schemas.openxmlformats.org/drawingml/2006/picture">
-            <wp:extent cx="5486400" cy="3182112"/>
-            <wp:docPr id="3" name="Picture 3" descr="List evidence: Record two passes and the specific deletion failure. → Apply decision rule: Block release; a majority of passes is insufficient. → Specify repair: Remove the listed copy and verify it before a fresh review."/>
-            <wp:cNvGraphicFramePr>
-              <a:graphicFrameLocks noChangeAspect="1"/>
-            </wp:cNvGraphicFramePr>
-            <a:graphic>
-              <a:graphicData uri="http://schemas.openxmlformats.org/drawingml/2006/picture">
-                <pic:pic>
-                  <pic:nvPicPr>
-                    <pic:cNvPr id="0" name="academy-story-ai-6-35-02.png"/>
-                    <pic:cNvPicPr/>
-                  </pic:nvPicPr>
-                  <pic:blipFill>
-                    <a:blip r:embed="rId11"/>
-                    <a:stretch>
-                      <a:fillRect/>
-                    </a:stretch>
-                  </pic:blipFill>
-                  <pic:spPr>
-                    <a:xfrm>
-                      <a:off x="0" y="0"/>
-                      <a:ext cx="5486400" cy="3182112"/>
-                    </a:xfrm>
-                    <a:prstGeom prst="rect"/>
-                  </pic:spPr>
-                </pic:pic>
-              </a:graphicData>
-            </a:graphic>
-          </wp:inline>
-        </w:drawing>
-      </w:r>
-    </w:p>
-    <w:p>
-      <w:pPr>
-        <w:spacing w:line="336" w:lineRule="auto" w:after="180"/>
-      </w:pPr>
-      <w:r>
-        <w:rPr>
-          <w:b w:val="0"/>
-        </w:rPr>
-        <w:t xml:space="preserve">List </w:t>
-      </w:r>
-      <w:r>
-        <w:rPr>
-          <w:b/>
-        </w:rPr>
-        <w:t>evidence</w:t>
-      </w:r>
-      <w:r>
-        <w:rPr>
-          <w:b w:val="0"/>
-        </w:rPr>
-        <w:t>: Record two passes and the specific deletion failure. → Apply decision rule: Block release; a majority of passes is insufficient. → Specify repair: Remove the listed copy and verify it before a fresh review.</w:t>
-      </w:r>
-    </w:p>
-    <w:p>
-      <w:pPr>
-        <w:spacing w:line="336" w:lineRule="auto" w:after="180"/>
-        <w:shd w:fill="F5F1FB"/>
-      </w:pPr>
-      <w:r>
-        <w:rPr>
-          <w:b w:val="0"/>
-        </w:rPr>
-        <w:t xml:space="preserve">Point to each numbered stage and explain which recorded </w:t>
-      </w:r>
-      <w:r>
-        <w:rPr>
-          <w:b/>
-        </w:rPr>
-        <w:t>input</w:t>
-      </w:r>
-      <w:r>
-        <w:rPr>
-          <w:b w:val="0"/>
-        </w:rPr>
-        <w:t xml:space="preserve"> it uses.</w:t>
-      </w:r>
-    </w:p>
-    <w:p>
-      <w:pPr>
-        <w:pStyle w:val="Heading3"/>
-      </w:pPr>
-      <w:r>
-        <w:t>03. Capstone release review — evidence trace</w:t>
-      </w:r>
-    </w:p>
-    <w:p>
-      <w:r>
-        <w:drawing>
-          <wp:inline xmlns:a="http://schemas.openxmlformats.org/drawingml/2006/main" xmlns:pic="http://schemas.openxmlformats.org/drawingml/2006/picture">
-            <wp:extent cx="5486400" cy="2834640"/>
-            <wp:docPr id="4" name="Picture 4" descr="Capstone release review — evidence trace. Ordinary cases 18/20 pass; access all pass; no effects; rollback not tested. | Toy release requires all access tests, no unauthorised effects, at least 90% ordinary-case pass and a compatible rollback rehearsal. | 90% ordinary threshold met but rollback evidence missing, so release is not ready. Absence of a failure report is not a passed rehearsal."/>
-            <wp:cNvGraphicFramePr>
-              <a:graphicFrameLocks noChangeAspect="1"/>
-            </wp:cNvGraphicFramePr>
-            <a:graphic>
-              <a:graphicData uri="http://schemas.openxmlformats.org/drawingml/2006/picture">
-                <pic:pic>
-                  <pic:nvPicPr>
-                    <pic:cNvPr id="0" name="academy-story-ai-6-35-03.png"/>
                     <pic:cNvPicPr/>
                   </pic:nvPicPr>
                   <pic:blipFill>
@@ -4096,6 +4903,162 @@
         <w:rPr>
           <w:b w:val="0"/>
         </w:rPr>
+        <w:t>Review every mandatory gate. A capstone release needs factual, access and deletion gates to pass. Supplied facts: Factual and access checks pass. Deletion fails because a listed backup remains. All three gates are mandatory.</w:t>
+      </w:r>
+    </w:p>
+    <w:p>
+      <w:pPr>
+        <w:spacing w:line="336" w:lineRule="auto" w:after="180"/>
+      </w:pPr>
+      <w:r>
+        <w:rPr>
+          <w:b w:val="0"/>
+        </w:rPr>
+        <w:t>Point to the given fact that matters most. Explain why it matters.</w:t>
+      </w:r>
+    </w:p>
+    <w:p>
+      <w:pPr>
+        <w:pStyle w:val="Heading2"/>
+      </w:pPr>
+      <w:r>
+        <w:t>02. Follow the deciding steps</w:t>
+      </w:r>
+    </w:p>
+    <w:p>
+      <w:r>
+        <w:drawing>
+          <wp:inline xmlns:a="http://schemas.openxmlformats.org/drawingml/2006/main" xmlns:pic="http://schemas.openxmlformats.org/drawingml/2006/picture">
+            <wp:extent cx="5486400" cy="3182112"/>
+            <wp:docPr id="5" name="Picture 5" descr="List evidence: Record two passes and the specific deletion failure. → Apply decision rule: Block release; a majority of passes is insufficient. → Specify repair: Remove the listed copy and verify it before a fresh review."/>
+            <wp:cNvGraphicFramePr>
+              <a:graphicFrameLocks noChangeAspect="1"/>
+            </wp:cNvGraphicFramePr>
+            <a:graphic>
+              <a:graphicData uri="http://schemas.openxmlformats.org/drawingml/2006/picture">
+                <pic:pic>
+                  <pic:nvPicPr>
+                    <pic:cNvPr id="0" name="academy-story-ai-6-35-02.png"/>
+                    <pic:cNvPicPr/>
+                  </pic:nvPicPr>
+                  <pic:blipFill>
+                    <a:blip r:embed="rId9"/>
+                    <a:stretch>
+                      <a:fillRect/>
+                    </a:stretch>
+                  </pic:blipFill>
+                  <pic:spPr>
+                    <a:xfrm>
+                      <a:off x="0" y="0"/>
+                      <a:ext cx="5486400" cy="3182112"/>
+                    </a:xfrm>
+                    <a:prstGeom prst="rect"/>
+                  </pic:spPr>
+                </pic:pic>
+              </a:graphicData>
+            </a:graphic>
+          </wp:inline>
+        </w:drawing>
+      </w:r>
+    </w:p>
+    <w:p>
+      <w:pPr>
+        <w:spacing w:line="336" w:lineRule="auto" w:after="180"/>
+      </w:pPr>
+      <w:r>
+        <w:rPr>
+          <w:b w:val="0"/>
+        </w:rPr>
+        <w:t xml:space="preserve">List </w:t>
+      </w:r>
+      <w:r>
+        <w:rPr>
+          <w:b/>
+        </w:rPr>
+        <w:t>evidence</w:t>
+      </w:r>
+      <w:r>
+        <w:rPr>
+          <w:b w:val="0"/>
+        </w:rPr>
+        <w:t>: Record two passes and the specific deletion failure. → Apply decision rule: Block release; a majority of passes is insufficient. → Specify repair: Remove the listed copy and verify it before a fresh review.</w:t>
+      </w:r>
+    </w:p>
+    <w:p>
+      <w:pPr>
+        <w:spacing w:line="336" w:lineRule="auto" w:after="180"/>
+      </w:pPr>
+      <w:r>
+        <w:rPr>
+          <w:b w:val="0"/>
+        </w:rPr>
+        <w:t xml:space="preserve">Point to each numbered stage and explain which recorded </w:t>
+      </w:r>
+      <w:r>
+        <w:rPr>
+          <w:b/>
+        </w:rPr>
+        <w:t>input</w:t>
+      </w:r>
+      <w:r>
+        <w:rPr>
+          <w:b w:val="0"/>
+        </w:rPr>
+        <w:t xml:space="preserve"> it uses.</w:t>
+      </w:r>
+    </w:p>
+    <w:p>
+      <w:pPr>
+        <w:pStyle w:val="Heading2"/>
+      </w:pPr>
+      <w:r>
+        <w:t>03. Capstone release review — evidence trace</w:t>
+      </w:r>
+    </w:p>
+    <w:p>
+      <w:r>
+        <w:drawing>
+          <wp:inline xmlns:a="http://schemas.openxmlformats.org/drawingml/2006/main" xmlns:pic="http://schemas.openxmlformats.org/drawingml/2006/picture">
+            <wp:extent cx="5486400" cy="2834640"/>
+            <wp:docPr id="6" name="Picture 6" descr="Capstone release review — evidence trace. Ordinary cases 18/20 pass; access all pass; no effects; rollback not tested. | Toy release requires all access tests, no unauthorised effects, at least 90% ordinary-case pass and a compatible rollback rehearsal. | 90% ordinary threshold met but rollback evidence missing, so release is not ready. Absence of a failure report is not a passed rehearsal."/>
+            <wp:cNvGraphicFramePr>
+              <a:graphicFrameLocks noChangeAspect="1"/>
+            </wp:cNvGraphicFramePr>
+            <a:graphic>
+              <a:graphicData uri="http://schemas.openxmlformats.org/drawingml/2006/picture">
+                <pic:pic>
+                  <pic:nvPicPr>
+                    <pic:cNvPr id="0" name="academy-story-ai-6-35-03.png"/>
+                    <pic:cNvPicPr/>
+                  </pic:nvPicPr>
+                  <pic:blipFill>
+                    <a:blip r:embed="rId13"/>
+                    <a:stretch>
+                      <a:fillRect/>
+                    </a:stretch>
+                  </pic:blipFill>
+                  <pic:spPr>
+                    <a:xfrm>
+                      <a:off x="0" y="0"/>
+                      <a:ext cx="5486400" cy="2834640"/>
+                    </a:xfrm>
+                    <a:prstGeom prst="rect"/>
+                  </pic:spPr>
+                </pic:pic>
+              </a:graphicData>
+            </a:graphic>
+          </wp:inline>
+        </w:drawing>
+      </w:r>
+    </w:p>
+    <w:p>
+      <w:pPr>
+        <w:spacing w:line="336" w:lineRule="auto" w:after="180"/>
+      </w:pPr>
+      <w:r>
+        <w:rPr>
+          <w:b w:val="0"/>
+        </w:rPr>
         <w:t xml:space="preserve">Capstone </w:t>
       </w:r>
       <w:r>
@@ -4172,7 +5135,6 @@
     <w:p>
       <w:pPr>
         <w:spacing w:line="336" w:lineRule="auto" w:after="180"/>
-        <w:shd w:fill="F5F1FB"/>
       </w:pPr>
       <w:r>
         <w:rPr>
@@ -4183,7 +5145,7 @@
     </w:p>
     <w:p>
       <w:pPr>
-        <w:pStyle w:val="Heading3"/>
+        <w:pStyle w:val="Heading2"/>
       </w:pPr>
       <w:r>
         <w:t>04. Change one thing. Trace what follows.</w:t>
@@ -4194,7 +5156,7 @@
         <w:drawing>
           <wp:inline xmlns:a="http://schemas.openxmlformats.org/drawingml/2006/main" xmlns:pic="http://schemas.openxmlformats.org/drawingml/2006/picture">
             <wp:extent cx="5486400" cy="3026664"/>
-            <wp:docPr id="5" name="Picture 5" descr="Original case: Remove the listed copy and verify it before a fresh review. Changed condition: Every listed deletion location passes new verification. Expected result: That gate can pass; review the complete current evidence before approving release. Reason: One repaired gate does not automatically refresh evidence for every other gate."/>
+            <wp:docPr id="7" name="Picture 7" descr="Original case: Remove the listed copy and verify it before a fresh review. Changed condition: Every listed deletion location passes new verification. Expected result: That gate can pass; review the complete current evidence before approving release. Reason: One repaired gate does not automatically refresh evidence for every other gate."/>
             <wp:cNvGraphicFramePr>
               <a:graphicFrameLocks noChangeAspect="1"/>
             </wp:cNvGraphicFramePr>
@@ -4206,7 +5168,7 @@
                     <pic:cNvPicPr/>
                   </pic:nvPicPr>
                   <pic:blipFill>
-                    <a:blip r:embed="rId13"/>
+                    <a:blip r:embed="rId10"/>
                     <a:stretch>
                       <a:fillRect/>
                     </a:stretch>
@@ -4274,7 +5236,6 @@
     <w:p>
       <w:pPr>
         <w:spacing w:line="336" w:lineRule="auto" w:after="180"/>
-        <w:shd w:fill="F5F1FB"/>
       </w:pPr>
       <w:r>
         <w:rPr>
@@ -4285,7 +5246,7 @@
     </w:p>
     <w:p>
       <w:pPr>
-        <w:pStyle w:val="Heading3"/>
+        <w:pStyle w:val="Heading2"/>
       </w:pPr>
       <w:r>
         <w:t>05. Connect the explanation to its limit</w:t>
@@ -4296,7 +5257,7 @@
         <w:drawing>
           <wp:inline xmlns:a="http://schemas.openxmlformats.org/drawingml/2006/main" xmlns:pic="http://schemas.openxmlformats.org/drawingml/2006/picture">
             <wp:extent cx="5486400" cy="2834640"/>
-            <wp:docPr id="6" name="Picture 6" descr="Release review applies explicit conditions to a specific candidate version. Completed coding is not evidence that all operational obligations are satisfied. Limit: Approval cannot guarantee zero future faults; retain ownership, monitoring and recovery arrangements."/>
+            <wp:docPr id="8" name="Picture 8" descr="Release review applies explicit conditions to a specific candidate version. Completed coding is not evidence that all operational obligations are satisfied. Limit: Approval cannot guarantee zero future faults; retain ownership, monitoring and recovery arrangements."/>
             <wp:cNvGraphicFramePr>
               <a:graphicFrameLocks noChangeAspect="1"/>
             </wp:cNvGraphicFramePr>
@@ -4370,7 +5331,6 @@
     <w:p>
       <w:pPr>
         <w:spacing w:line="336" w:lineRule="auto" w:after="180"/>
-        <w:shd w:fill="F5F1FB"/>
       </w:pPr>
       <w:r>
         <w:rPr>
@@ -4381,7 +5341,7 @@
     </w:p>
     <w:p>
       <w:pPr>
-        <w:pStyle w:val="Heading3"/>
+        <w:pStyle w:val="Heading2"/>
       </w:pPr>
       <w:r>
         <w:t>06. Make the idea visible in your project</w:t>
@@ -4392,7 +5352,7 @@
         <w:drawing>
           <wp:inline xmlns:a="http://schemas.openxmlformats.org/drawingml/2006/main" xmlns:pic="http://schemas.openxmlformats.org/drawingml/2006/picture">
             <wp:extent cx="5486400" cy="3529584"/>
-            <wp:docPr id="7" name="Picture 7" descr="For the Grounded Learning Service, retain an annotated trace and the changed-case result. Name the contract or evidence that makes the deciding step valid, so another team can review it. Draw your input, deciding step, result and limit. Supported question: Apply the three mandatory release gates to the recorded results. Why do two passes not outweigh the deletion failure, and what evidence must follow its repair?"/>
+            <wp:docPr id="9" name="Picture 9" descr="For the Grounded Learning Service, retain an annotated trace and the changed-case result. Name the contract or evidence that makes the deciding step valid, so another team can review it. Draw your input, deciding step, result and limit. Supported question: Apply the three mandatory release gates to the recorded results. Why do two passes not outweigh the deletion failure, and what evidence must follow its repair?"/>
             <wp:cNvGraphicFramePr>
               <a:graphicFrameLocks noChangeAspect="1"/>
             </wp:cNvGraphicFramePr>
@@ -4495,7 +5455,6 @@
     <w:p>
       <w:pPr>
         <w:spacing w:line="336" w:lineRule="auto" w:after="180"/>
-        <w:shd w:fill="F5F1FB"/>
       </w:pPr>
       <w:r>
         <w:rPr>
@@ -4514,6 +5473,62 @@
           <w:b w:val="0"/>
         </w:rPr>
         <w:t>.</w:t>
+      </w:r>
+    </w:p>
+    <w:p>
+      <w:pPr>
+        <w:pStyle w:val="Heading2"/>
+      </w:pPr>
+      <w:r>
+        <w:t>Earlier wording, alternatives and picture transcripts · reference / check after trying</w:t>
+      </w:r>
+    </w:p>
+    <w:p>
+      <w:pPr>
+        <w:pStyle w:val="Heading3"/>
+      </w:pPr>
+      <w:r>
+        <w:t>01. Capstone release review: the case</w:t>
+      </w:r>
+    </w:p>
+    <w:p>
+      <w:pPr>
+        <w:pStyle w:val="Heading3"/>
+      </w:pPr>
+      <w:r>
+        <w:t>02. Follow the deciding steps</w:t>
+      </w:r>
+    </w:p>
+    <w:p>
+      <w:pPr>
+        <w:pStyle w:val="Heading3"/>
+      </w:pPr>
+      <w:r>
+        <w:t>03. Capstone release review — evidence trace</w:t>
+      </w:r>
+    </w:p>
+    <w:p>
+      <w:pPr>
+        <w:pStyle w:val="Heading3"/>
+      </w:pPr>
+      <w:r>
+        <w:t>04. Change one thing. Trace what follows.</w:t>
+      </w:r>
+    </w:p>
+    <w:p>
+      <w:pPr>
+        <w:pStyle w:val="Heading3"/>
+      </w:pPr>
+      <w:r>
+        <w:t>05. Connect the explanation to its limit</w:t>
+      </w:r>
+    </w:p>
+    <w:p>
+      <w:pPr>
+        <w:pStyle w:val="Heading3"/>
+      </w:pPr>
+      <w:r>
+        <w:t>06. Make the idea visible in your project</w:t>
       </w:r>
     </w:p>
     <w:sectPr>
